--- a/fra/docx/47.content.docx
+++ b/fra/docx/47.content.docx
@@ -11,6 +11,15 @@
         <w:pStyle w:val="Heading2"/>
       </w:pPr>
       <w:r>
+        <w:t>Resource: Notes d'étude (Tyndale)</w:t>
+      </w:r>
+      <w:r/>
+    </w:p>
+    <w:p>
+      <w:pPr>
+        <w:pStyle w:val="Heading2"/>
+      </w:pPr>
+      <w:r>
         <w:t>License Information</w:t>
       </w:r>
       <w:r/>
@@ -21,7 +30,7 @@
         <w:rPr>
           <w:b/>
         </w:rPr>
-        <w:t>Study Notes (Tyndale)</w:t>
+        <w:t>Notes d'étude (Tyndale)</w:t>
       </w:r>
       <w:r>
         <w:t xml:space="preserve"> (French) is based on</w:t>
@@ -74,7 +83,7 @@
         <w:pStyle w:val="Heading1"/>
       </w:pPr>
       <w:r>
-        <w:t>Study Notes (Tyndale)</w:t>
+        <w:t>Notes d'étude (Tyndale)</w:t>
       </w:r>
     </w:p>
     <w:p>
@@ -83,6 +92,51 @@
           <w:headerReference w:type="even" r:id="rId8"/>
           <w:headerReference w:type="default" r:id="rId9"/>
           <w:footerReference w:type="default" r:id="rId10"/>
+          <w:footnotePr>
+            <w:numRestart w:val="eachSect"/>
+          </w:footnotePr>
+          <w:type w:val="continuous"/>
+          <w:pgSz w:w="12240" w:h="15840" w:code="1"/>
+          <w:pgMar w:top="1440" w:right="1440" w:bottom="1440" w:left="1440" w:header="504" w:footer="504" w:gutter="0"/>
+          <w:cols w:space="708"/>
+          <w:titlePg/>
+          <w:docGrid w:linePitch="360"/>
+        </w:sectPr>
+      </w:pPr>
+    </w:p>
+    <w:p>
+      <w:r/>
+    </w:p>
+    <w:p>
+      <w:pPr>
+        <w:pStyle w:val="Heading2"/>
+      </w:pPr>
+      <w:r>
+        <w:t>2CO</w:t>
+      </w:r>
+      <w:r/>
+    </w:p>
+    <w:p>
+      <w:r/>
+      <w:r>
+        <w:rPr>
+          <w:i/>
+        </w:rPr>
+        <w:t>2 Corinthiens 1.1–2, 2 Corinthiens 1.2, 2 Corinthiens 1.3, 2 Corinthiens 1.3–11, 2 Corinthiens 1.4–6, 2 Corinthiens 1.6, 2 Corinthiens 1.8–11, 2 Corinthiens 1.12, 2 Corinthiens 1.12–14, 2 Corinthiens 1.15–2.2, 2 Corinthiens 1.17, 2 Corinthiens 1.18–20, 2 Corinthiens 1.18–22, 2 Corinthiens 1.19, 2 Corinthiens 1.20, 2 Corinthiens 1.21–22, 2 Corinthiens 1.23–2.2, 2 Corinthiens 2.1, 2 Corinthiens 2.3–4, 2 Corinthiens 2.5–11, 2 Corinthiens 2.11, 2 Corinthiens 2.12–13, 2 Corinthiens 2.14, 2 Corinthiens 2.14–7.4, 2 Corinthiens 2.15–16, 2 Corinthiens 2.17, 2 Corinthiens 3.1–3, 2 Corinthiens 3.4–6, 2 Corinthiens 3.4–18, 2 Corinthiens 3.7–11, 2 Corinthiens 3.12–15, 2 Corinthiens 3.16–18, 2 Corinthiens 4.1, 2 Corinthiens 4.2, 2 Corinthiens 4.3–4, 2 Corinthiens 4.5, 2 Corinthiens 4.7, 2 Corinthiens 4.11, 2 Corinthiens 4.12, 2 Corinthiens 4.13–14, 2 Corinthiens 4.16–17, 2 Corinthiens 4.18, 2 Corinthiens 5.1–10, 2 Corinthiens 5.2, 2 Corinthiens 5.7, 2 Corinthiens 5.9–10, 2 Corinthiens 5.11, 2 Corinthiens 5.11–7.4, 2 Corinthiens 5.12, 2 Corinthiens 5.13, 2 Corinthiens 5.14, 2 Corinthiens 5.14–17, 2 Corinthiens 5.16–17, 2 Corinthiens 5.18–21, 2 Corinthiens 5.20, 2 Corinthiens 5.21, 2 Corinthiens 6.1–2, 2 Corinthiens 6.2, 2 Corinthiens 6.3–10, 2 Corinthiens 6.6–7, 2 Corinthiens 6.8–10, 2 Corinthiens 6.11–13, 2 Corinthiens 6.14, 2 Corinthiens 6.14–7.1, 2 Corinthiens 6.15, 2 Corinthiens 6.16, 2 Corinthiens 6.18, 2 Corinthiens 7.1, 2 Corinthiens 7.2–4, 2 Corinthiens 7.4, 2 Corinthiens 7.5–7, 2 Corinthiens 7.8–13, 2 Corinthiens 7.9–10, 2 Corinthiens 7.13–16, 2 Corinthiens 7.14, 2 Corinthiens 8.1–2, 2 Corinthiens 8.1–9.15, 2 Corinthiens 8.6, 2 Corinthiens 8.7, 2 Corinthiens 8.9, 2 Corinthiens 8.10, 2 Corinthiens 8.15, 2 Corinthiens 8.18–24, 2 Corinthiens 8.23, 2 Corinthiens 9.1–5, 2 Corinthiens 9.6, 2 Corinthiens 9.7, 2 Corinthiens 9.8–9, 2 Corinthiens 9.10–14, 2 Corinthiens 10.1, 2 Corinthiens 10.1–6, 2 Corinthiens 10.1–13.13, 2 Corinthiens 10.3–5, 2 Corinthiens 10.7–11, 2 Corinthiens 10.10, 2 Corinthiens 10.12, 2 Corinthiens 10.13–16, 2 Corinthiens 10.17–18, 2 Corinthiens 11.1, 2 Corinthiens 11.1–6, 2 Corinthiens 11.2, 2 Corinthiens 11.3, 2 Corinthiens 11.4, 2 Corinthiens 11.5–6, 2 Corinthiens 11.7, 2 Corinthiens 11.8–9, 2 Corinthiens 11.12, 2 Corinthiens 11.13–15, 2 Corinthiens 11.16–29, 2 Corinthiens 11.19, 2 Corinthiens 11.20–21, 2 Corinthiens 11.21–29, 2 Corinthiens 11.22, 2 Corinthiens 11.23–24, 2 Corinthiens 11.23–27, 2 Corinthiens 11.25, 2 Corinthiens 11.26–27, 2 Corinthiens 11.28, 2 Corinthiens 11.30, 2 Corinthiens 11.32–33, 2 Corinthiens 12.1, 2 Corinthiens 12.1–7, 2 Corinthiens 12.2, 2 Corinthiens 12.3–4, 2 Corinthiens 12.5–7, 2 Corinthiens 12.7–10, 2 Corinthiens 12.11, 2 Corinthiens 12.11–13, 2 Corinthiens 12.12, 2 Corinthiens 12.13, 2 Corinthiens 12.14–15, 2 Corinthiens 12.16–18, 2 Corinthiens 12.19, 2 Corinthiens 12.20–21, 2 Corinthiens 12.21, 2 Corinthiens 13.1–2, 2 Corinthiens 13.3–4, 2 Corinthiens 13.5–6, 2 Corinthiens 13.7, 2 Corinthiens 13.7–10, 2 Corinthiens 13.9, 2 Corinthiens 13.10, 2 Corinthiens 13.11, 2 Corinthiens 13.11–14, 2 Corinthiens 13.12–13, 2 Corinthiens 13.14</w:t>
+      </w:r>
+      <w:r/>
+    </w:p>
+    <w:p>
+      <w:r/>
+      <w:r>
+        <w:t xml:space="preserve"> </w:t>
+      </w:r>
+      <w:r/>
+      <w:r/>
+    </w:p>
+    <w:p>
+      <w:pPr>
+        <w:sectPr>
           <w:footnotePr>
             <w:numRestart w:val="eachSect"/>
           </w:footnotePr>

--- a/fra/docx/47.content.docx
+++ b/fra/docx/47.content.docx
@@ -163,13 +163,6 @@
         <w:rPr>
           <w:lang w:val="fr_FR" w:bidi="fr_FR"/>
         </w:rPr>
-      </w:r>
-      <w:r>
-        <w:rPr>
-          <w:i/>
-          <w:lang w:val="fr_FR" w:bidi="fr_FR"/>
-        </w:rPr>
-        <w:t>2 Corinthiens 1.1–2, 2 Corinthiens 1.2, 2 Corinthiens 1.3, 2 Corinthiens 1.3–11, 2 Corinthiens 1.4–6, 2 Corinthiens 1.6, 2 Corinthiens 1.8–11, 2 Corinthiens 1.12, 2 Corinthiens 1.12–14, 2 Corinthiens 1.15–2.2, 2 Corinthiens 1.17, 2 Corinthiens 1.18–20, 2 Corinthiens 1.18–22, 2 Corinthiens 1.19, 2 Corinthiens 1.20, 2 Corinthiens 1.21–22, 2 Corinthiens 1.23–2.2, 2 Corinthiens 2.1, 2 Corinthiens 2.3–4, 2 Corinthiens 2.5–11, 2 Corinthiens 2.11, 2 Corinthiens 2.12–13, 2 Corinthiens 2.14, 2 Corinthiens 2.14–7.4, 2 Corinthiens 2.15–16, 2 Corinthiens 2.17, 2 Corinthiens 3.1–3, 2 Corinthiens 3.4–6, 2 Corinthiens 3.4–18, 2 Corinthiens 3.7–11, 2 Corinthiens 3.12–15, 2 Corinthiens 3.16–18, 2 Corinthiens 4.1, 2 Corinthiens 4.2, 2 Corinthiens 4.3–4, 2 Corinthiens 4.5, 2 Corinthiens 4.7, 2 Corinthiens 4.11, 2 Corinthiens 4.12, 2 Corinthiens 4.13–14, 2 Corinthiens 4.16–17, 2 Corinthiens 4.18, 2 Corinthiens 5.1–10, 2 Corinthiens 5.2, 2 Corinthiens 5.7, 2 Corinthiens 5.9–10, 2 Corinthiens 5.11, 2 Corinthiens 5.11–7.4, 2 Corinthiens 5.12, 2 Corinthiens 5.13, 2 Corinthiens 5.14, 2 Corinthiens 5.14–17, 2 Corinthiens 5.16–17, 2 Corinthiens 5.18–21, 2 Corinthiens 5.20, 2 Corinthiens 5.21, 2 Corinthiens 6.1–2, 2 Corinthiens 6.2, 2 Corinthiens 6.3–10, 2 Corinthiens 6.6–7, 2 Corinthiens 6.8–10, 2 Corinthiens 6.11–13, 2 Corinthiens 6.14, 2 Corinthiens 6.14–7.1, 2 Corinthiens 6.15, 2 Corinthiens 6.16, 2 Corinthiens 6.18, 2 Corinthiens 7.1, 2 Corinthiens 7.2–4, 2 Corinthiens 7.4, 2 Corinthiens 7.5–7, 2 Corinthiens 7.8–13, 2 Corinthiens 7.9–10, 2 Corinthiens 7.13–16, 2 Corinthiens 7.14, 2 Corinthiens 8.1–2, 2 Corinthiens 8.1–9.15, 2 Corinthiens 8.6, 2 Corinthiens 8.7, 2 Corinthiens 8.9, 2 Corinthiens 8.10, 2 Corinthiens 8.15, 2 Corinthiens 8.18–24, 2 Corinthiens 8.23, 2 Corinthiens 9.1–5, 2 Corinthiens 9.6, 2 Corinthiens 9.7, 2 Corinthiens 9.8–9, 2 Corinthiens 9.10–14, 2 Corinthiens 10.1, 2 Corinthiens 10.1–6, 2 Corinthiens 10.1–13.13, 2 Corinthiens 10.3–5, 2 Corinthiens 10.7–11, 2 Corinthiens 10.10, 2 Corinthiens 10.12, 2 Corinthiens 10.13–16, 2 Corinthiens 10.17–18, 2 Corinthiens 11.1, 2 Corinthiens 11.1–6, 2 Corinthiens 11.2, 2 Corinthiens 11.3, 2 Corinthiens 11.4, 2 Corinthiens 11.5–6, 2 Corinthiens 11.7, 2 Corinthiens 11.8–9, 2 Corinthiens 11.12, 2 Corinthiens 11.13–15, 2 Corinthiens 11.16–29, 2 Corinthiens 11.19, 2 Corinthiens 11.20–21, 2 Corinthiens 11.21–29, 2 Corinthiens 11.22, 2 Corinthiens 11.23–24, 2 Corinthiens 11.23–27, 2 Corinthiens 11.25, 2 Corinthiens 11.26–27, 2 Corinthiens 11.28, 2 Corinthiens 11.30, 2 Corinthiens 11.32–33, 2 Corinthiens 12.1, 2 Corinthiens 12.1–7, 2 Corinthiens 12.2, 2 Corinthiens 12.3–4, 2 Corinthiens 12.5–7, 2 Corinthiens 12.7–10, 2 Corinthiens 12.11, 2 Corinthiens 12.11–13, 2 Corinthiens 12.12, 2 Corinthiens 12.13, 2 Corinthiens 12.14–15, 2 Corinthiens 12.16–18, 2 Corinthiens 12.19, 2 Corinthiens 12.20–21, 2 Corinthiens 12.21, 2 Corinthiens 13.1–2, 2 Corinthiens 13.3–4, 2 Corinthiens 13.5–6, 2 Corinthiens 13.7, 2 Corinthiens 13.7–10, 2 Corinthiens 13.9, 2 Corinthiens 13.10, 2 Corinthiens 13.11, 2 Corinthiens 13.11–14, 2 Corinthiens 13.12–13, 2 Corinthiens 13.14</w:t>
       </w:r>
       <w:r>
         <w:rPr>

--- a/fra/docx/47.content.docx
+++ b/fra/docx/47.content.docx
@@ -150,19 +150,6 @@
           <w:lang w:val="fr_FR" w:bidi="fr_FR"/>
         </w:rPr>
         <w:t>2CO</w:t>
-      </w:r>
-      <w:r>
-        <w:rPr>
-          <w:lang w:val="fr_FR" w:bidi="fr_FR"/>
-        </w:rPr>
-      </w:r>
-    </w:p>
-    <w:p>
-      <w:pPr/>
-      <w:r>
-        <w:rPr>
-          <w:lang w:val="fr_FR" w:bidi="fr_FR"/>
-        </w:rPr>
       </w:r>
       <w:r>
         <w:rPr>

--- a/fra/docx/47.content.docx
+++ b/fra/docx/47.content.docx
@@ -19,7 +19,7 @@
         <w:rPr>
           <w:lang w:val="fr_FR" w:bidi="fr_FR"/>
         </w:rPr>
-        <w:t>Resource: Notes d'étude (Tyndale)</w:t>
+        <w:t>Resource: Tyndale Open Study Notes</w:t>
       </w:r>
       <w:r>
         <w:rPr>
@@ -112,7 +112,7 @@
         <w:rPr>
           <w:lang w:val="fr_FR" w:bidi="fr_FR"/>
         </w:rPr>
-        <w:t>Notes d'étude (Tyndale)</w:t>
+        <w:t>Tyndale Open Study Notes</w:t>
       </w:r>
     </w:p>
     <w:p>

--- a/fra/docx/47.content.docx
+++ b/fra/docx/47.content.docx
@@ -19,7 +19,7 @@
         <w:rPr>
           <w:lang w:val="fr_FR" w:bidi="fr_FR"/>
         </w:rPr>
-        <w:t>Resource: Tyndale Open Study Notes</w:t>
+        <w:t>Resource: Aquifer Open Study Notes</w:t>
       </w:r>
       <w:r>
         <w:rPr>
@@ -112,7 +112,7 @@
         <w:rPr>
           <w:lang w:val="fr_FR" w:bidi="fr_FR"/>
         </w:rPr>
-        <w:t>Tyndale Open Study Notes</w:t>
+        <w:t>Aquifer Open Study Notes</w:t>
       </w:r>
     </w:p>
     <w:p>

--- a/fra/docx/47.content.docx
+++ b/fra/docx/47.content.docx
@@ -233,36 +233,24 @@
         </w:rPr>
         <w:t xml:space="preserve">Les lettres du premier siècle commençaient généralement par mentionner le nom de l'auteur et de celui ou de ceux à qui elles étaient adressées, suivi de salutations (voir </w:t>
       </w:r>
-      <w:hyperlink r:id="rId13">
-        <w:r>
-          <w:rPr>
-            <w:lang w:val="fr_FR" w:bidi="fr_FR"/>
-          </w:rPr>
-          <w:rPr>
-            <w:color w:val="0000EE"/>
-            <w:u w:val="single"/>
-          </w:rPr>
-          <w:t>Ac 15.23 ;</w:t>
-        </w:r>
-      </w:hyperlink>
+      <w:r>
+        <w:rPr>
+          <w:lang w:val="fr_FR" w:bidi="fr_FR"/>
+        </w:rPr>
+        <w:t>Ac 15.23 ;</w:t>
+      </w:r>
       <w:r>
         <w:rPr>
           <w:lang w:val="fr_FR" w:bidi="fr_FR"/>
         </w:rPr>
         <w:t xml:space="preserve"> </w:t>
       </w:r>
-      <w:hyperlink r:id="rId14">
-        <w:r>
-          <w:rPr>
-            <w:lang w:val="fr_FR" w:bidi="fr_FR"/>
-          </w:rPr>
-          <w:rPr>
-            <w:color w:val="0000EE"/>
-            <w:u w:val="single"/>
-          </w:rPr>
-          <w:t>23.25–26</w:t>
-        </w:r>
-      </w:hyperlink>
+      <w:r>
+        <w:rPr>
+          <w:lang w:val="fr_FR" w:bidi="fr_FR"/>
+        </w:rPr>
+        <w:t>23.25–26</w:t>
+      </w:r>
       <w:r>
         <w:rPr>
           <w:lang w:val="fr_FR" w:bidi="fr_FR"/>
@@ -404,18 +392,12 @@
         </w:rPr>
         <w:t>Le Père des miséricordes : Dieu prend plaisir à montrer sa faveur à son peuple et entend le cri de ses enfants (</w:t>
       </w:r>
-      <w:hyperlink r:id="rId15">
-        <w:r>
-          <w:rPr>
-            <w:lang w:val="fr_FR" w:bidi="fr_FR"/>
-          </w:rPr>
-          <w:rPr>
-            <w:color w:val="0000EE"/>
-            <w:u w:val="single"/>
-          </w:rPr>
-          <w:t>Ps 145.18–19</w:t>
-        </w:r>
-      </w:hyperlink>
+      <w:r>
+        <w:rPr>
+          <w:lang w:val="fr_FR" w:bidi="fr_FR"/>
+        </w:rPr>
+        <w:t>Ps 145.18–19</w:t>
+      </w:r>
       <w:r>
         <w:rPr>
           <w:lang w:val="fr_FR" w:bidi="fr_FR"/>
@@ -470,36 +452,24 @@
         </w:rPr>
         <w:t>Paul exprime maintenant sa reconnaissance de façon jubilatoire. Il est heureux d'avoir reçu une consolation unique de la part Dieu (</w:t>
       </w:r>
-      <w:hyperlink r:id="rId16">
-        <w:r>
-          <w:rPr>
-            <w:lang w:val="fr_FR" w:bidi="fr_FR"/>
-          </w:rPr>
-          <w:rPr>
-            <w:color w:val="0000EE"/>
-            <w:u w:val="single"/>
-          </w:rPr>
-          <w:t>1.4–7</w:t>
-        </w:r>
-      </w:hyperlink>
+      <w:r>
+        <w:rPr>
+          <w:lang w:val="fr_FR" w:bidi="fr_FR"/>
+        </w:rPr>
+        <w:t>1.4–7</w:t>
+      </w:r>
       <w:r>
         <w:rPr>
           <w:lang w:val="fr_FR" w:bidi="fr_FR"/>
         </w:rPr>
         <w:t>) et d'avoir échappé à la mort dans la province d'Asie (</w:t>
       </w:r>
-      <w:hyperlink r:id="rId17">
-        <w:r>
-          <w:rPr>
-            <w:lang w:val="fr_FR" w:bidi="fr_FR"/>
-          </w:rPr>
-          <w:rPr>
-            <w:color w:val="0000EE"/>
-            <w:u w:val="single"/>
-          </w:rPr>
-          <w:t>1.8–11</w:t>
-        </w:r>
-      </w:hyperlink>
+      <w:r>
+        <w:rPr>
+          <w:lang w:val="fr_FR" w:bidi="fr_FR"/>
+        </w:rPr>
+        <w:t>1.8–11</w:t>
+      </w:r>
       <w:r>
         <w:rPr>
           <w:lang w:val="fr_FR" w:bidi="fr_FR"/>
@@ -663,144 +633,96 @@
         </w:rPr>
         <w:t>. Ce terme affectif était traditionnellement utilisé pour s'adresser aux membres d'une même famille, les hommes comme les femmes. • Il n'est pas facile d'identifier les difficultés qui ont été les leurs dans la province d'Asie. On pense à l'émeute d'Éphèse (</w:t>
       </w:r>
-      <w:hyperlink r:id="rId18">
-        <w:r>
-          <w:rPr>
-            <w:lang w:val="fr_FR" w:bidi="fr_FR"/>
-          </w:rPr>
-          <w:rPr>
-            <w:color w:val="0000EE"/>
-            <w:u w:val="single"/>
-          </w:rPr>
-          <w:t>Ac 19.23–41</w:t>
-        </w:r>
-      </w:hyperlink>
+      <w:r>
+        <w:rPr>
+          <w:lang w:val="fr_FR" w:bidi="fr_FR"/>
+        </w:rPr>
+        <w:t>Ac 19.23–41</w:t>
+      </w:r>
       <w:r>
         <w:rPr>
           <w:lang w:val="fr_FR" w:bidi="fr_FR"/>
         </w:rPr>
         <w:t>) ou au jugement de Paul devant un tribunal civil et à la perspective d'une exécution à Éphèse (</w:t>
       </w:r>
-      <w:hyperlink r:id="rId19">
-        <w:r>
-          <w:rPr>
-            <w:lang w:val="fr_FR" w:bidi="fr_FR"/>
-          </w:rPr>
-          <w:rPr>
-            <w:color w:val="0000EE"/>
-            <w:u w:val="single"/>
-          </w:rPr>
-          <w:t>2Co 1.9</w:t>
-        </w:r>
-      </w:hyperlink>
+      <w:r>
+        <w:rPr>
+          <w:lang w:val="fr_FR" w:bidi="fr_FR"/>
+        </w:rPr>
+        <w:t>2Co 1.9</w:t>
+      </w:r>
       <w:r>
         <w:rPr>
           <w:lang w:val="fr_FR" w:bidi="fr_FR"/>
         </w:rPr>
         <w:t xml:space="preserve"> ; voir </w:t>
       </w:r>
-      <w:hyperlink r:id="rId20">
-        <w:r>
-          <w:rPr>
-            <w:lang w:val="fr_FR" w:bidi="fr_FR"/>
-          </w:rPr>
-          <w:rPr>
-            <w:color w:val="0000EE"/>
-            <w:u w:val="single"/>
-          </w:rPr>
-          <w:t>1Co 15.32</w:t>
-        </w:r>
-      </w:hyperlink>
+      <w:r>
+        <w:rPr>
+          <w:lang w:val="fr_FR" w:bidi="fr_FR"/>
+        </w:rPr>
+        <w:t>1Co 15.32</w:t>
+      </w:r>
       <w:r>
         <w:rPr>
           <w:lang w:val="fr_FR" w:bidi="fr_FR"/>
         </w:rPr>
         <w:t>). On sait qu'il a également souffert d'une maladie aiguë, mettant sa vie en péril, mais ce n'est probablement pas ce dont il est question ici. Paul a été régulièrement menacé de mort (</w:t>
       </w:r>
-      <w:hyperlink r:id="rId21">
-        <w:r>
-          <w:rPr>
-            <w:lang w:val="fr_FR" w:bidi="fr_FR"/>
-          </w:rPr>
-          <w:rPr>
-            <w:color w:val="0000EE"/>
-            <w:u w:val="single"/>
-          </w:rPr>
-          <w:t>2Co 1.10</w:t>
-        </w:r>
-      </w:hyperlink>
+      <w:r>
+        <w:rPr>
+          <w:lang w:val="fr_FR" w:bidi="fr_FR"/>
+        </w:rPr>
+        <w:t>2Co 1.10</w:t>
+      </w:r>
       <w:r>
         <w:rPr>
           <w:lang w:val="fr_FR" w:bidi="fr_FR"/>
         </w:rPr>
         <w:t xml:space="preserve"> ; voir aussi </w:t>
       </w:r>
-      <w:hyperlink r:id="rId22">
-        <w:r>
-          <w:rPr>
-            <w:lang w:val="fr_FR" w:bidi="fr_FR"/>
-          </w:rPr>
-          <w:rPr>
-            <w:color w:val="0000EE"/>
-            <w:u w:val="single"/>
-          </w:rPr>
-          <w:t>4.10–12</w:t>
-        </w:r>
-      </w:hyperlink>
+      <w:r>
+        <w:rPr>
+          <w:lang w:val="fr_FR" w:bidi="fr_FR"/>
+        </w:rPr>
+        <w:t>4.10–12</w:t>
+      </w:r>
       <w:r>
         <w:rPr>
           <w:lang w:val="fr_FR" w:bidi="fr_FR"/>
         </w:rPr>
         <w:t xml:space="preserve"> ; </w:t>
       </w:r>
-      <w:hyperlink r:id="rId23">
-        <w:r>
-          <w:rPr>
-            <w:lang w:val="fr_FR" w:bidi="fr_FR"/>
-          </w:rPr>
-          <w:rPr>
-            <w:color w:val="0000EE"/>
-            <w:u w:val="single"/>
-          </w:rPr>
-          <w:t>6.9</w:t>
-        </w:r>
-      </w:hyperlink>
+      <w:r>
+        <w:rPr>
+          <w:lang w:val="fr_FR" w:bidi="fr_FR"/>
+        </w:rPr>
+        <w:t>6.9</w:t>
+      </w:r>
       <w:r>
         <w:rPr>
           <w:lang w:val="fr_FR" w:bidi="fr_FR"/>
         </w:rPr>
         <w:t xml:space="preserve"> ; </w:t>
       </w:r>
-      <w:hyperlink r:id="rId24">
-        <w:r>
-          <w:rPr>
-            <w:lang w:val="fr_FR" w:bidi="fr_FR"/>
-          </w:rPr>
-          <w:rPr>
-            <w:color w:val="0000EE"/>
-            <w:u w:val="single"/>
-          </w:rPr>
-          <w:t>11.23</w:t>
-        </w:r>
-      </w:hyperlink>
+      <w:r>
+        <w:rPr>
+          <w:lang w:val="fr_FR" w:bidi="fr_FR"/>
+        </w:rPr>
+        <w:t>11.23</w:t>
+      </w:r>
       <w:r>
         <w:rPr>
           <w:lang w:val="fr_FR" w:bidi="fr_FR"/>
         </w:rPr>
         <w:t>), mais a été merveilleusement sauvé par assistance divine (</w:t>
       </w:r>
-      <w:hyperlink r:id="rId25">
-        <w:r>
-          <w:rPr>
-            <w:lang w:val="fr_FR" w:bidi="fr_FR"/>
-          </w:rPr>
-          <w:rPr>
-            <w:color w:val="0000EE"/>
-            <w:u w:val="single"/>
-          </w:rPr>
-          <w:t>1.11</w:t>
-        </w:r>
-      </w:hyperlink>
+      <w:r>
+        <w:rPr>
+          <w:lang w:val="fr_FR" w:bidi="fr_FR"/>
+        </w:rPr>
+        <w:t>1.11</w:t>
+      </w:r>
       <w:r>
         <w:rPr>
           <w:lang w:val="fr_FR" w:bidi="fr_FR"/>
@@ -942,18 +864,12 @@
         </w:rPr>
         <w:t>Les projets de voyage de Paul et sa promesse non tenue de visiter Corinthe sont critiqués : il a été accusé d'être inconstant, comme ceux du monde « qui disent 'Oui' quand elles veulent vraiment dire 'Non' » (</w:t>
       </w:r>
-      <w:hyperlink r:id="rId26">
-        <w:r>
-          <w:rPr>
-            <w:lang w:val="fr_FR" w:bidi="fr_FR"/>
-          </w:rPr>
-          <w:rPr>
-            <w:color w:val="0000EE"/>
-            <w:u w:val="single"/>
-          </w:rPr>
-          <w:t>1.17</w:t>
-        </w:r>
-      </w:hyperlink>
+      <w:r>
+        <w:rPr>
+          <w:lang w:val="fr_FR" w:bidi="fr_FR"/>
+        </w:rPr>
+        <w:t>1.17</w:t>
+      </w:r>
       <w:r>
         <w:rPr>
           <w:lang w:val="fr_FR" w:bidi="fr_FR"/>
@@ -1008,36 +924,24 @@
         </w:rPr>
         <w:t xml:space="preserve">Paul avait modifié son plan de voyage. En </w:t>
       </w:r>
-      <w:hyperlink r:id="rId27">
-        <w:r>
-          <w:rPr>
-            <w:lang w:val="fr_FR" w:bidi="fr_FR"/>
-          </w:rPr>
-          <w:rPr>
-            <w:color w:val="0000EE"/>
-            <w:u w:val="single"/>
-          </w:rPr>
-          <w:t>1Co 16.5</w:t>
-        </w:r>
-      </w:hyperlink>
+      <w:r>
+        <w:rPr>
+          <w:lang w:val="fr_FR" w:bidi="fr_FR"/>
+        </w:rPr>
+        <w:t>1Co 16.5</w:t>
+      </w:r>
       <w:r>
         <w:rPr>
           <w:lang w:val="fr_FR" w:bidi="fr_FR"/>
         </w:rPr>
         <w:t xml:space="preserve">, il exprimait l'espoir de visiter Corinthe après être passé par la Macédoine. Puis, il avait manifestement promis de visiter Corinthe plus tôt (peut-être dans sa lettre qui a « attristé », </w:t>
       </w:r>
-      <w:hyperlink r:id="rId28">
-        <w:r>
-          <w:rPr>
-            <w:lang w:val="fr_FR" w:bidi="fr_FR"/>
-          </w:rPr>
-          <w:rPr>
-            <w:color w:val="0000EE"/>
-            <w:u w:val="single"/>
-          </w:rPr>
-          <w:t>2Co 7.8</w:t>
-        </w:r>
-      </w:hyperlink>
+      <w:r>
+        <w:rPr>
+          <w:lang w:val="fr_FR" w:bidi="fr_FR"/>
+        </w:rPr>
+        <w:t>2Co 7.8</w:t>
+      </w:r>
       <w:r>
         <w:rPr>
           <w:lang w:val="fr_FR" w:bidi="fr_FR"/>
@@ -1194,18 +1098,12 @@
         </w:rPr>
         <w:t>C'était déjà assez que les ennemis de Paul à Corinthe aient accusé son caractère en le qualifiant de peu fiable et sournois (</w:t>
       </w:r>
-      <w:hyperlink r:id="rId26">
-        <w:r>
-          <w:rPr>
-            <w:lang w:val="fr_FR" w:bidi="fr_FR"/>
-          </w:rPr>
-          <w:rPr>
-            <w:color w:val="0000EE"/>
-            <w:u w:val="single"/>
-          </w:rPr>
-          <w:t>1.17</w:t>
-        </w:r>
-      </w:hyperlink>
+      <w:r>
+        <w:rPr>
+          <w:lang w:val="fr_FR" w:bidi="fr_FR"/>
+        </w:rPr>
+        <w:t>1.17</w:t>
+      </w:r>
       <w:r>
         <w:rPr>
           <w:lang w:val="fr_FR" w:bidi="fr_FR"/>
@@ -1260,108 +1158,72 @@
         </w:rPr>
         <w:t xml:space="preserve">Silvain était un responsable chrétien bien connu de l'église d'Antioche (voir </w:t>
       </w:r>
-      <w:hyperlink r:id="rId29">
-        <w:r>
-          <w:rPr>
-            <w:lang w:val="fr_FR" w:bidi="fr_FR"/>
-          </w:rPr>
-          <w:rPr>
-            <w:color w:val="0000EE"/>
-            <w:u w:val="single"/>
-          </w:rPr>
-          <w:t>Ac 15.22</w:t>
-        </w:r>
-      </w:hyperlink>
+      <w:r>
+        <w:rPr>
+          <w:lang w:val="fr_FR" w:bidi="fr_FR"/>
+        </w:rPr>
+        <w:t>Ac 15.22</w:t>
+      </w:r>
       <w:r>
         <w:rPr>
           <w:lang w:val="fr_FR" w:bidi="fr_FR"/>
         </w:rPr>
         <w:t xml:space="preserve">, </w:t>
       </w:r>
-      <w:hyperlink r:id="rId30">
-        <w:r>
-          <w:rPr>
-            <w:lang w:val="fr_FR" w:bidi="fr_FR"/>
-          </w:rPr>
-          <w:rPr>
-            <w:color w:val="0000EE"/>
-            <w:u w:val="single"/>
-          </w:rPr>
-          <w:t>27</w:t>
-        </w:r>
-      </w:hyperlink>
+      <w:r>
+        <w:rPr>
+          <w:lang w:val="fr_FR" w:bidi="fr_FR"/>
+        </w:rPr>
+        <w:t>27</w:t>
+      </w:r>
       <w:r>
         <w:rPr>
           <w:lang w:val="fr_FR" w:bidi="fr_FR"/>
         </w:rPr>
         <w:t xml:space="preserve">, </w:t>
       </w:r>
-      <w:hyperlink r:id="rId31">
-        <w:r>
-          <w:rPr>
-            <w:lang w:val="fr_FR" w:bidi="fr_FR"/>
-          </w:rPr>
-          <w:rPr>
-            <w:color w:val="0000EE"/>
-            <w:u w:val="single"/>
-          </w:rPr>
-          <w:t>32</w:t>
-        </w:r>
-      </w:hyperlink>
+      <w:r>
+        <w:rPr>
+          <w:lang w:val="fr_FR" w:bidi="fr_FR"/>
+        </w:rPr>
+        <w:t>32</w:t>
+      </w:r>
       <w:r>
         <w:rPr>
           <w:lang w:val="fr_FR" w:bidi="fr_FR"/>
         </w:rPr>
         <w:t xml:space="preserve"> ; </w:t>
       </w:r>
-      <w:hyperlink r:id="rId32">
-        <w:r>
-          <w:rPr>
-            <w:lang w:val="fr_FR" w:bidi="fr_FR"/>
-          </w:rPr>
-          <w:rPr>
-            <w:color w:val="0000EE"/>
-            <w:u w:val="single"/>
-          </w:rPr>
-          <w:t>1Th 1.1</w:t>
-        </w:r>
-      </w:hyperlink>
+      <w:r>
+        <w:rPr>
+          <w:lang w:val="fr_FR" w:bidi="fr_FR"/>
+        </w:rPr>
+        <w:t>1Th 1.1</w:t>
+      </w:r>
       <w:r>
         <w:rPr>
           <w:lang w:val="fr_FR" w:bidi="fr_FR"/>
         </w:rPr>
         <w:t xml:space="preserve"> ; </w:t>
       </w:r>
-      <w:hyperlink r:id="rId33">
-        <w:r>
-          <w:rPr>
-            <w:lang w:val="fr_FR" w:bidi="fr_FR"/>
-          </w:rPr>
-          <w:rPr>
-            <w:color w:val="0000EE"/>
-            <w:u w:val="single"/>
-          </w:rPr>
-          <w:t>2Th 1.1</w:t>
-        </w:r>
-      </w:hyperlink>
+      <w:r>
+        <w:rPr>
+          <w:lang w:val="fr_FR" w:bidi="fr_FR"/>
+        </w:rPr>
+        <w:t>2Th 1.1</w:t>
+      </w:r>
       <w:r>
         <w:rPr>
           <w:lang w:val="fr_FR" w:bidi="fr_FR"/>
         </w:rPr>
         <w:t xml:space="preserve"> ; </w:t>
       </w:r>
-      <w:hyperlink r:id="rId34">
-        <w:r>
-          <w:rPr>
-            <w:lang w:val="fr_FR" w:bidi="fr_FR"/>
-          </w:rPr>
-          <w:rPr>
-            <w:color w:val="0000EE"/>
-            <w:u w:val="single"/>
-          </w:rPr>
-          <w:t>1P 5.12</w:t>
-        </w:r>
-      </w:hyperlink>
+      <w:r>
+        <w:rPr>
+          <w:lang w:val="fr_FR" w:bidi="fr_FR"/>
+        </w:rPr>
+        <w:t>1P 5.12</w:t>
+      </w:r>
       <w:r>
         <w:rPr>
           <w:lang w:val="fr_FR" w:bidi="fr_FR"/>
@@ -1496,126 +1358,84 @@
         </w:rPr>
         <w:t xml:space="preserve">) par le Saint-Esprit, qui est le don de Dieu à son peuple (voir </w:t>
       </w:r>
-      <w:hyperlink r:id="rId35">
-        <w:r>
-          <w:rPr>
-            <w:lang w:val="fr_FR" w:bidi="fr_FR"/>
-          </w:rPr>
-          <w:rPr>
-            <w:color w:val="0000EE"/>
-            <w:u w:val="single"/>
-          </w:rPr>
-          <w:t xml:space="preserve">Rm 8.1–27 </w:t>
-        </w:r>
-      </w:hyperlink>
+      <w:r>
+        <w:rPr>
+          <w:lang w:val="fr_FR" w:bidi="fr_FR"/>
+        </w:rPr>
+        <w:t xml:space="preserve">Rm 8.1–27 </w:t>
+      </w:r>
       <w:r>
         <w:rPr>
           <w:lang w:val="fr_FR" w:bidi="fr_FR"/>
         </w:rPr>
         <w:t xml:space="preserve">; </w:t>
       </w:r>
-      <w:hyperlink r:id="rId36">
-        <w:r>
-          <w:rPr>
-            <w:lang w:val="fr_FR" w:bidi="fr_FR"/>
-          </w:rPr>
-          <w:rPr>
-            <w:color w:val="0000EE"/>
-            <w:u w:val="single"/>
-          </w:rPr>
-          <w:t xml:space="preserve">Ga 3.2–7 </w:t>
-        </w:r>
-      </w:hyperlink>
+      <w:r>
+        <w:rPr>
+          <w:lang w:val="fr_FR" w:bidi="fr_FR"/>
+        </w:rPr>
+        <w:t xml:space="preserve">Ga 3.2–7 </w:t>
+      </w:r>
       <w:r>
         <w:rPr>
           <w:lang w:val="fr_FR" w:bidi="fr_FR"/>
         </w:rPr>
         <w:t xml:space="preserve">; </w:t>
       </w:r>
-      <w:hyperlink r:id="rId37">
-        <w:r>
-          <w:rPr>
-            <w:lang w:val="fr_FR" w:bidi="fr_FR"/>
-          </w:rPr>
-          <w:rPr>
-            <w:color w:val="0000EE"/>
-            <w:u w:val="single"/>
-          </w:rPr>
-          <w:t>5.5–6</w:t>
-        </w:r>
-      </w:hyperlink>
+      <w:r>
+        <w:rPr>
+          <w:lang w:val="fr_FR" w:bidi="fr_FR"/>
+        </w:rPr>
+        <w:t>5.5–6</w:t>
+      </w:r>
       <w:r>
         <w:rPr>
           <w:lang w:val="fr_FR" w:bidi="fr_FR"/>
         </w:rPr>
         <w:t xml:space="preserve">, </w:t>
       </w:r>
-      <w:hyperlink r:id="rId38">
-        <w:r>
-          <w:rPr>
-            <w:lang w:val="fr_FR" w:bidi="fr_FR"/>
-          </w:rPr>
-          <w:rPr>
-            <w:color w:val="0000EE"/>
-            <w:u w:val="single"/>
-          </w:rPr>
-          <w:t xml:space="preserve">16–26 </w:t>
-        </w:r>
-      </w:hyperlink>
+      <w:r>
+        <w:rPr>
+          <w:lang w:val="fr_FR" w:bidi="fr_FR"/>
+        </w:rPr>
+        <w:t xml:space="preserve">16–26 </w:t>
+      </w:r>
       <w:r>
         <w:rPr>
           <w:lang w:val="fr_FR" w:bidi="fr_FR"/>
         </w:rPr>
         <w:t xml:space="preserve">; </w:t>
       </w:r>
-      <w:hyperlink r:id="rId39">
-        <w:r>
-          <w:rPr>
-            <w:lang w:val="fr_FR" w:bidi="fr_FR"/>
-          </w:rPr>
-          <w:rPr>
-            <w:color w:val="0000EE"/>
-            <w:u w:val="single"/>
-          </w:rPr>
-          <w:t>Ep 1.13–14</w:t>
-        </w:r>
-      </w:hyperlink>
+      <w:r>
+        <w:rPr>
+          <w:lang w:val="fr_FR" w:bidi="fr_FR"/>
+        </w:rPr>
+        <w:t>Ep 1.13–14</w:t>
+      </w:r>
       <w:r>
         <w:rPr>
           <w:lang w:val="fr_FR" w:bidi="fr_FR"/>
         </w:rPr>
         <w:t xml:space="preserve">). • Les arrhes est un terme commercial pour désigner une remise ou un acompte, garantissant la pleine propriété (voir </w:t>
       </w:r>
-      <w:hyperlink r:id="rId40">
-        <w:r>
-          <w:rPr>
-            <w:lang w:val="fr_FR" w:bidi="fr_FR"/>
-          </w:rPr>
-          <w:rPr>
-            <w:color w:val="0000EE"/>
-            <w:u w:val="single"/>
-          </w:rPr>
-          <w:t xml:space="preserve">2Co 5.5 </w:t>
-        </w:r>
-      </w:hyperlink>
+      <w:r>
+        <w:rPr>
+          <w:lang w:val="fr_FR" w:bidi="fr_FR"/>
+        </w:rPr>
+        <w:t xml:space="preserve">2Co 5.5 </w:t>
+      </w:r>
       <w:r>
         <w:rPr>
           <w:lang w:val="fr_FR" w:bidi="fr_FR"/>
         </w:rPr>
         <w:t xml:space="preserve">; </w:t>
       </w:r>
-      <w:hyperlink r:id="rId41">
-        <w:r>
-          <w:rPr>
-            <w:lang w:val="fr_FR" w:bidi="fr_FR"/>
-          </w:rPr>
-          <w:rPr>
-            <w:color w:val="0000EE"/>
-            <w:u w:val="single"/>
-          </w:rPr>
-          <w:t>Ep 1.14</w:t>
-        </w:r>
-      </w:hyperlink>
+      <w:r>
+        <w:rPr>
+          <w:lang w:val="fr_FR" w:bidi="fr_FR"/>
+        </w:rPr>
+        <w:t>Ep 1.14</w:t>
+      </w:r>
       <w:r>
         <w:rPr>
           <w:lang w:val="fr_FR" w:bidi="fr_FR"/>
@@ -1670,180 +1490,120 @@
         </w:rPr>
         <w:t xml:space="preserve">Je prends Dieu à témoin : ce serment indique qu'il dit la vérité (voir </w:t>
       </w:r>
-      <w:hyperlink r:id="rId42">
-        <w:r>
-          <w:rPr>
-            <w:lang w:val="fr_FR" w:bidi="fr_FR"/>
-          </w:rPr>
-          <w:rPr>
-            <w:color w:val="0000EE"/>
-            <w:u w:val="single"/>
-          </w:rPr>
-          <w:t>1S 12.5</w:t>
-        </w:r>
-      </w:hyperlink>
+      <w:r>
+        <w:rPr>
+          <w:lang w:val="fr_FR" w:bidi="fr_FR"/>
+        </w:rPr>
+        <w:t>1S 12.5</w:t>
+      </w:r>
       <w:r>
         <w:rPr>
           <w:lang w:val="fr_FR" w:bidi="fr_FR"/>
         </w:rPr>
         <w:t xml:space="preserve"> ; </w:t>
       </w:r>
-      <w:hyperlink r:id="rId43">
-        <w:r>
-          <w:rPr>
-            <w:lang w:val="fr_FR" w:bidi="fr_FR"/>
-          </w:rPr>
-          <w:rPr>
-            <w:color w:val="0000EE"/>
-            <w:u w:val="single"/>
-          </w:rPr>
-          <w:t>20.12</w:t>
-        </w:r>
-      </w:hyperlink>
+      <w:r>
+        <w:rPr>
+          <w:lang w:val="fr_FR" w:bidi="fr_FR"/>
+        </w:rPr>
+        <w:t>20.12</w:t>
+      </w:r>
       <w:r>
         <w:rPr>
           <w:lang w:val="fr_FR" w:bidi="fr_FR"/>
         </w:rPr>
         <w:t xml:space="preserve"> ; </w:t>
       </w:r>
-      <w:hyperlink r:id="rId44">
-        <w:r>
-          <w:rPr>
-            <w:lang w:val="fr_FR" w:bidi="fr_FR"/>
-          </w:rPr>
-          <w:rPr>
-            <w:color w:val="0000EE"/>
-            <w:u w:val="single"/>
-          </w:rPr>
-          <w:t>Jb 16.19</w:t>
-        </w:r>
-      </w:hyperlink>
+      <w:r>
+        <w:rPr>
+          <w:lang w:val="fr_FR" w:bidi="fr_FR"/>
+        </w:rPr>
+        <w:t>Jb 16.19</w:t>
+      </w:r>
       <w:r>
         <w:rPr>
           <w:lang w:val="fr_FR" w:bidi="fr_FR"/>
         </w:rPr>
         <w:t xml:space="preserve"> ; cf. </w:t>
       </w:r>
-      <w:hyperlink r:id="rId45">
-        <w:r>
-          <w:rPr>
-            <w:lang w:val="fr_FR" w:bidi="fr_FR"/>
-          </w:rPr>
-          <w:rPr>
-            <w:color w:val="0000EE"/>
-            <w:u w:val="single"/>
-          </w:rPr>
-          <w:t>Rt 1.17</w:t>
-        </w:r>
-      </w:hyperlink>
+      <w:r>
+        <w:rPr>
+          <w:lang w:val="fr_FR" w:bidi="fr_FR"/>
+        </w:rPr>
+        <w:t>Rt 1.17</w:t>
+      </w:r>
       <w:r>
         <w:rPr>
           <w:lang w:val="fr_FR" w:bidi="fr_FR"/>
         </w:rPr>
         <w:t xml:space="preserve"> ; </w:t>
       </w:r>
-      <w:hyperlink r:id="rId46">
-        <w:r>
-          <w:rPr>
-            <w:lang w:val="fr_FR" w:bidi="fr_FR"/>
-          </w:rPr>
-          <w:rPr>
-            <w:color w:val="0000EE"/>
-            <w:u w:val="single"/>
-          </w:rPr>
-          <w:t>1S 14.44</w:t>
-        </w:r>
-      </w:hyperlink>
+      <w:r>
+        <w:rPr>
+          <w:lang w:val="fr_FR" w:bidi="fr_FR"/>
+        </w:rPr>
+        <w:t>1S 14.44</w:t>
+      </w:r>
       <w:r>
         <w:rPr>
           <w:lang w:val="fr_FR" w:bidi="fr_FR"/>
         </w:rPr>
         <w:t xml:space="preserve"> ; </w:t>
       </w:r>
-      <w:hyperlink r:id="rId47">
-        <w:r>
-          <w:rPr>
-            <w:lang w:val="fr_FR" w:bidi="fr_FR"/>
-          </w:rPr>
-          <w:rPr>
-            <w:color w:val="0000EE"/>
-            <w:u w:val="single"/>
-          </w:rPr>
-          <w:t>2S 3.35</w:t>
-        </w:r>
-      </w:hyperlink>
+      <w:r>
+        <w:rPr>
+          <w:lang w:val="fr_FR" w:bidi="fr_FR"/>
+        </w:rPr>
+        <w:t>2S 3.35</w:t>
+      </w:r>
       <w:r>
         <w:rPr>
           <w:lang w:val="fr_FR" w:bidi="fr_FR"/>
         </w:rPr>
         <w:t xml:space="preserve"> ; </w:t>
       </w:r>
-      <w:hyperlink r:id="rId48">
-        <w:r>
-          <w:rPr>
-            <w:lang w:val="fr_FR" w:bidi="fr_FR"/>
-          </w:rPr>
-          <w:rPr>
-            <w:color w:val="0000EE"/>
-            <w:u w:val="single"/>
-          </w:rPr>
-          <w:t>1R 2.23</w:t>
-        </w:r>
-      </w:hyperlink>
+      <w:r>
+        <w:rPr>
+          <w:lang w:val="fr_FR" w:bidi="fr_FR"/>
+        </w:rPr>
+        <w:t>1R 2.23</w:t>
+      </w:r>
       <w:r>
         <w:rPr>
           <w:lang w:val="fr_FR" w:bidi="fr_FR"/>
         </w:rPr>
         <w:t xml:space="preserve"> ; </w:t>
       </w:r>
-      <w:hyperlink r:id="rId49">
-        <w:r>
-          <w:rPr>
-            <w:lang w:val="fr_FR" w:bidi="fr_FR"/>
-          </w:rPr>
-          <w:rPr>
-            <w:color w:val="0000EE"/>
-            <w:u w:val="single"/>
-          </w:rPr>
-          <w:t>Jr 42.5</w:t>
-        </w:r>
-      </w:hyperlink>
+      <w:r>
+        <w:rPr>
+          <w:lang w:val="fr_FR" w:bidi="fr_FR"/>
+        </w:rPr>
+        <w:t>Jr 42.5</w:t>
+      </w:r>
       <w:r>
         <w:rPr>
           <w:lang w:val="fr_FR" w:bidi="fr_FR"/>
         </w:rPr>
         <w:t>). La véritable raison du changement de plans de Paul était de leur épargner une sévère réprimande (</w:t>
       </w:r>
-      <w:hyperlink r:id="rId50">
-        <w:r>
-          <w:rPr>
-            <w:lang w:val="fr_FR" w:bidi="fr_FR"/>
-          </w:rPr>
-          <w:rPr>
-            <w:color w:val="0000EE"/>
-            <w:u w:val="single"/>
-          </w:rPr>
-          <w:t>2Co 1.23</w:t>
-        </w:r>
-      </w:hyperlink>
+      <w:r>
+        <w:rPr>
+          <w:lang w:val="fr_FR" w:bidi="fr_FR"/>
+        </w:rPr>
+        <w:t>2Co 1.23</w:t>
+      </w:r>
       <w:r>
         <w:rPr>
           <w:lang w:val="fr_FR" w:bidi="fr_FR"/>
         </w:rPr>
         <w:t>) et de ne pas leur infliger une autre pénible visite (</w:t>
       </w:r>
-      <w:hyperlink r:id="rId51">
-        <w:r>
-          <w:rPr>
-            <w:lang w:val="fr_FR" w:bidi="fr_FR"/>
-          </w:rPr>
-          <w:rPr>
-            <w:color w:val="0000EE"/>
-            <w:u w:val="single"/>
-          </w:rPr>
-          <w:t>2.1</w:t>
-        </w:r>
-      </w:hyperlink>
+      <w:r>
+        <w:rPr>
+          <w:lang w:val="fr_FR" w:bidi="fr_FR"/>
+        </w:rPr>
+        <w:t>2.1</w:t>
+      </w:r>
       <w:r>
         <w:rPr>
           <w:lang w:val="fr_FR" w:bidi="fr_FR"/>
@@ -1898,54 +1658,36 @@
         </w:rPr>
         <w:t xml:space="preserve">La visite précédente de Paul avait été très pénible et avait occasionné en lui une grande détresse. Cette visite n'est pas rapportée dans les Actes : elle a apparemment eu lieu pendant le ministère de Paul qui a duré trois ans à Éphèse (voir </w:t>
       </w:r>
-      <w:hyperlink r:id="rId52">
-        <w:r>
-          <w:rPr>
-            <w:lang w:val="fr_FR" w:bidi="fr_FR"/>
-          </w:rPr>
-          <w:rPr>
-            <w:color w:val="0000EE"/>
-            <w:u w:val="single"/>
-          </w:rPr>
-          <w:t>Ac 19.8–22</w:t>
-        </w:r>
-      </w:hyperlink>
+      <w:r>
+        <w:rPr>
+          <w:lang w:val="fr_FR" w:bidi="fr_FR"/>
+        </w:rPr>
+        <w:t>Ac 19.8–22</w:t>
+      </w:r>
       <w:r>
         <w:rPr>
           <w:lang w:val="fr_FR" w:bidi="fr_FR"/>
         </w:rPr>
         <w:t>). Lors de cette visite, Paul a sévèrement réprimandé l'église (</w:t>
       </w:r>
-      <w:hyperlink r:id="rId50">
-        <w:r>
-          <w:rPr>
-            <w:lang w:val="fr_FR" w:bidi="fr_FR"/>
-          </w:rPr>
-          <w:rPr>
-            <w:color w:val="0000EE"/>
-            <w:u w:val="single"/>
-          </w:rPr>
-          <w:t>2Co 1.23</w:t>
-        </w:r>
-      </w:hyperlink>
+      <w:r>
+        <w:rPr>
+          <w:lang w:val="fr_FR" w:bidi="fr_FR"/>
+        </w:rPr>
+        <w:t>2Co 1.23</w:t>
+      </w:r>
       <w:r>
         <w:rPr>
           <w:lang w:val="fr_FR" w:bidi="fr_FR"/>
         </w:rPr>
         <w:t>) et a été insulté par un homme dont on ne connaît pas le nom (</w:t>
       </w:r>
-      <w:hyperlink r:id="rId53">
-        <w:r>
-          <w:rPr>
-            <w:lang w:val="fr_FR" w:bidi="fr_FR"/>
-          </w:rPr>
-          <w:rPr>
-            <w:color w:val="0000EE"/>
-            <w:u w:val="single"/>
-          </w:rPr>
-          <w:t>2.5–11</w:t>
-        </w:r>
-      </w:hyperlink>
+      <w:r>
+        <w:rPr>
+          <w:lang w:val="fr_FR" w:bidi="fr_FR"/>
+        </w:rPr>
+        <w:t>2.5–11</w:t>
+      </w:r>
       <w:r>
         <w:rPr>
           <w:lang w:val="fr_FR" w:bidi="fr_FR"/>
@@ -2000,36 +1742,24 @@
         </w:rPr>
         <w:t>Après sa pénible visite (</w:t>
       </w:r>
-      <w:hyperlink r:id="rId51">
-        <w:r>
-          <w:rPr>
-            <w:lang w:val="fr_FR" w:bidi="fr_FR"/>
-          </w:rPr>
-          <w:rPr>
-            <w:color w:val="0000EE"/>
-            <w:u w:val="single"/>
-          </w:rPr>
-          <w:t>2.1</w:t>
-        </w:r>
-      </w:hyperlink>
+      <w:r>
+        <w:rPr>
+          <w:lang w:val="fr_FR" w:bidi="fr_FR"/>
+        </w:rPr>
+        <w:t>2.1</w:t>
+      </w:r>
       <w:r>
         <w:rPr>
           <w:lang w:val="fr_FR" w:bidi="fr_FR"/>
         </w:rPr>
         <w:t xml:space="preserve">), Paul a ensuite écrit une lettre avec le cœur angoissé et beaucoup de larmes, et dans l'intérêt des Corinthiens. Cette lettre (voir aussi </w:t>
       </w:r>
-      <w:hyperlink r:id="rId54">
-        <w:r>
-          <w:rPr>
-            <w:lang w:val="fr_FR" w:bidi="fr_FR"/>
-          </w:rPr>
-          <w:rPr>
-            <w:color w:val="0000EE"/>
-            <w:u w:val="single"/>
-          </w:rPr>
-          <w:t>7.8–10</w:t>
-        </w:r>
-      </w:hyperlink>
+      <w:r>
+        <w:rPr>
+          <w:lang w:val="fr_FR" w:bidi="fr_FR"/>
+        </w:rPr>
+        <w:t>7.8–10</w:t>
+      </w:r>
       <w:r>
         <w:rPr>
           <w:lang w:val="fr_FR" w:bidi="fr_FR"/>
@@ -2084,18 +1814,12 @@
         </w:rPr>
         <w:t>Ces versets présentent l'issue de la précédente visite de Paul et de l'insulte reçue. Suite à la lettre sévère mais pleine de larmes de Paul, l'église a condamné le comportement de celui qui avait causé tous les problèmes et l'a corrigé (</w:t>
       </w:r>
-      <w:hyperlink r:id="rId55">
-        <w:r>
-          <w:rPr>
-            <w:lang w:val="fr_FR" w:bidi="fr_FR"/>
-          </w:rPr>
-          <w:rPr>
-            <w:color w:val="0000EE"/>
-            <w:u w:val="single"/>
-          </w:rPr>
-          <w:t>2.6</w:t>
-        </w:r>
-      </w:hyperlink>
+      <w:r>
+        <w:rPr>
+          <w:lang w:val="fr_FR" w:bidi="fr_FR"/>
+        </w:rPr>
+        <w:t>2.6</w:t>
+      </w:r>
       <w:r>
         <w:rPr>
           <w:lang w:val="fr_FR" w:bidi="fr_FR"/>
@@ -2150,54 +1874,36 @@
         </w:rPr>
         <w:t xml:space="preserve">Si nous pratiquons le pardon, comme Paul l'a fait, Satan ne pourra plus avoir l'avantage sur nous, en nous rendant trop laxistes face au péché, ou trop rigoureux dans la punition des contrevenants. • nous n'ignorons pas ses desseins : cf. </w:t>
       </w:r>
-      <w:hyperlink r:id="rId56">
-        <w:r>
-          <w:rPr>
-            <w:lang w:val="fr_FR" w:bidi="fr_FR"/>
-          </w:rPr>
-          <w:rPr>
-            <w:color w:val="0000EE"/>
-            <w:u w:val="single"/>
-          </w:rPr>
-          <w:t>11.3</w:t>
-        </w:r>
-      </w:hyperlink>
+      <w:r>
+        <w:rPr>
+          <w:lang w:val="fr_FR" w:bidi="fr_FR"/>
+        </w:rPr>
+        <w:t>11.3</w:t>
+      </w:r>
       <w:r>
         <w:rPr>
           <w:lang w:val="fr_FR" w:bidi="fr_FR"/>
         </w:rPr>
         <w:t xml:space="preserve">, </w:t>
       </w:r>
-      <w:hyperlink r:id="rId57">
-        <w:r>
-          <w:rPr>
-            <w:lang w:val="fr_FR" w:bidi="fr_FR"/>
-          </w:rPr>
-          <w:rPr>
-            <w:color w:val="0000EE"/>
-            <w:u w:val="single"/>
-          </w:rPr>
-          <w:t>14</w:t>
-        </w:r>
-      </w:hyperlink>
+      <w:r>
+        <w:rPr>
+          <w:lang w:val="fr_FR" w:bidi="fr_FR"/>
+        </w:rPr>
+        <w:t>14</w:t>
+      </w:r>
       <w:r>
         <w:rPr>
           <w:lang w:val="fr_FR" w:bidi="fr_FR"/>
         </w:rPr>
         <w:t xml:space="preserve"> ; </w:t>
       </w:r>
-      <w:hyperlink r:id="rId58">
-        <w:r>
-          <w:rPr>
-            <w:lang w:val="fr_FR" w:bidi="fr_FR"/>
-          </w:rPr>
-          <w:rPr>
-            <w:color w:val="0000EE"/>
-            <w:u w:val="single"/>
-          </w:rPr>
-          <w:t>Ep 6.11</w:t>
-        </w:r>
-      </w:hyperlink>
+      <w:r>
+        <w:rPr>
+          <w:lang w:val="fr_FR" w:bidi="fr_FR"/>
+        </w:rPr>
+        <w:t>Ep 6.11</w:t>
+      </w:r>
       <w:r>
         <w:rPr>
           <w:lang w:val="fr_FR" w:bidi="fr_FR"/>
@@ -2252,54 +1958,36 @@
         </w:rPr>
         <w:t>Après le trouble à Éphèse (</w:t>
       </w:r>
-      <w:hyperlink r:id="rId59">
-        <w:r>
-          <w:rPr>
-            <w:lang w:val="fr_FR" w:bidi="fr_FR"/>
-          </w:rPr>
-          <w:rPr>
-            <w:color w:val="0000EE"/>
-            <w:u w:val="single"/>
-          </w:rPr>
-          <w:t>Ac 19.1–20.1</w:t>
-        </w:r>
-      </w:hyperlink>
+      <w:r>
+        <w:rPr>
+          <w:lang w:val="fr_FR" w:bidi="fr_FR"/>
+        </w:rPr>
+        <w:t>Ac 19.1–20.1</w:t>
+      </w:r>
       <w:r>
         <w:rPr>
           <w:lang w:val="fr_FR" w:bidi="fr_FR"/>
         </w:rPr>
         <w:t>), Paul se rendit au port de Troas (</w:t>
       </w:r>
-      <w:hyperlink r:id="rId60">
-        <w:r>
-          <w:rPr>
-            <w:lang w:val="fr_FR" w:bidi="fr_FR"/>
-          </w:rPr>
-          <w:rPr>
-            <w:color w:val="0000EE"/>
-            <w:u w:val="single"/>
-          </w:rPr>
-          <w:t>Ac 20.5</w:t>
-        </w:r>
-      </w:hyperlink>
+      <w:r>
+        <w:rPr>
+          <w:lang w:val="fr_FR" w:bidi="fr_FR"/>
+        </w:rPr>
+        <w:t>Ac 20.5</w:t>
+      </w:r>
       <w:r>
         <w:rPr>
           <w:lang w:val="fr_FR" w:bidi="fr_FR"/>
         </w:rPr>
         <w:t>). Il était impatient d'obtenir des nouvelles de Tite concernant le résultat de sa lettre pleine de larmes (</w:t>
       </w:r>
-      <w:hyperlink r:id="rId61">
-        <w:r>
-          <w:rPr>
-            <w:lang w:val="fr_FR" w:bidi="fr_FR"/>
-          </w:rPr>
-          <w:rPr>
-            <w:color w:val="0000EE"/>
-            <w:u w:val="single"/>
-          </w:rPr>
-          <w:t>2Co 2.4</w:t>
-        </w:r>
-      </w:hyperlink>
+      <w:r>
+        <w:rPr>
+          <w:lang w:val="fr_FR" w:bidi="fr_FR"/>
+        </w:rPr>
+        <w:t>2Co 2.4</w:t>
+      </w:r>
       <w:r>
         <w:rPr>
           <w:lang w:val="fr_FR" w:bidi="fr_FR"/>
@@ -2354,72 +2042,48 @@
         </w:rPr>
         <w:t xml:space="preserve">Comme des captifs dans la marche triomphale d'un général romain, Paul était dans le cortège triomphal du Christ (cf. </w:t>
       </w:r>
-      <w:hyperlink r:id="rId62">
-        <w:r>
-          <w:rPr>
-            <w:lang w:val="fr_FR" w:bidi="fr_FR"/>
-          </w:rPr>
-          <w:rPr>
-            <w:color w:val="0000EE"/>
-            <w:u w:val="single"/>
-          </w:rPr>
-          <w:t>1Co 4.9</w:t>
-        </w:r>
-      </w:hyperlink>
+      <w:r>
+        <w:rPr>
+          <w:lang w:val="fr_FR" w:bidi="fr_FR"/>
+        </w:rPr>
+        <w:t>1Co 4.9</w:t>
+      </w:r>
       <w:r>
         <w:rPr>
           <w:lang w:val="fr_FR" w:bidi="fr_FR"/>
         </w:rPr>
         <w:t xml:space="preserve"> ; </w:t>
       </w:r>
-      <w:hyperlink r:id="rId63">
-        <w:r>
-          <w:rPr>
-            <w:lang w:val="fr_FR" w:bidi="fr_FR"/>
-          </w:rPr>
-          <w:rPr>
-            <w:color w:val="0000EE"/>
-            <w:u w:val="single"/>
-          </w:rPr>
-          <w:t>Ep 4.7–11</w:t>
-        </w:r>
-      </w:hyperlink>
+      <w:r>
+        <w:rPr>
+          <w:lang w:val="fr_FR" w:bidi="fr_FR"/>
+        </w:rPr>
+        <w:t>Ep 4.7–11</w:t>
+      </w:r>
       <w:r>
         <w:rPr>
           <w:lang w:val="fr_FR" w:bidi="fr_FR"/>
         </w:rPr>
         <w:t xml:space="preserve">), témoignant d'une servitude volontaire (voir </w:t>
       </w:r>
-      <w:hyperlink r:id="rId64">
-        <w:r>
-          <w:rPr>
-            <w:lang w:val="fr_FR" w:bidi="fr_FR"/>
-          </w:rPr>
-          <w:rPr>
-            <w:color w:val="0000EE"/>
-            <w:u w:val="single"/>
-          </w:rPr>
-          <w:t>Rm 1.1</w:t>
-        </w:r>
-      </w:hyperlink>
+      <w:r>
+        <w:rPr>
+          <w:lang w:val="fr_FR" w:bidi="fr_FR"/>
+        </w:rPr>
+        <w:t>Rm 1.1</w:t>
+      </w:r>
       <w:r>
         <w:rPr>
           <w:lang w:val="fr_FR" w:bidi="fr_FR"/>
         </w:rPr>
         <w:t xml:space="preserve"> ; </w:t>
       </w:r>
-      <w:hyperlink r:id="rId65">
-        <w:r>
-          <w:rPr>
-            <w:lang w:val="fr_FR" w:bidi="fr_FR"/>
-          </w:rPr>
-          <w:rPr>
-            <w:color w:val="0000EE"/>
-            <w:u w:val="single"/>
-          </w:rPr>
-          <w:t>Ga 6.17</w:t>
-        </w:r>
-      </w:hyperlink>
+      <w:r>
+        <w:rPr>
+          <w:lang w:val="fr_FR" w:bidi="fr_FR"/>
+        </w:rPr>
+        <w:t>Ga 6.17</w:t>
+      </w:r>
       <w:r>
         <w:rPr>
           <w:lang w:val="fr_FR" w:bidi="fr_FR"/>
@@ -2474,18 +2138,12 @@
         </w:rPr>
         <w:t xml:space="preserve">À ce stade, le récit de sa recherche de Tite s'interrompt pour ne reprendre qu'en </w:t>
       </w:r>
-      <w:hyperlink r:id="rId66">
-        <w:r>
-          <w:rPr>
-            <w:lang w:val="fr_FR" w:bidi="fr_FR"/>
-          </w:rPr>
-          <w:rPr>
-            <w:color w:val="0000EE"/>
-            <w:u w:val="single"/>
-          </w:rPr>
-          <w:t>7.5</w:t>
-        </w:r>
-      </w:hyperlink>
+      <w:r>
+        <w:rPr>
+          <w:lang w:val="fr_FR" w:bidi="fr_FR"/>
+        </w:rPr>
+        <w:t>7.5</w:t>
+      </w:r>
       <w:r>
         <w:rPr>
           <w:lang w:val="fr_FR" w:bidi="fr_FR"/>
@@ -2540,18 +2198,12 @@
         </w:rPr>
         <w:t xml:space="preserve">De l'encens était diffusé tout le long du défilé d'un général romain victorieux. L'odeur était alors reçue de deux façons différentes. Pour les captifs se dirigeant vers l'arène et la mort, c'était une odeur terrible de mort et signe d'un funeste destin. Pour les vainqueurs, cela ressemblait à un parfum vivifiant. Il en va de même pour la vie de ceux qui proclament la Bonne Nouvelle, qui mène à la vie éternelle ou scelle la fin de la personne qui la rejette (cf. </w:t>
       </w:r>
-      <w:hyperlink r:id="rId67">
-        <w:r>
-          <w:rPr>
-            <w:lang w:val="fr_FR" w:bidi="fr_FR"/>
-          </w:rPr>
-          <w:rPr>
-            <w:color w:val="0000EE"/>
-            <w:u w:val="single"/>
-          </w:rPr>
-          <w:t>1Co 1.18</w:t>
-        </w:r>
-      </w:hyperlink>
+      <w:r>
+        <w:rPr>
+          <w:lang w:val="fr_FR" w:bidi="fr_FR"/>
+        </w:rPr>
+        <w:t>1Co 1.18</w:t>
+      </w:r>
       <w:r>
         <w:rPr>
           <w:lang w:val="fr_FR" w:bidi="fr_FR"/>
@@ -2606,54 +2258,36 @@
         </w:rPr>
         <w:t xml:space="preserve">Paul oppose son service à celui de ses adversaires. • Ils prêchent à des fins personnelles et falsifient la vérité, comme les marchands qui proposaient des marchandises de mauvaise qualité, ou les aubergistes qui diluaient le vin. En revanche, Paul prêchait avec sincérité et avec l'autorité du Christ (cf. </w:t>
       </w:r>
-      <w:hyperlink r:id="rId68">
-        <w:r>
-          <w:rPr>
-            <w:lang w:val="fr_FR" w:bidi="fr_FR"/>
-          </w:rPr>
-          <w:rPr>
-            <w:color w:val="0000EE"/>
-            <w:u w:val="single"/>
-          </w:rPr>
-          <w:t xml:space="preserve">1.12 </w:t>
-        </w:r>
-      </w:hyperlink>
+      <w:r>
+        <w:rPr>
+          <w:lang w:val="fr_FR" w:bidi="fr_FR"/>
+        </w:rPr>
+        <w:t xml:space="preserve">1.12 </w:t>
+      </w:r>
       <w:r>
         <w:rPr>
           <w:lang w:val="fr_FR" w:bidi="fr_FR"/>
         </w:rPr>
         <w:t xml:space="preserve">; </w:t>
       </w:r>
-      <w:hyperlink r:id="rId69">
-        <w:r>
-          <w:rPr>
-            <w:lang w:val="fr_FR" w:bidi="fr_FR"/>
-          </w:rPr>
-          <w:rPr>
-            <w:color w:val="0000EE"/>
-            <w:u w:val="single"/>
-          </w:rPr>
-          <w:t>4.2</w:t>
-        </w:r>
-      </w:hyperlink>
+      <w:r>
+        <w:rPr>
+          <w:lang w:val="fr_FR" w:bidi="fr_FR"/>
+        </w:rPr>
+        <w:t>4.2</w:t>
+      </w:r>
       <w:r>
         <w:rPr>
           <w:lang w:val="fr_FR" w:bidi="fr_FR"/>
         </w:rPr>
         <w:t xml:space="preserve">). Le refus de Paul pour des motifs charnels réapparaît en </w:t>
       </w:r>
-      <w:hyperlink r:id="rId70">
-        <w:r>
-          <w:rPr>
-            <w:lang w:val="fr_FR" w:bidi="fr_FR"/>
-          </w:rPr>
-          <w:rPr>
-            <w:color w:val="0000EE"/>
-            <w:u w:val="single"/>
-          </w:rPr>
-          <w:t>11.1–12.21</w:t>
-        </w:r>
-      </w:hyperlink>
+      <w:r>
+        <w:rPr>
+          <w:lang w:val="fr_FR" w:bidi="fr_FR"/>
+        </w:rPr>
+        <w:t>11.1–12.21</w:t>
+      </w:r>
       <w:r>
         <w:rPr>
           <w:lang w:val="fr_FR" w:bidi="fr_FR"/>
@@ -2708,36 +2342,24 @@
         </w:rPr>
         <w:t xml:space="preserve">Le ministère de Paul a été validé par les vies de ceux qui ont été transformés par la Bonne Nouvelle plutôt que par une lettre de recommandation (cf. </w:t>
       </w:r>
-      <w:hyperlink r:id="rId71">
-        <w:r>
-          <w:rPr>
-            <w:lang w:val="fr_FR" w:bidi="fr_FR"/>
-          </w:rPr>
-          <w:rPr>
-            <w:color w:val="0000EE"/>
-            <w:u w:val="single"/>
-          </w:rPr>
-          <w:t>Ac 18.27</w:t>
-        </w:r>
-      </w:hyperlink>
+      <w:r>
+        <w:rPr>
+          <w:lang w:val="fr_FR" w:bidi="fr_FR"/>
+        </w:rPr>
+        <w:t>Ac 18.27</w:t>
+      </w:r>
       <w:r>
         <w:rPr>
           <w:lang w:val="fr_FR" w:bidi="fr_FR"/>
         </w:rPr>
         <w:t>). Christ, l'auteur de cette transformation, a utilisé Paul pour attirer les croyants à lui. Les vraies preuves ne se trouvent pas dans les lettres écrites, gravées sur parchemin, mais dans le fruit de l'Esprit (</w:t>
       </w:r>
-      <w:hyperlink r:id="rId72">
-        <w:r>
-          <w:rPr>
-            <w:lang w:val="fr_FR" w:bidi="fr_FR"/>
-          </w:rPr>
-          <w:rPr>
-            <w:color w:val="0000EE"/>
-            <w:u w:val="single"/>
-          </w:rPr>
-          <w:t>Ga 5.22–23)</w:t>
-        </w:r>
-      </w:hyperlink>
+      <w:r>
+        <w:rPr>
+          <w:lang w:val="fr_FR" w:bidi="fr_FR"/>
+        </w:rPr>
+        <w:t>Ga 5.22–23)</w:t>
+      </w:r>
       <w:r>
         <w:rPr>
           <w:lang w:val="fr_FR" w:bidi="fr_FR"/>
@@ -2792,36 +2414,24 @@
         </w:rPr>
         <w:t>La lettre est la loi mosaïque telle qu'interprétée par les rabbins juifs. Elle se termine par la mort pour les adeptes qui la considèrent comme un moyen de salut. La loi est bonne (</w:t>
       </w:r>
-      <w:hyperlink r:id="rId73">
-        <w:r>
-          <w:rPr>
-            <w:lang w:val="fr_FR" w:bidi="fr_FR"/>
-          </w:rPr>
-          <w:rPr>
-            <w:color w:val="0000EE"/>
-            <w:u w:val="single"/>
-          </w:rPr>
-          <w:t>Rm 7.12–14</w:t>
-        </w:r>
-      </w:hyperlink>
+      <w:r>
+        <w:rPr>
+          <w:lang w:val="fr_FR" w:bidi="fr_FR"/>
+        </w:rPr>
+        <w:t>Rm 7.12–14</w:t>
+      </w:r>
       <w:r>
         <w:rPr>
           <w:lang w:val="fr_FR" w:bidi="fr_FR"/>
         </w:rPr>
         <w:t>), mais ceux qui l'utilisent pour obtenir du mérite échouent. Elle conduit soit à sa transgression, soit à l'orgueil : dans les deux cas, la loi apporte la condamnation (</w:t>
       </w:r>
-      <w:hyperlink r:id="rId74">
-        <w:r>
-          <w:rPr>
-            <w:lang w:val="fr_FR" w:bidi="fr_FR"/>
-          </w:rPr>
-          <w:rPr>
-            <w:color w:val="0000EE"/>
-            <w:u w:val="single"/>
-          </w:rPr>
-          <w:t>2Co 3.9</w:t>
-        </w:r>
-      </w:hyperlink>
+      <w:r>
+        <w:rPr>
+          <w:lang w:val="fr_FR" w:bidi="fr_FR"/>
+        </w:rPr>
+        <w:t>2Co 3.9</w:t>
+      </w:r>
       <w:r>
         <w:rPr>
           <w:lang w:val="fr_FR" w:bidi="fr_FR"/>
@@ -2876,36 +2486,24 @@
         </w:rPr>
         <w:t>La distinction du ministère de Paul avec les autres ministères l'amène à opposer l'ancienne alliance des lois écrites (</w:t>
       </w:r>
-      <w:hyperlink r:id="rId75">
-        <w:r>
-          <w:rPr>
-            <w:lang w:val="fr_FR" w:bidi="fr_FR"/>
-          </w:rPr>
-          <w:rPr>
-            <w:color w:val="0000EE"/>
-            <w:u w:val="single"/>
-          </w:rPr>
-          <w:t>Ex 31.18</w:t>
-        </w:r>
-      </w:hyperlink>
+      <w:r>
+        <w:rPr>
+          <w:lang w:val="fr_FR" w:bidi="fr_FR"/>
+        </w:rPr>
+        <w:t>Ex 31.18</w:t>
+      </w:r>
       <w:r>
         <w:rPr>
           <w:lang w:val="fr_FR" w:bidi="fr_FR"/>
         </w:rPr>
         <w:t>) à la nouvelle alliance écrite sur les cœurs humains (</w:t>
       </w:r>
-      <w:hyperlink r:id="rId76">
-        <w:r>
-          <w:rPr>
-            <w:lang w:val="fr_FR" w:bidi="fr_FR"/>
-          </w:rPr>
-          <w:rPr>
-            <w:color w:val="0000EE"/>
-            <w:u w:val="single"/>
-          </w:rPr>
-          <w:t>Jr 31.33</w:t>
-        </w:r>
-      </w:hyperlink>
+      <w:r>
+        <w:rPr>
+          <w:lang w:val="fr_FR" w:bidi="fr_FR"/>
+        </w:rPr>
+        <w:t>Jr 31.33</w:t>
+      </w:r>
       <w:r>
         <w:rPr>
           <w:lang w:val="fr_FR" w:bidi="fr_FR"/>
@@ -2973,18 +2571,12 @@
         </w:rPr>
         <w:t xml:space="preserve"> comme lorsque le visage de Moïse rayonnait de sa communion avec le Seigneur (</w:t>
       </w:r>
-      <w:hyperlink r:id="rId77">
-        <w:r>
-          <w:rPr>
-            <w:lang w:val="fr_FR" w:bidi="fr_FR"/>
-          </w:rPr>
-          <w:rPr>
-            <w:color w:val="0000EE"/>
-            <w:u w:val="single"/>
-          </w:rPr>
-          <w:t>Ex 34.29–35</w:t>
-        </w:r>
-      </w:hyperlink>
+      <w:r>
+        <w:rPr>
+          <w:lang w:val="fr_FR" w:bidi="fr_FR"/>
+        </w:rPr>
+        <w:t>Ex 34.29–35</w:t>
+      </w:r>
       <w:r>
         <w:rPr>
           <w:lang w:val="fr_FR" w:bidi="fr_FR"/>
@@ -3004,18 +2596,12 @@
         </w:rPr>
         <w:t xml:space="preserve"> qui est éternel (</w:t>
       </w:r>
-      <w:hyperlink r:id="rId78">
-        <w:r>
-          <w:rPr>
-            <w:lang w:val="fr_FR" w:bidi="fr_FR"/>
-          </w:rPr>
-          <w:rPr>
-            <w:color w:val="0000EE"/>
-            <w:u w:val="single"/>
-          </w:rPr>
-          <w:t>Hé 8.8–13</w:t>
-        </w:r>
-      </w:hyperlink>
+      <w:r>
+        <w:rPr>
+          <w:lang w:val="fr_FR" w:bidi="fr_FR"/>
+        </w:rPr>
+        <w:t>Hé 8.8–13</w:t>
+      </w:r>
       <w:r>
         <w:rPr>
           <w:lang w:val="fr_FR" w:bidi="fr_FR"/>
@@ -3131,144 +2717,96 @@
         </w:rPr>
         <w:t>Le croyant qui se tourne vers le Seigneur connaît la liberté dans l'Esprit. Nous recevons quelque chose que Moïse n'a jamais connu en devenant de plus en plus semblables à Christ (</w:t>
       </w:r>
-      <w:hyperlink r:id="rId79">
-        <w:r>
-          <w:rPr>
-            <w:lang w:val="fr_FR" w:bidi="fr_FR"/>
-          </w:rPr>
-          <w:rPr>
-            <w:color w:val="0000EE"/>
-            <w:u w:val="single"/>
-          </w:rPr>
-          <w:t>4.4</w:t>
-        </w:r>
-      </w:hyperlink>
+      <w:r>
+        <w:rPr>
+          <w:lang w:val="fr_FR" w:bidi="fr_FR"/>
+        </w:rPr>
+        <w:t>4.4</w:t>
+      </w:r>
       <w:r>
         <w:rPr>
           <w:lang w:val="fr_FR" w:bidi="fr_FR"/>
         </w:rPr>
         <w:t xml:space="preserve"> ; </w:t>
       </w:r>
-      <w:hyperlink r:id="rId80">
-        <w:r>
-          <w:rPr>
-            <w:lang w:val="fr_FR" w:bidi="fr_FR"/>
-          </w:rPr>
-          <w:rPr>
-            <w:color w:val="0000EE"/>
-            <w:u w:val="single"/>
-          </w:rPr>
-          <w:t>Jn 1.1–14</w:t>
-        </w:r>
-      </w:hyperlink>
+      <w:r>
+        <w:rPr>
+          <w:lang w:val="fr_FR" w:bidi="fr_FR"/>
+        </w:rPr>
+        <w:t>Jn 1.1–14</w:t>
+      </w:r>
       <w:r>
         <w:rPr>
           <w:lang w:val="fr_FR" w:bidi="fr_FR"/>
         </w:rPr>
         <w:t xml:space="preserve"> ; </w:t>
       </w:r>
-      <w:hyperlink r:id="rId81">
-        <w:r>
-          <w:rPr>
-            <w:lang w:val="fr_FR" w:bidi="fr_FR"/>
-          </w:rPr>
-          <w:rPr>
-            <w:color w:val="0000EE"/>
-            <w:u w:val="single"/>
-          </w:rPr>
-          <w:t>Col 1.15</w:t>
-        </w:r>
-      </w:hyperlink>
+      <w:r>
+        <w:rPr>
+          <w:lang w:val="fr_FR" w:bidi="fr_FR"/>
+        </w:rPr>
+        <w:t>Col 1.15</w:t>
+      </w:r>
       <w:r>
         <w:rPr>
           <w:lang w:val="fr_FR" w:bidi="fr_FR"/>
         </w:rPr>
         <w:t xml:space="preserve"> ; </w:t>
       </w:r>
-      <w:hyperlink r:id="rId82">
-        <w:r>
-          <w:rPr>
-            <w:lang w:val="fr_FR" w:bidi="fr_FR"/>
-          </w:rPr>
-          <w:rPr>
-            <w:color w:val="0000EE"/>
-            <w:u w:val="single"/>
-          </w:rPr>
-          <w:t>Hé 1.1–4</w:t>
-        </w:r>
-      </w:hyperlink>
+      <w:r>
+        <w:rPr>
+          <w:lang w:val="fr_FR" w:bidi="fr_FR"/>
+        </w:rPr>
+        <w:t>Hé 1.1–4</w:t>
+      </w:r>
       <w:r>
         <w:rPr>
           <w:lang w:val="fr_FR" w:bidi="fr_FR"/>
         </w:rPr>
         <w:t>) et nous reflétons la gloire du Seigneur. La gloire divine, dans cette vie présente, conduit à notre ressemblance avec Christ dans la vie qui nous attend (</w:t>
       </w:r>
-      <w:hyperlink r:id="rId83">
-        <w:r>
-          <w:rPr>
-            <w:lang w:val="fr_FR" w:bidi="fr_FR"/>
-          </w:rPr>
-          <w:rPr>
-            <w:color w:val="0000EE"/>
-            <w:u w:val="single"/>
-          </w:rPr>
-          <w:t>Rm 8.29</w:t>
-        </w:r>
-      </w:hyperlink>
+      <w:r>
+        <w:rPr>
+          <w:lang w:val="fr_FR" w:bidi="fr_FR"/>
+        </w:rPr>
+        <w:t>Rm 8.29</w:t>
+      </w:r>
       <w:r>
         <w:rPr>
           <w:lang w:val="fr_FR" w:bidi="fr_FR"/>
         </w:rPr>
         <w:t xml:space="preserve"> ; </w:t>
       </w:r>
-      <w:hyperlink r:id="rId84">
-        <w:r>
-          <w:rPr>
-            <w:lang w:val="fr_FR" w:bidi="fr_FR"/>
-          </w:rPr>
-          <w:rPr>
-            <w:color w:val="0000EE"/>
-            <w:u w:val="single"/>
-          </w:rPr>
-          <w:t>Ga 4.19</w:t>
-        </w:r>
-      </w:hyperlink>
+      <w:r>
+        <w:rPr>
+          <w:lang w:val="fr_FR" w:bidi="fr_FR"/>
+        </w:rPr>
+        <w:t>Ga 4.19</w:t>
+      </w:r>
       <w:r>
         <w:rPr>
           <w:lang w:val="fr_FR" w:bidi="fr_FR"/>
         </w:rPr>
         <w:t xml:space="preserve"> ; </w:t>
       </w:r>
-      <w:hyperlink r:id="rId85">
-        <w:r>
-          <w:rPr>
-            <w:lang w:val="fr_FR" w:bidi="fr_FR"/>
-          </w:rPr>
-          <w:rPr>
-            <w:color w:val="0000EE"/>
-            <w:u w:val="single"/>
-          </w:rPr>
-          <w:t>Ph 3.21</w:t>
-        </w:r>
-      </w:hyperlink>
+      <w:r>
+        <w:rPr>
+          <w:lang w:val="fr_FR" w:bidi="fr_FR"/>
+        </w:rPr>
+        <w:t>Ph 3.21</w:t>
+      </w:r>
       <w:r>
         <w:rPr>
           <w:lang w:val="fr_FR" w:bidi="fr_FR"/>
         </w:rPr>
         <w:t xml:space="preserve"> ; </w:t>
       </w:r>
-      <w:hyperlink r:id="rId86">
-        <w:r>
-          <w:rPr>
-            <w:lang w:val="fr_FR" w:bidi="fr_FR"/>
-          </w:rPr>
-          <w:rPr>
-            <w:color w:val="0000EE"/>
-            <w:u w:val="single"/>
-          </w:rPr>
-          <w:t>1Jn 3.2</w:t>
-        </w:r>
-      </w:hyperlink>
+      <w:r>
+        <w:rPr>
+          <w:lang w:val="fr_FR" w:bidi="fr_FR"/>
+        </w:rPr>
+        <w:t>1Jn 3.2</w:t>
+      </w:r>
       <w:r>
         <w:rPr>
           <w:lang w:val="fr_FR" w:bidi="fr_FR"/>
@@ -3323,36 +2861,24 @@
         </w:rPr>
         <w:t>Ce nouveau ministère nous montre la miséricorde de Dieu. Paul se sentait privilégié d'être chargé du ministère de partager le message de la bonne nouvelle (</w:t>
       </w:r>
-      <w:hyperlink r:id="rId87">
-        <w:r>
-          <w:rPr>
-            <w:lang w:val="fr_FR" w:bidi="fr_FR"/>
-          </w:rPr>
-          <w:rPr>
-            <w:color w:val="0000EE"/>
-            <w:u w:val="single"/>
-          </w:rPr>
-          <w:t>1Co 15.9–11</w:t>
-        </w:r>
-      </w:hyperlink>
+      <w:r>
+        <w:rPr>
+          <w:lang w:val="fr_FR" w:bidi="fr_FR"/>
+        </w:rPr>
+        <w:t>1Co 15.9–11</w:t>
+      </w:r>
       <w:r>
         <w:rPr>
           <w:lang w:val="fr_FR" w:bidi="fr_FR"/>
         </w:rPr>
         <w:t xml:space="preserve"> ; </w:t>
       </w:r>
-      <w:hyperlink r:id="rId88">
-        <w:r>
-          <w:rPr>
-            <w:lang w:val="fr_FR" w:bidi="fr_FR"/>
-          </w:rPr>
-          <w:rPr>
-            <w:color w:val="0000EE"/>
-            <w:u w:val="single"/>
-          </w:rPr>
-          <w:t>1Tm 1.12–17</w:t>
-        </w:r>
-      </w:hyperlink>
+      <w:r>
+        <w:rPr>
+          <w:lang w:val="fr_FR" w:bidi="fr_FR"/>
+        </w:rPr>
+        <w:t>1Tm 1.12–17</w:t>
+      </w:r>
       <w:r>
         <w:rPr>
           <w:lang w:val="fr_FR" w:bidi="fr_FR"/>
@@ -3407,18 +2933,12 @@
         </w:rPr>
         <w:t>Le ministère de Paul était marqué par l'honnêteté, contrairement à d'autres prédicateurs (</w:t>
       </w:r>
-      <w:hyperlink r:id="rId89">
-        <w:r>
-          <w:rPr>
-            <w:lang w:val="fr_FR" w:bidi="fr_FR"/>
-          </w:rPr>
-          <w:rPr>
-            <w:color w:val="0000EE"/>
-            <w:u w:val="single"/>
-          </w:rPr>
-          <w:t>2.17</w:t>
-        </w:r>
-      </w:hyperlink>
+      <w:r>
+        <w:rPr>
+          <w:lang w:val="fr_FR" w:bidi="fr_FR"/>
+        </w:rPr>
+        <w:t>2.17</w:t>
+      </w:r>
       <w:r>
         <w:rPr>
           <w:lang w:val="fr_FR" w:bidi="fr_FR"/>
@@ -3473,72 +2993,48 @@
         </w:rPr>
         <w:t xml:space="preserve">L'Évangile divise les hommes en deux catégories : ceux qui restent dans les ténèbres et ceux qui sont éclairés par Dieu (voir </w:t>
       </w:r>
-      <w:hyperlink r:id="rId90">
-        <w:r>
-          <w:rPr>
-            <w:lang w:val="fr_FR" w:bidi="fr_FR"/>
-          </w:rPr>
-          <w:rPr>
-            <w:color w:val="0000EE"/>
-            <w:u w:val="single"/>
-          </w:rPr>
-          <w:t>Ac 26.18</w:t>
-        </w:r>
-      </w:hyperlink>
+      <w:r>
+        <w:rPr>
+          <w:lang w:val="fr_FR" w:bidi="fr_FR"/>
+        </w:rPr>
+        <w:t>Ac 26.18</w:t>
+      </w:r>
       <w:r>
         <w:rPr>
           <w:lang w:val="fr_FR" w:bidi="fr_FR"/>
         </w:rPr>
         <w:t xml:space="preserve">, cf. </w:t>
       </w:r>
-      <w:hyperlink r:id="rId91">
-        <w:r>
-          <w:rPr>
-            <w:lang w:val="fr_FR" w:bidi="fr_FR"/>
-          </w:rPr>
-          <w:rPr>
-            <w:color w:val="0000EE"/>
-            <w:u w:val="single"/>
-          </w:rPr>
-          <w:t>Jn 3.19–21</w:t>
-        </w:r>
-      </w:hyperlink>
+      <w:r>
+        <w:rPr>
+          <w:lang w:val="fr_FR" w:bidi="fr_FR"/>
+        </w:rPr>
+        <w:t>Jn 3.19–21</w:t>
+      </w:r>
       <w:r>
         <w:rPr>
           <w:lang w:val="fr_FR" w:bidi="fr_FR"/>
         </w:rPr>
         <w:t>). Dieu attire les hommes à lui en les faisant passer d'un royaume gouverné par les ténèbres à la lumière de sa présence (</w:t>
       </w:r>
-      <w:hyperlink r:id="rId92">
-        <w:r>
-          <w:rPr>
-            <w:lang w:val="fr_FR" w:bidi="fr_FR"/>
-          </w:rPr>
-          <w:rPr>
-            <w:color w:val="0000EE"/>
-            <w:u w:val="single"/>
-          </w:rPr>
-          <w:t>Col 1.12–14</w:t>
-        </w:r>
-      </w:hyperlink>
+      <w:r>
+        <w:rPr>
+          <w:lang w:val="fr_FR" w:bidi="fr_FR"/>
+        </w:rPr>
+        <w:t>Col 1.12–14</w:t>
+      </w:r>
       <w:r>
         <w:rPr>
           <w:lang w:val="fr_FR" w:bidi="fr_FR"/>
         </w:rPr>
         <w:t xml:space="preserve"> ; </w:t>
       </w:r>
-      <w:hyperlink r:id="rId93">
-        <w:r>
-          <w:rPr>
-            <w:lang w:val="fr_FR" w:bidi="fr_FR"/>
-          </w:rPr>
-          <w:rPr>
-            <w:color w:val="0000EE"/>
-            <w:u w:val="single"/>
-          </w:rPr>
-          <w:t>1P 2.9</w:t>
-        </w:r>
-      </w:hyperlink>
+      <w:r>
+        <w:rPr>
+          <w:lang w:val="fr_FR" w:bidi="fr_FR"/>
+        </w:rPr>
+        <w:t>1P 2.9</w:t>
+      </w:r>
       <w:r>
         <w:rPr>
           <w:lang w:val="fr_FR" w:bidi="fr_FR"/>
@@ -3599,54 +3095,36 @@
         </w:rPr>
         <w:t xml:space="preserve">: voir aussi </w:t>
       </w:r>
-      <w:hyperlink r:id="rId94">
-        <w:r>
-          <w:rPr>
-            <w:lang w:val="fr_FR" w:bidi="fr_FR"/>
-          </w:rPr>
-          <w:rPr>
-            <w:color w:val="0000EE"/>
-            <w:u w:val="single"/>
-          </w:rPr>
-          <w:t>Rm 10.9–10</w:t>
-        </w:r>
-      </w:hyperlink>
+      <w:r>
+        <w:rPr>
+          <w:lang w:val="fr_FR" w:bidi="fr_FR"/>
+        </w:rPr>
+        <w:t>Rm 10.9–10</w:t>
+      </w:r>
       <w:r>
         <w:rPr>
           <w:lang w:val="fr_FR" w:bidi="fr_FR"/>
         </w:rPr>
         <w:t xml:space="preserve"> ; </w:t>
       </w:r>
-      <w:hyperlink r:id="rId95">
-        <w:r>
-          <w:rPr>
-            <w:lang w:val="fr_FR" w:bidi="fr_FR"/>
-          </w:rPr>
-          <w:rPr>
-            <w:color w:val="0000EE"/>
-            <w:u w:val="single"/>
-          </w:rPr>
-          <w:t>1Co 12.3</w:t>
-        </w:r>
-      </w:hyperlink>
+      <w:r>
+        <w:rPr>
+          <w:lang w:val="fr_FR" w:bidi="fr_FR"/>
+        </w:rPr>
+        <w:t>1Co 12.3</w:t>
+      </w:r>
       <w:r>
         <w:rPr>
           <w:lang w:val="fr_FR" w:bidi="fr_FR"/>
         </w:rPr>
         <w:t xml:space="preserve"> ; </w:t>
       </w:r>
-      <w:hyperlink r:id="rId96">
-        <w:r>
-          <w:rPr>
-            <w:lang w:val="fr_FR" w:bidi="fr_FR"/>
-          </w:rPr>
-          <w:rPr>
-            <w:color w:val="0000EE"/>
-            <w:u w:val="single"/>
-          </w:rPr>
-          <w:t>Col 2.6</w:t>
-        </w:r>
-      </w:hyperlink>
+      <w:r>
+        <w:rPr>
+          <w:lang w:val="fr_FR" w:bidi="fr_FR"/>
+        </w:rPr>
+        <w:t>Col 2.6</w:t>
+      </w:r>
       <w:r>
         <w:rPr>
           <w:lang w:val="fr_FR" w:bidi="fr_FR"/>
@@ -3714,18 +3192,12 @@
         </w:rPr>
         <w:t xml:space="preserve"> mais qui est contenu dans de fragiles vases de terre : nos corps faibles. Cette idée donne un sens à la souffrance (</w:t>
       </w:r>
-      <w:hyperlink r:id="rId97">
-        <w:r>
-          <w:rPr>
-            <w:lang w:val="fr_FR" w:bidi="fr_FR"/>
-          </w:rPr>
-          <w:rPr>
-            <w:color w:val="0000EE"/>
-            <w:u w:val="single"/>
-          </w:rPr>
-          <w:t>4.8–5.10</w:t>
-        </w:r>
-      </w:hyperlink>
+      <w:r>
+        <w:rPr>
+          <w:lang w:val="fr_FR" w:bidi="fr_FR"/>
+        </w:rPr>
+        <w:t>4.8–5.10</w:t>
+      </w:r>
       <w:r>
         <w:rPr>
           <w:lang w:val="fr_FR" w:bidi="fr_FR"/>
@@ -3780,18 +3252,12 @@
         </w:rPr>
         <w:t>Les croyants partagent l'humiliation du Seigneur avec la confiance qu'ils partageront également sa vie triomphante de ressuscité (</w:t>
       </w:r>
-      <w:hyperlink r:id="rId98">
-        <w:r>
-          <w:rPr>
-            <w:lang w:val="fr_FR" w:bidi="fr_FR"/>
-          </w:rPr>
-          <w:rPr>
-            <w:color w:val="0000EE"/>
-            <w:u w:val="single"/>
-          </w:rPr>
-          <w:t>4.14</w:t>
-        </w:r>
-      </w:hyperlink>
+      <w:r>
+        <w:rPr>
+          <w:lang w:val="fr_FR" w:bidi="fr_FR"/>
+        </w:rPr>
+        <w:t>4.14</w:t>
+      </w:r>
       <w:r>
         <w:rPr>
           <w:lang w:val="fr_FR" w:bidi="fr_FR"/>
@@ -3852,54 +3318,36 @@
         </w:rPr>
         <w:t xml:space="preserve"> (voir </w:t>
       </w:r>
-      <w:hyperlink r:id="rId99">
-        <w:r>
-          <w:rPr>
-            <w:lang w:val="fr_FR" w:bidi="fr_FR"/>
-          </w:rPr>
-          <w:rPr>
-            <w:color w:val="0000EE"/>
-            <w:u w:val="single"/>
-          </w:rPr>
-          <w:t>1Co 15.30</w:t>
-        </w:r>
-      </w:hyperlink>
+      <w:r>
+        <w:rPr>
+          <w:lang w:val="fr_FR" w:bidi="fr_FR"/>
+        </w:rPr>
+        <w:t>1Co 15.30</w:t>
+      </w:r>
       <w:r>
         <w:rPr>
           <w:lang w:val="fr_FR" w:bidi="fr_FR"/>
         </w:rPr>
         <w:t xml:space="preserve">), Paul édifiait la foi des chrétiens des églises qu'il avait fondées (cf. </w:t>
       </w:r>
-      <w:hyperlink r:id="rId100">
-        <w:r>
-          <w:rPr>
-            <w:lang w:val="fr_FR" w:bidi="fr_FR"/>
-          </w:rPr>
-          <w:rPr>
-            <w:color w:val="0000EE"/>
-            <w:u w:val="single"/>
-          </w:rPr>
-          <w:t>Col 1.24</w:t>
-        </w:r>
-      </w:hyperlink>
+      <w:r>
+        <w:rPr>
+          <w:lang w:val="fr_FR" w:bidi="fr_FR"/>
+        </w:rPr>
+        <w:t>Col 1.24</w:t>
+      </w:r>
       <w:r>
         <w:rPr>
           <w:lang w:val="fr_FR" w:bidi="fr_FR"/>
         </w:rPr>
         <w:t xml:space="preserve"> ; </w:t>
       </w:r>
-      <w:hyperlink r:id="rId101">
-        <w:r>
-          <w:rPr>
-            <w:lang w:val="fr_FR" w:bidi="fr_FR"/>
-          </w:rPr>
-          <w:rPr>
-            <w:color w:val="0000EE"/>
-            <w:u w:val="single"/>
-          </w:rPr>
-          <w:t>2Tm 2.10</w:t>
-        </w:r>
-      </w:hyperlink>
+      <w:r>
+        <w:rPr>
+          <w:lang w:val="fr_FR" w:bidi="fr_FR"/>
+        </w:rPr>
+        <w:t>2Tm 2.10</w:t>
+      </w:r>
       <w:r>
         <w:rPr>
           <w:lang w:val="fr_FR" w:bidi="fr_FR"/>
@@ -3954,18 +3402,12 @@
         </w:rPr>
         <w:t xml:space="preserve">Le secret de la persévérance de Paul résidait dans le même type de foi que celle du psalmiste (voir </w:t>
       </w:r>
-      <w:hyperlink r:id="rId102">
-        <w:r>
-          <w:rPr>
-            <w:lang w:val="fr_FR" w:bidi="fr_FR"/>
-          </w:rPr>
-          <w:rPr>
-            <w:color w:val="0000EE"/>
-            <w:u w:val="single"/>
-          </w:rPr>
-          <w:t>Ps 116.10</w:t>
-        </w:r>
-      </w:hyperlink>
+      <w:r>
+        <w:rPr>
+          <w:lang w:val="fr_FR" w:bidi="fr_FR"/>
+        </w:rPr>
+        <w:t>Ps 116.10</w:t>
+      </w:r>
       <w:r>
         <w:rPr>
           <w:lang w:val="fr_FR" w:bidi="fr_FR"/>
@@ -4020,36 +3462,24 @@
         </w:rPr>
         <w:t>Nous ne perdons pas courage : cet appel à l'endurance est lancé avec un rappel de ce qui nous attend (</w:t>
       </w:r>
-      <w:hyperlink r:id="rId103">
-        <w:r>
-          <w:rPr>
-            <w:lang w:val="fr_FR" w:bidi="fr_FR"/>
-          </w:rPr>
-          <w:rPr>
-            <w:color w:val="0000EE"/>
-            <w:u w:val="single"/>
-          </w:rPr>
-          <w:t>5.1–10</w:t>
-        </w:r>
-      </w:hyperlink>
+      <w:r>
+        <w:rPr>
+          <w:lang w:val="fr_FR" w:bidi="fr_FR"/>
+        </w:rPr>
+        <w:t>5.1–10</w:t>
+      </w:r>
       <w:r>
         <w:rPr>
           <w:lang w:val="fr_FR" w:bidi="fr_FR"/>
         </w:rPr>
         <w:t>). Le corps humain, dans son cours naturel, vieillit et se meurt, et Paul se sentait physiquement et émotionnellement usé (</w:t>
       </w:r>
-      <w:hyperlink r:id="rId104">
-        <w:r>
-          <w:rPr>
-            <w:lang w:val="fr_FR" w:bidi="fr_FR"/>
-          </w:rPr>
-          <w:rPr>
-            <w:color w:val="0000EE"/>
-            <w:u w:val="single"/>
-          </w:rPr>
-          <w:t>4.8–12</w:t>
-        </w:r>
-      </w:hyperlink>
+      <w:r>
+        <w:rPr>
+          <w:lang w:val="fr_FR" w:bidi="fr_FR"/>
+        </w:rPr>
+        <w:t>4.8–12</w:t>
+      </w:r>
       <w:r>
         <w:rPr>
           <w:lang w:val="fr_FR" w:bidi="fr_FR"/>
@@ -4171,36 +3601,24 @@
         </w:rPr>
         <w:t>pour remplacer les corps mortels de cette vie. Le Dieu de la résurrection nous ressuscitera, nous aussi, et nous fera paraître avec lui et tous les croyants (</w:t>
       </w:r>
-      <w:hyperlink r:id="rId98">
-        <w:r>
-          <w:rPr>
-            <w:lang w:val="fr_FR" w:bidi="fr_FR"/>
-          </w:rPr>
-          <w:rPr>
-            <w:color w:val="0000EE"/>
-            <w:u w:val="single"/>
-          </w:rPr>
-          <w:t>4.14</w:t>
-        </w:r>
-      </w:hyperlink>
+      <w:r>
+        <w:rPr>
+          <w:lang w:val="fr_FR" w:bidi="fr_FR"/>
+        </w:rPr>
+        <w:t>4.14</w:t>
+      </w:r>
       <w:r>
         <w:rPr>
           <w:lang w:val="fr_FR" w:bidi="fr_FR"/>
         </w:rPr>
         <w:t>). Ce rappel était motivé par ce que Paul affrontait à Éphèse (</w:t>
       </w:r>
-      <w:hyperlink r:id="rId17">
-        <w:r>
-          <w:rPr>
-            <w:lang w:val="fr_FR" w:bidi="fr_FR"/>
-          </w:rPr>
-          <w:rPr>
-            <w:color w:val="0000EE"/>
-            <w:u w:val="single"/>
-          </w:rPr>
-          <w:t>1.8–11</w:t>
-        </w:r>
-      </w:hyperlink>
+      <w:r>
+        <w:rPr>
+          <w:lang w:val="fr_FR" w:bidi="fr_FR"/>
+        </w:rPr>
+        <w:t>1.8–11</w:t>
+      </w:r>
       <w:r>
         <w:rPr>
           <w:lang w:val="fr_FR" w:bidi="fr_FR"/>
@@ -4220,36 +3638,24 @@
         </w:rPr>
         <w:t xml:space="preserve">c'est-à-dire notre corps) sera détruite dans la mort et la désintégration (voir </w:t>
       </w:r>
-      <w:hyperlink r:id="rId105">
-        <w:r>
-          <w:rPr>
-            <w:lang w:val="fr_FR" w:bidi="fr_FR"/>
-          </w:rPr>
-          <w:rPr>
-            <w:color w:val="0000EE"/>
-            <w:u w:val="single"/>
-          </w:rPr>
-          <w:t xml:space="preserve">1Co 15.42–57 </w:t>
-        </w:r>
-      </w:hyperlink>
+      <w:r>
+        <w:rPr>
+          <w:lang w:val="fr_FR" w:bidi="fr_FR"/>
+        </w:rPr>
+        <w:t xml:space="preserve">1Co 15.42–57 </w:t>
+      </w:r>
       <w:r>
         <w:rPr>
           <w:lang w:val="fr_FR" w:bidi="fr_FR"/>
         </w:rPr>
         <w:t xml:space="preserve">; </w:t>
       </w:r>
-      <w:hyperlink r:id="rId106">
-        <w:r>
-          <w:rPr>
-            <w:lang w:val="fr_FR" w:bidi="fr_FR"/>
-          </w:rPr>
-          <w:rPr>
-            <w:color w:val="0000EE"/>
-            <w:u w:val="single"/>
-          </w:rPr>
-          <w:t>Ph 3.20–21</w:t>
-        </w:r>
-      </w:hyperlink>
+      <w:r>
+        <w:rPr>
+          <w:lang w:val="fr_FR" w:bidi="fr_FR"/>
+        </w:rPr>
+        <w:t>Ph 3.20–21</w:t>
+      </w:r>
       <w:r>
         <w:rPr>
           <w:lang w:val="fr_FR" w:bidi="fr_FR"/>
@@ -4304,54 +3710,36 @@
         </w:rPr>
         <w:t>Nous désirons revêtir nos corps célestes. Ce n'est pas désirer la mort : Paul aspirait au retour du Seigneur, lorsqu'il donnera de nouveaux corps à son peuple (</w:t>
       </w:r>
-      <w:hyperlink r:id="rId107">
-        <w:r>
-          <w:rPr>
-            <w:lang w:val="fr_FR" w:bidi="fr_FR"/>
-          </w:rPr>
-          <w:rPr>
-            <w:color w:val="0000EE"/>
-            <w:u w:val="single"/>
-          </w:rPr>
-          <w:t>1Co 15.51–58</w:t>
-        </w:r>
-      </w:hyperlink>
+      <w:r>
+        <w:rPr>
+          <w:lang w:val="fr_FR" w:bidi="fr_FR"/>
+        </w:rPr>
+        <w:t>1Co 15.51–58</w:t>
+      </w:r>
       <w:r>
         <w:rPr>
           <w:lang w:val="fr_FR" w:bidi="fr_FR"/>
         </w:rPr>
         <w:t xml:space="preserve"> ; </w:t>
       </w:r>
-      <w:hyperlink r:id="rId106">
-        <w:r>
-          <w:rPr>
-            <w:lang w:val="fr_FR" w:bidi="fr_FR"/>
-          </w:rPr>
-          <w:rPr>
-            <w:color w:val="0000EE"/>
-            <w:u w:val="single"/>
-          </w:rPr>
-          <w:t>Ph 3.20–21</w:t>
-        </w:r>
-      </w:hyperlink>
+      <w:r>
+        <w:rPr>
+          <w:lang w:val="fr_FR" w:bidi="fr_FR"/>
+        </w:rPr>
+        <w:t>Ph 3.20–21</w:t>
+      </w:r>
       <w:r>
         <w:rPr>
           <w:lang w:val="fr_FR" w:bidi="fr_FR"/>
         </w:rPr>
         <w:t xml:space="preserve"> ; </w:t>
       </w:r>
-      <w:hyperlink r:id="rId108">
-        <w:r>
-          <w:rPr>
-            <w:lang w:val="fr_FR" w:bidi="fr_FR"/>
-          </w:rPr>
-          <w:rPr>
-            <w:color w:val="0000EE"/>
-            <w:u w:val="single"/>
-          </w:rPr>
-          <w:t>1 Th 4.16–17</w:t>
-        </w:r>
-      </w:hyperlink>
+      <w:r>
+        <w:rPr>
+          <w:lang w:val="fr_FR" w:bidi="fr_FR"/>
+        </w:rPr>
+        <w:t>1 Th 4.16–17</w:t>
+      </w:r>
       <w:r>
         <w:rPr>
           <w:lang w:val="fr_FR" w:bidi="fr_FR"/>
@@ -4406,90 +3794,60 @@
         </w:rPr>
         <w:t xml:space="preserve">Notre espoir de résurrection future ne peut être connu que par la foi (voir </w:t>
       </w:r>
-      <w:hyperlink r:id="rId109">
-        <w:r>
-          <w:rPr>
-            <w:lang w:val="fr_FR" w:bidi="fr_FR"/>
-          </w:rPr>
-          <w:rPr>
-            <w:color w:val="0000EE"/>
-            <w:u w:val="single"/>
-          </w:rPr>
-          <w:t>Hé 11.1</w:t>
-        </w:r>
-      </w:hyperlink>
+      <w:r>
+        <w:rPr>
+          <w:lang w:val="fr_FR" w:bidi="fr_FR"/>
+        </w:rPr>
+        <w:t>Hé 11.1</w:t>
+      </w:r>
       <w:r>
         <w:rPr>
           <w:lang w:val="fr_FR" w:bidi="fr_FR"/>
         </w:rPr>
         <w:t xml:space="preserve">, </w:t>
       </w:r>
-      <w:hyperlink r:id="rId110">
-        <w:r>
-          <w:rPr>
-            <w:lang w:val="fr_FR" w:bidi="fr_FR"/>
-          </w:rPr>
-          <w:rPr>
-            <w:color w:val="0000EE"/>
-            <w:u w:val="single"/>
-          </w:rPr>
-          <w:t>3</w:t>
-        </w:r>
-      </w:hyperlink>
+      <w:r>
+        <w:rPr>
+          <w:lang w:val="fr_FR" w:bidi="fr_FR"/>
+        </w:rPr>
+        <w:t>3</w:t>
+      </w:r>
       <w:r>
         <w:rPr>
           <w:lang w:val="fr_FR" w:bidi="fr_FR"/>
         </w:rPr>
         <w:t xml:space="preserve">, </w:t>
       </w:r>
-      <w:hyperlink r:id="rId111">
-        <w:r>
-          <w:rPr>
-            <w:lang w:val="fr_FR" w:bidi="fr_FR"/>
-          </w:rPr>
-          <w:rPr>
-            <w:color w:val="0000EE"/>
-            <w:u w:val="single"/>
-          </w:rPr>
-          <w:t>27</w:t>
-        </w:r>
-      </w:hyperlink>
+      <w:r>
+        <w:rPr>
+          <w:lang w:val="fr_FR" w:bidi="fr_FR"/>
+        </w:rPr>
+        <w:t>27</w:t>
+      </w:r>
       <w:r>
         <w:rPr>
           <w:lang w:val="fr_FR" w:bidi="fr_FR"/>
         </w:rPr>
         <w:t>). Cependant, nous avons la propre résurrection de Jésus et la présence du Saint-Esprit comme preuves de ce qui est à venir (</w:t>
       </w:r>
-      <w:hyperlink r:id="rId112">
-        <w:r>
-          <w:rPr>
-            <w:lang w:val="fr_FR" w:bidi="fr_FR"/>
-          </w:rPr>
-          <w:rPr>
-            <w:color w:val="0000EE"/>
-            <w:u w:val="single"/>
-          </w:rPr>
-          <w:t>1Co 15.1–9</w:t>
-        </w:r>
-      </w:hyperlink>
+      <w:r>
+        <w:rPr>
+          <w:lang w:val="fr_FR" w:bidi="fr_FR"/>
+        </w:rPr>
+        <w:t>1Co 15.1–9</w:t>
+      </w:r>
       <w:r>
         <w:rPr>
           <w:lang w:val="fr_FR" w:bidi="fr_FR"/>
         </w:rPr>
         <w:t xml:space="preserve"> ; </w:t>
       </w:r>
-      <w:hyperlink r:id="rId41">
-        <w:r>
-          <w:rPr>
-            <w:lang w:val="fr_FR" w:bidi="fr_FR"/>
-          </w:rPr>
-          <w:rPr>
-            <w:color w:val="0000EE"/>
-            <w:u w:val="single"/>
-          </w:rPr>
-          <w:t>Ep 1.14</w:t>
-        </w:r>
-      </w:hyperlink>
+      <w:r>
+        <w:rPr>
+          <w:lang w:val="fr_FR" w:bidi="fr_FR"/>
+        </w:rPr>
+        <w:t>Ep 1.14</w:t>
+      </w:r>
       <w:r>
         <w:rPr>
           <w:lang w:val="fr_FR" w:bidi="fr_FR"/>
@@ -4544,126 +3902,84 @@
         </w:rPr>
         <w:t xml:space="preserve">Le but de notre vie présente est de lui plaire (voir aussi </w:t>
       </w:r>
-      <w:hyperlink r:id="rId113">
-        <w:r>
-          <w:rPr>
-            <w:lang w:val="fr_FR" w:bidi="fr_FR"/>
-          </w:rPr>
-          <w:rPr>
-            <w:color w:val="0000EE"/>
-            <w:u w:val="single"/>
-          </w:rPr>
-          <w:t>Rm 12.1–2</w:t>
-        </w:r>
-      </w:hyperlink>
+      <w:r>
+        <w:rPr>
+          <w:lang w:val="fr_FR" w:bidi="fr_FR"/>
+        </w:rPr>
+        <w:t>Rm 12.1–2</w:t>
+      </w:r>
       <w:r>
         <w:rPr>
           <w:lang w:val="fr_FR" w:bidi="fr_FR"/>
         </w:rPr>
         <w:t xml:space="preserve"> ; </w:t>
       </w:r>
-      <w:hyperlink r:id="rId114">
-        <w:r>
-          <w:rPr>
-            <w:lang w:val="fr_FR" w:bidi="fr_FR"/>
-          </w:rPr>
-          <w:rPr>
-            <w:color w:val="0000EE"/>
-            <w:u w:val="single"/>
-          </w:rPr>
-          <w:t>14.18</w:t>
-        </w:r>
-      </w:hyperlink>
+      <w:r>
+        <w:rPr>
+          <w:lang w:val="fr_FR" w:bidi="fr_FR"/>
+        </w:rPr>
+        <w:t>14.18</w:t>
+      </w:r>
       <w:r>
         <w:rPr>
           <w:lang w:val="fr_FR" w:bidi="fr_FR"/>
         </w:rPr>
         <w:t xml:space="preserve"> ; </w:t>
       </w:r>
-      <w:hyperlink r:id="rId115">
-        <w:r>
-          <w:rPr>
-            <w:lang w:val="fr_FR" w:bidi="fr_FR"/>
-          </w:rPr>
-          <w:rPr>
-            <w:color w:val="0000EE"/>
-            <w:u w:val="single"/>
-          </w:rPr>
-          <w:t>Col 1.10</w:t>
-        </w:r>
-      </w:hyperlink>
+      <w:r>
+        <w:rPr>
+          <w:lang w:val="fr_FR" w:bidi="fr_FR"/>
+        </w:rPr>
+        <w:t>Col 1.10</w:t>
+      </w:r>
       <w:r>
         <w:rPr>
           <w:lang w:val="fr_FR" w:bidi="fr_FR"/>
         </w:rPr>
         <w:t xml:space="preserve"> ; </w:t>
       </w:r>
-      <w:hyperlink r:id="rId116">
-        <w:r>
-          <w:rPr>
-            <w:lang w:val="fr_FR" w:bidi="fr_FR"/>
-          </w:rPr>
-          <w:rPr>
-            <w:color w:val="0000EE"/>
-            <w:u w:val="single"/>
-          </w:rPr>
-          <w:t>1 Th 4.1</w:t>
-        </w:r>
-      </w:hyperlink>
+      <w:r>
+        <w:rPr>
+          <w:lang w:val="fr_FR" w:bidi="fr_FR"/>
+        </w:rPr>
+        <w:t>1 Th 4.1</w:t>
+      </w:r>
       <w:r>
         <w:rPr>
           <w:lang w:val="fr_FR" w:bidi="fr_FR"/>
         </w:rPr>
         <w:t>). Notre volonté sera mise à l'épreuve lorsque nous nous tiendrons devant Christ pour être jugés. Le juge est aussi notre avocat, donc nous pouvons avoir confiance d'être acquittés (</w:t>
       </w:r>
-      <w:hyperlink r:id="rId117">
-        <w:r>
-          <w:rPr>
-            <w:lang w:val="fr_FR" w:bidi="fr_FR"/>
-          </w:rPr>
-          <w:rPr>
-            <w:color w:val="0000EE"/>
-            <w:u w:val="single"/>
-          </w:rPr>
-          <w:t>Rm 8.1</w:t>
-        </w:r>
-      </w:hyperlink>
+      <w:r>
+        <w:rPr>
+          <w:lang w:val="fr_FR" w:bidi="fr_FR"/>
+        </w:rPr>
+        <w:t>Rm 8.1</w:t>
+      </w:r>
       <w:r>
         <w:rPr>
           <w:lang w:val="fr_FR" w:bidi="fr_FR"/>
         </w:rPr>
         <w:t xml:space="preserve">, </w:t>
       </w:r>
-      <w:hyperlink r:id="rId118">
-        <w:r>
-          <w:rPr>
-            <w:lang w:val="fr_FR" w:bidi="fr_FR"/>
-          </w:rPr>
-          <w:rPr>
-            <w:color w:val="0000EE"/>
-            <w:u w:val="single"/>
-          </w:rPr>
-          <w:t>33–34</w:t>
-        </w:r>
-      </w:hyperlink>
+      <w:r>
+        <w:rPr>
+          <w:lang w:val="fr_FR" w:bidi="fr_FR"/>
+        </w:rPr>
+        <w:t>33–34</w:t>
+      </w:r>
       <w:r>
         <w:rPr>
           <w:lang w:val="fr_FR" w:bidi="fr_FR"/>
         </w:rPr>
         <w:t>). Toutefois, les actions produites dans ce corps terrestre seront évaluées et prises en compte (</w:t>
       </w:r>
-      <w:hyperlink r:id="rId119">
-        <w:r>
-          <w:rPr>
-            <w:lang w:val="fr_FR" w:bidi="fr_FR"/>
-          </w:rPr>
-          <w:rPr>
-            <w:color w:val="0000EE"/>
-            <w:u w:val="single"/>
-          </w:rPr>
-          <w:t>Ac 17.31</w:t>
-        </w:r>
-      </w:hyperlink>
+      <w:r>
+        <w:rPr>
+          <w:lang w:val="fr_FR" w:bidi="fr_FR"/>
+        </w:rPr>
+        <w:t>Ac 17.31</w:t>
+      </w:r>
       <w:r>
         <w:rPr>
           <w:lang w:val="fr_FR" w:bidi="fr_FR"/>
@@ -4718,18 +4034,12 @@
         </w:rPr>
         <w:t xml:space="preserve">Un motif pour le ministère de Paul est la responsabilité empreinte de crainte pour le Seigneur : non pas une peur servile, mais une saine révérence (voir </w:t>
       </w:r>
-      <w:hyperlink r:id="rId120">
-        <w:r>
-          <w:rPr>
-            <w:lang w:val="fr_FR" w:bidi="fr_FR"/>
-          </w:rPr>
-          <w:rPr>
-            <w:color w:val="0000EE"/>
-            <w:u w:val="single"/>
-          </w:rPr>
-          <w:t>Pr 1.7</w:t>
-        </w:r>
-      </w:hyperlink>
+      <w:r>
+        <w:rPr>
+          <w:lang w:val="fr_FR" w:bidi="fr_FR"/>
+        </w:rPr>
+        <w:t>Pr 1.7</w:t>
+      </w:r>
       <w:r>
         <w:rPr>
           <w:lang w:val="fr_FR" w:bidi="fr_FR"/>
@@ -4784,54 +4094,36 @@
         </w:rPr>
         <w:t>Paul explique maintenant le thème principal de son message, qui est la réconciliation : en faisant de nos ennemis des amis et en restaurant nos relations. Le discours de Paul est ancré dans ce que Dieu a fait par le Christ pour réconcilier les pécheurs avec lui-même (</w:t>
       </w:r>
-      <w:hyperlink r:id="rId121">
-        <w:r>
-          <w:rPr>
-            <w:lang w:val="fr_FR" w:bidi="fr_FR"/>
-          </w:rPr>
-          <w:rPr>
-            <w:color w:val="0000EE"/>
-            <w:u w:val="single"/>
-          </w:rPr>
-          <w:t>5.18–21</w:t>
-        </w:r>
-      </w:hyperlink>
+      <w:r>
+        <w:rPr>
+          <w:lang w:val="fr_FR" w:bidi="fr_FR"/>
+        </w:rPr>
+        <w:t>5.18–21</w:t>
+      </w:r>
       <w:r>
         <w:rPr>
           <w:lang w:val="fr_FR" w:bidi="fr_FR"/>
         </w:rPr>
         <w:t>). Cet exposé est introduit par une défense de son propre ministère (</w:t>
       </w:r>
-      <w:hyperlink r:id="rId122">
-        <w:r>
-          <w:rPr>
-            <w:lang w:val="fr_FR" w:bidi="fr_FR"/>
-          </w:rPr>
-          <w:rPr>
-            <w:color w:val="0000EE"/>
-            <w:u w:val="single"/>
-          </w:rPr>
-          <w:t>5.11–17</w:t>
-        </w:r>
-      </w:hyperlink>
+      <w:r>
+        <w:rPr>
+          <w:lang w:val="fr_FR" w:bidi="fr_FR"/>
+        </w:rPr>
+        <w:t>5.11–17</w:t>
+      </w:r>
       <w:r>
         <w:rPr>
           <w:lang w:val="fr_FR" w:bidi="fr_FR"/>
         </w:rPr>
         <w:t>) et se termine par une application liée à la situation des Corinthiens (</w:t>
       </w:r>
-      <w:hyperlink r:id="rId123">
-        <w:r>
-          <w:rPr>
-            <w:lang w:val="fr_FR" w:bidi="fr_FR"/>
-          </w:rPr>
-          <w:rPr>
-            <w:color w:val="0000EE"/>
-            <w:u w:val="single"/>
-          </w:rPr>
-          <w:t>6.1–7.4</w:t>
-        </w:r>
-      </w:hyperlink>
+      <w:r>
+        <w:rPr>
+          <w:lang w:val="fr_FR" w:bidi="fr_FR"/>
+        </w:rPr>
+        <w:t>6.1–7.4</w:t>
+      </w:r>
       <w:r>
         <w:rPr>
           <w:lang w:val="fr_FR" w:bidi="fr_FR"/>
@@ -4886,36 +4178,24 @@
         </w:rPr>
         <w:t xml:space="preserve">Les adversaires de Paul se glorifiaient d'avoir un ministère se manifestant de façon spectaculaire, mais n'avaient pas le cœur sincère (cf. </w:t>
       </w:r>
-      <w:hyperlink r:id="rId124">
-        <w:r>
-          <w:rPr>
-            <w:lang w:val="fr_FR" w:bidi="fr_FR"/>
-          </w:rPr>
-          <w:rPr>
-            <w:color w:val="0000EE"/>
-            <w:u w:val="single"/>
-          </w:rPr>
-          <w:t>1S 16.7</w:t>
-        </w:r>
-      </w:hyperlink>
+      <w:r>
+        <w:rPr>
+          <w:lang w:val="fr_FR" w:bidi="fr_FR"/>
+        </w:rPr>
+        <w:t>1S 16.7</w:t>
+      </w:r>
       <w:r>
         <w:rPr>
           <w:lang w:val="fr_FR" w:bidi="fr_FR"/>
         </w:rPr>
         <w:t xml:space="preserve"> ; </w:t>
       </w:r>
-      <w:hyperlink r:id="rId125">
-        <w:r>
-          <w:rPr>
-            <w:lang w:val="fr_FR" w:bidi="fr_FR"/>
-          </w:rPr>
-          <w:rPr>
-            <w:color w:val="0000EE"/>
-            <w:u w:val="single"/>
-          </w:rPr>
-          <w:t>Rm 2.28–29</w:t>
-        </w:r>
-      </w:hyperlink>
+      <w:r>
+        <w:rPr>
+          <w:lang w:val="fr_FR" w:bidi="fr_FR"/>
+        </w:rPr>
+        <w:t>Rm 2.28–29</w:t>
+      </w:r>
       <w:r>
         <w:rPr>
           <w:lang w:val="fr_FR" w:bidi="fr_FR"/>
@@ -4970,36 +4250,24 @@
         </w:rPr>
         <w:t>Si je suis hors de sens : cette affirmation pourrait sous-entendre que Paul, lors de sa précédente visite à Corinthe (</w:t>
       </w:r>
-      <w:hyperlink r:id="rId126">
-        <w:r>
-          <w:rPr>
-            <w:lang w:val="fr_FR" w:bidi="fr_FR"/>
-          </w:rPr>
-          <w:rPr>
-            <w:color w:val="0000EE"/>
-            <w:u w:val="single"/>
-          </w:rPr>
-          <w:t>2.1–2</w:t>
-        </w:r>
-      </w:hyperlink>
+      <w:r>
+        <w:rPr>
+          <w:lang w:val="fr_FR" w:bidi="fr_FR"/>
+        </w:rPr>
+        <w:t>2.1–2</w:t>
+      </w:r>
       <w:r>
         <w:rPr>
           <w:lang w:val="fr_FR" w:bidi="fr_FR"/>
         </w:rPr>
         <w:t>) a été accusé d'être fou lorsqu'il y proclamait la Bonne Nouvelle (</w:t>
       </w:r>
-      <w:hyperlink r:id="rId127">
-        <w:r>
-          <w:rPr>
-            <w:lang w:val="fr_FR" w:bidi="fr_FR"/>
-          </w:rPr>
-          <w:rPr>
-            <w:color w:val="0000EE"/>
-            <w:u w:val="single"/>
-          </w:rPr>
-          <w:t>1Co 2.2</w:t>
-        </w:r>
-      </w:hyperlink>
+      <w:r>
+        <w:rPr>
+          <w:lang w:val="fr_FR" w:bidi="fr_FR"/>
+        </w:rPr>
+        <w:t>1Co 2.2</w:t>
+      </w:r>
       <w:r>
         <w:rPr>
           <w:lang w:val="fr_FR" w:bidi="fr_FR"/>
@@ -5054,18 +4322,12 @@
         </w:rPr>
         <w:t xml:space="preserve">L'amour de Christ nous presse : il pourrait s'agir soit de l'amour des croyants pour le Christ, soit (plus probablement) de l'amour du Christ pour nous, qui nous pousse à faire connaître le Christ par le service (voir </w:t>
       </w:r>
-      <w:hyperlink r:id="rId128">
-        <w:r>
-          <w:rPr>
-            <w:lang w:val="fr_FR" w:bidi="fr_FR"/>
-          </w:rPr>
-          <w:rPr>
-            <w:color w:val="0000EE"/>
-            <w:u w:val="single"/>
-          </w:rPr>
-          <w:t>1Co 9.16</w:t>
-        </w:r>
-      </w:hyperlink>
+      <w:r>
+        <w:rPr>
+          <w:lang w:val="fr_FR" w:bidi="fr_FR"/>
+        </w:rPr>
+        <w:t>1Co 9.16</w:t>
+      </w:r>
       <w:r>
         <w:rPr>
           <w:lang w:val="fr_FR" w:bidi="fr_FR"/>
@@ -5180,72 +4442,48 @@
         </w:rPr>
         <w:t>Christ est ressuscité d'entre les morts, a établi une nouvelle création (</w:t>
       </w:r>
-      <w:hyperlink r:id="rId129">
-        <w:r>
-          <w:rPr>
-            <w:lang w:val="fr_FR" w:bidi="fr_FR"/>
-          </w:rPr>
-          <w:rPr>
-            <w:color w:val="0000EE"/>
-            <w:u w:val="single"/>
-          </w:rPr>
-          <w:t>5.17</w:t>
-        </w:r>
-      </w:hyperlink>
+      <w:r>
+        <w:rPr>
+          <w:lang w:val="fr_FR" w:bidi="fr_FR"/>
+        </w:rPr>
+        <w:t>5.17</w:t>
+      </w:r>
       <w:r>
         <w:rPr>
           <w:lang w:val="fr_FR" w:bidi="fr_FR"/>
         </w:rPr>
         <w:t>), et a été déclaré le Rédempteur de tout péché et Seigneur de l'univers (</w:t>
       </w:r>
-      <w:hyperlink r:id="rId130">
-        <w:r>
-          <w:rPr>
-            <w:lang w:val="fr_FR" w:bidi="fr_FR"/>
-          </w:rPr>
-          <w:rPr>
-            <w:color w:val="0000EE"/>
-            <w:u w:val="single"/>
-          </w:rPr>
-          <w:t>Rm 1.3–4</w:t>
-        </w:r>
-      </w:hyperlink>
+      <w:r>
+        <w:rPr>
+          <w:lang w:val="fr_FR" w:bidi="fr_FR"/>
+        </w:rPr>
+        <w:t>Rm 1.3–4</w:t>
+      </w:r>
       <w:r>
         <w:rPr>
           <w:lang w:val="fr_FR" w:bidi="fr_FR"/>
         </w:rPr>
         <w:t xml:space="preserve"> ; </w:t>
       </w:r>
-      <w:hyperlink r:id="rId131">
-        <w:r>
-          <w:rPr>
-            <w:lang w:val="fr_FR" w:bidi="fr_FR"/>
-          </w:rPr>
-          <w:rPr>
-            <w:color w:val="0000EE"/>
-            <w:u w:val="single"/>
-          </w:rPr>
-          <w:t>Ph 2.6–11</w:t>
-        </w:r>
-      </w:hyperlink>
+      <w:r>
+        <w:rPr>
+          <w:lang w:val="fr_FR" w:bidi="fr_FR"/>
+        </w:rPr>
+        <w:t>Ph 2.6–11</w:t>
+      </w:r>
       <w:r>
         <w:rPr>
           <w:lang w:val="fr_FR" w:bidi="fr_FR"/>
         </w:rPr>
         <w:t xml:space="preserve"> ; </w:t>
       </w:r>
-      <w:hyperlink r:id="rId132">
-        <w:r>
-          <w:rPr>
-            <w:lang w:val="fr_FR" w:bidi="fr_FR"/>
-          </w:rPr>
-          <w:rPr>
-            <w:color w:val="0000EE"/>
-            <w:u w:val="single"/>
-          </w:rPr>
-          <w:t>Col 1.15–20</w:t>
-        </w:r>
-      </w:hyperlink>
+      <w:r>
+        <w:rPr>
+          <w:lang w:val="fr_FR" w:bidi="fr_FR"/>
+        </w:rPr>
+        <w:t>Col 1.15–20</w:t>
+      </w:r>
       <w:r>
         <w:rPr>
           <w:lang w:val="fr_FR" w:bidi="fr_FR"/>
@@ -5360,90 +4598,60 @@
         </w:rPr>
         <w:t xml:space="preserve">Le grand privilège des croyants est d'être les ambassadeurs du Christ (cf. </w:t>
       </w:r>
-      <w:hyperlink r:id="rId133">
-        <w:r>
-          <w:rPr>
-            <w:lang w:val="fr_FR" w:bidi="fr_FR"/>
-          </w:rPr>
-          <w:rPr>
-            <w:color w:val="0000EE"/>
-            <w:u w:val="single"/>
-          </w:rPr>
-          <w:t>Ep 6.20</w:t>
-        </w:r>
-      </w:hyperlink>
+      <w:r>
+        <w:rPr>
+          <w:lang w:val="fr_FR" w:bidi="fr_FR"/>
+        </w:rPr>
+        <w:t>Ep 6.20</w:t>
+      </w:r>
       <w:r>
         <w:rPr>
           <w:lang w:val="fr_FR" w:bidi="fr_FR"/>
         </w:rPr>
         <w:t xml:space="preserve">). • Comme si Dieu exhortait par nous : Paul ne dit pas qu'il parle pour Dieu ; c'est plutôt Dieu qui parle à travers nous. • L'œuvre rédemptrice du Christ pour les pécheurs ouvre la voie pour qu'ils « soient réconciliés avec Dieu » (voir </w:t>
       </w:r>
-      <w:hyperlink r:id="rId134">
-        <w:r>
-          <w:rPr>
-            <w:lang w:val="fr_FR" w:bidi="fr_FR"/>
-          </w:rPr>
-          <w:rPr>
-            <w:color w:val="0000EE"/>
-            <w:u w:val="single"/>
-          </w:rPr>
-          <w:t>Rm 5.1–11</w:t>
-        </w:r>
-      </w:hyperlink>
+      <w:r>
+        <w:rPr>
+          <w:lang w:val="fr_FR" w:bidi="fr_FR"/>
+        </w:rPr>
+        <w:t>Rm 5.1–11</w:t>
+      </w:r>
       <w:r>
         <w:rPr>
           <w:lang w:val="fr_FR" w:bidi="fr_FR"/>
         </w:rPr>
         <w:t xml:space="preserve"> ; </w:t>
       </w:r>
-      <w:hyperlink r:id="rId135">
-        <w:r>
-          <w:rPr>
-            <w:lang w:val="fr_FR" w:bidi="fr_FR"/>
-          </w:rPr>
-          <w:rPr>
-            <w:color w:val="0000EE"/>
-            <w:u w:val="single"/>
-          </w:rPr>
-          <w:t>Ep 2.11–22</w:t>
-        </w:r>
-      </w:hyperlink>
+      <w:r>
+        <w:rPr>
+          <w:lang w:val="fr_FR" w:bidi="fr_FR"/>
+        </w:rPr>
+        <w:t>Ep 2.11–22</w:t>
+      </w:r>
       <w:r>
         <w:rPr>
           <w:lang w:val="fr_FR" w:bidi="fr_FR"/>
         </w:rPr>
         <w:t xml:space="preserve"> ; </w:t>
       </w:r>
-      <w:hyperlink r:id="rId136">
-        <w:r>
-          <w:rPr>
-            <w:lang w:val="fr_FR" w:bidi="fr_FR"/>
-          </w:rPr>
-          <w:rPr>
-            <w:color w:val="0000EE"/>
-            <w:u w:val="single"/>
-          </w:rPr>
-          <w:t>Col 1.15–23</w:t>
-        </w:r>
-      </w:hyperlink>
+      <w:r>
+        <w:rPr>
+          <w:lang w:val="fr_FR" w:bidi="fr_FR"/>
+        </w:rPr>
+        <w:t>Col 1.15–23</w:t>
+      </w:r>
       <w:r>
         <w:rPr>
           <w:lang w:val="fr_FR" w:bidi="fr_FR"/>
         </w:rPr>
         <w:t xml:space="preserve">). C'est ce qui est au cœur du témoignage chrétien. Paul exhorte également les Corinthiens rebelles pour qu'ils se rallient à lui (voir </w:t>
       </w:r>
-      <w:hyperlink r:id="rId137">
-        <w:r>
-          <w:rPr>
-            <w:lang w:val="fr_FR" w:bidi="fr_FR"/>
-          </w:rPr>
-          <w:rPr>
-            <w:color w:val="0000EE"/>
-            <w:u w:val="single"/>
-          </w:rPr>
-          <w:t>2Co 6.1</w:t>
-        </w:r>
-      </w:hyperlink>
+      <w:r>
+        <w:rPr>
+          <w:lang w:val="fr_FR" w:bidi="fr_FR"/>
+        </w:rPr>
+        <w:t>2Co 6.1</w:t>
+      </w:r>
       <w:r>
         <w:rPr>
           <w:lang w:val="fr_FR" w:bidi="fr_FR"/>
@@ -5498,72 +4706,48 @@
         </w:rPr>
         <w:t>Christ est devenu, sur la croix, l'offrande pour notre péché lorsqu'il a pris sur lui-même la peine du péché et est mort comme un criminel. Il a fait cela, même n'ayant jamais péché lui-même (</w:t>
       </w:r>
-      <w:hyperlink r:id="rId138">
-        <w:r>
-          <w:rPr>
-            <w:lang w:val="fr_FR" w:bidi="fr_FR"/>
-          </w:rPr>
-          <w:rPr>
-            <w:color w:val="0000EE"/>
-            <w:u w:val="single"/>
-          </w:rPr>
-          <w:t>Jn 8.46</w:t>
-        </w:r>
-      </w:hyperlink>
+      <w:r>
+        <w:rPr>
+          <w:lang w:val="fr_FR" w:bidi="fr_FR"/>
+        </w:rPr>
+        <w:t>Jn 8.46</w:t>
+      </w:r>
       <w:r>
         <w:rPr>
           <w:lang w:val="fr_FR" w:bidi="fr_FR"/>
         </w:rPr>
         <w:t xml:space="preserve"> ; </w:t>
       </w:r>
-      <w:hyperlink r:id="rId139">
-        <w:r>
-          <w:rPr>
-            <w:lang w:val="fr_FR" w:bidi="fr_FR"/>
-          </w:rPr>
-          <w:rPr>
-            <w:color w:val="0000EE"/>
-            <w:u w:val="single"/>
-          </w:rPr>
-          <w:t>1P 2.22</w:t>
-        </w:r>
-      </w:hyperlink>
+      <w:r>
+        <w:rPr>
+          <w:lang w:val="fr_FR" w:bidi="fr_FR"/>
+        </w:rPr>
+        <w:t>1P 2.22</w:t>
+      </w:r>
       <w:r>
         <w:rPr>
           <w:lang w:val="fr_FR" w:bidi="fr_FR"/>
         </w:rPr>
         <w:t xml:space="preserve"> ; </w:t>
       </w:r>
-      <w:hyperlink r:id="rId140">
-        <w:r>
-          <w:rPr>
-            <w:lang w:val="fr_FR" w:bidi="fr_FR"/>
-          </w:rPr>
-          <w:rPr>
-            <w:color w:val="0000EE"/>
-            <w:u w:val="single"/>
-          </w:rPr>
-          <w:t>1Jn 3.5</w:t>
-        </w:r>
-      </w:hyperlink>
+      <w:r>
+        <w:rPr>
+          <w:lang w:val="fr_FR" w:bidi="fr_FR"/>
+        </w:rPr>
+        <w:t>1Jn 3.5</w:t>
+      </w:r>
       <w:r>
         <w:rPr>
           <w:lang w:val="fr_FR" w:bidi="fr_FR"/>
         </w:rPr>
         <w:t xml:space="preserve">), afin que nous puissions être réconciliés avec Dieu, c'est-à-dire être déclarés justes vis-à-vis de Dieu et acceptés par lui (voir </w:t>
       </w:r>
-      <w:hyperlink r:id="rId141">
-        <w:r>
-          <w:rPr>
-            <w:lang w:val="fr_FR" w:bidi="fr_FR"/>
-          </w:rPr>
-          <w:rPr>
-            <w:color w:val="0000EE"/>
-            <w:u w:val="single"/>
-          </w:rPr>
-          <w:t>Ga 3.13</w:t>
-        </w:r>
-      </w:hyperlink>
+      <w:r>
+        <w:rPr>
+          <w:lang w:val="fr_FR" w:bidi="fr_FR"/>
+        </w:rPr>
+        <w:t>Ga 3.13</w:t>
+      </w:r>
       <w:r>
         <w:rPr>
           <w:lang w:val="fr_FR" w:bidi="fr_FR"/>
@@ -5679,18 +4863,12 @@
         </w:rPr>
         <w:t>Cette citation d'</w:t>
       </w:r>
-      <w:hyperlink r:id="rId142">
-        <w:r>
-          <w:rPr>
-            <w:lang w:val="fr_FR" w:bidi="fr_FR"/>
-          </w:rPr>
-          <w:rPr>
-            <w:color w:val="0000EE"/>
-            <w:u w:val="single"/>
-          </w:rPr>
-          <w:t>Es 49.8</w:t>
-        </w:r>
-      </w:hyperlink>
+      <w:r>
+        <w:rPr>
+          <w:lang w:val="fr_FR" w:bidi="fr_FR"/>
+        </w:rPr>
+        <w:t>Es 49.8</w:t>
+      </w:r>
       <w:r>
         <w:rPr>
           <w:lang w:val="fr_FR" w:bidi="fr_FR"/>
@@ -5745,108 +4923,72 @@
         </w:rPr>
         <w:t xml:space="preserve">Paul brosse un tableau révélateur des difficultés de son ministère (cf. </w:t>
       </w:r>
-      <w:hyperlink r:id="rId143">
-        <w:r>
-          <w:rPr>
-            <w:lang w:val="fr_FR" w:bidi="fr_FR"/>
-          </w:rPr>
-          <w:rPr>
-            <w:color w:val="0000EE"/>
-            <w:u w:val="single"/>
-          </w:rPr>
-          <w:t>4.7–18</w:t>
-        </w:r>
-      </w:hyperlink>
+      <w:r>
+        <w:rPr>
+          <w:lang w:val="fr_FR" w:bidi="fr_FR"/>
+        </w:rPr>
+        <w:t>4.7–18</w:t>
+      </w:r>
       <w:r>
         <w:rPr>
           <w:lang w:val="fr_FR" w:bidi="fr_FR"/>
         </w:rPr>
         <w:t xml:space="preserve">). Neuf épreuves sont énumérées : plusieurs de ces expériences de la vie de Paul sont rapportées dans le livre des Actes (par exemple, </w:t>
       </w:r>
-      <w:hyperlink r:id="rId144">
-        <w:r>
-          <w:rPr>
-            <w:lang w:val="fr_FR" w:bidi="fr_FR"/>
-          </w:rPr>
-          <w:rPr>
-            <w:color w:val="0000EE"/>
-            <w:u w:val="single"/>
-          </w:rPr>
-          <w:t>Ac 14.5–6</w:t>
-        </w:r>
-      </w:hyperlink>
+      <w:r>
+        <w:rPr>
+          <w:lang w:val="fr_FR" w:bidi="fr_FR"/>
+        </w:rPr>
+        <w:t>Ac 14.5–6</w:t>
+      </w:r>
       <w:r>
         <w:rPr>
           <w:lang w:val="fr_FR" w:bidi="fr_FR"/>
         </w:rPr>
         <w:t xml:space="preserve">, </w:t>
       </w:r>
-      <w:hyperlink r:id="rId145">
-        <w:r>
-          <w:rPr>
-            <w:lang w:val="fr_FR" w:bidi="fr_FR"/>
-          </w:rPr>
-          <w:rPr>
-            <w:color w:val="0000EE"/>
-            <w:u w:val="single"/>
-          </w:rPr>
-          <w:t>19–20</w:t>
-        </w:r>
-      </w:hyperlink>
+      <w:r>
+        <w:rPr>
+          <w:lang w:val="fr_FR" w:bidi="fr_FR"/>
+        </w:rPr>
+        <w:t>19–20</w:t>
+      </w:r>
       <w:r>
         <w:rPr>
           <w:lang w:val="fr_FR" w:bidi="fr_FR"/>
         </w:rPr>
         <w:t xml:space="preserve"> ; </w:t>
       </w:r>
-      <w:hyperlink r:id="rId146">
-        <w:r>
-          <w:rPr>
-            <w:lang w:val="fr_FR" w:bidi="fr_FR"/>
-          </w:rPr>
-          <w:rPr>
-            <w:color w:val="0000EE"/>
-            <w:u w:val="single"/>
-          </w:rPr>
-          <w:t>16.19–24</w:t>
-        </w:r>
-      </w:hyperlink>
+      <w:r>
+        <w:rPr>
+          <w:lang w:val="fr_FR" w:bidi="fr_FR"/>
+        </w:rPr>
+        <w:t>16.19–24</w:t>
+      </w:r>
       <w:r>
         <w:rPr>
           <w:lang w:val="fr_FR" w:bidi="fr_FR"/>
         </w:rPr>
         <w:t xml:space="preserve"> ; </w:t>
       </w:r>
-      <w:hyperlink r:id="rId147">
-        <w:r>
-          <w:rPr>
-            <w:lang w:val="fr_FR" w:bidi="fr_FR"/>
-          </w:rPr>
-          <w:rPr>
-            <w:color w:val="0000EE"/>
-            <w:u w:val="single"/>
-          </w:rPr>
-          <w:t>21.30–36</w:t>
-        </w:r>
-      </w:hyperlink>
+      <w:r>
+        <w:rPr>
+          <w:lang w:val="fr_FR" w:bidi="fr_FR"/>
+        </w:rPr>
+        <w:t>21.30–36</w:t>
+      </w:r>
       <w:r>
         <w:rPr>
           <w:lang w:val="fr_FR" w:bidi="fr_FR"/>
         </w:rPr>
         <w:t>). Du fait de tout ce qu'ils ont enduré pour la Bonne Nouvelle, Paul et Timothée (</w:t>
       </w:r>
-      <w:hyperlink r:id="rId148">
-        <w:r>
-          <w:rPr>
-            <w:lang w:val="fr_FR" w:bidi="fr_FR"/>
-          </w:rPr>
-          <w:rPr>
-            <w:color w:val="0000EE"/>
-            <w:u w:val="single"/>
-          </w:rPr>
-          <w:t>2Co 1.1</w:t>
-        </w:r>
-      </w:hyperlink>
+      <w:r>
+        <w:rPr>
+          <w:lang w:val="fr_FR" w:bidi="fr_FR"/>
+        </w:rPr>
+        <w:t>2Co 1.1</w:t>
+      </w:r>
       <w:r>
         <w:rPr>
           <w:lang w:val="fr_FR" w:bidi="fr_FR"/>
@@ -5997,18 +5139,12 @@
         </w:rPr>
         <w:t xml:space="preserve">La fervente supplication de Paul révèle ses sentiments intérieurs. • Notre cœur s'est élargi … élargissez-vous aussi : L'expression de ces sentiments se poursuit en </w:t>
       </w:r>
-      <w:hyperlink r:id="rId149">
-        <w:r>
-          <w:rPr>
-            <w:lang w:val="fr_FR" w:bidi="fr_FR"/>
-          </w:rPr>
-          <w:rPr>
-            <w:color w:val="0000EE"/>
-            <w:u w:val="single"/>
-          </w:rPr>
-          <w:t>7.2</w:t>
-        </w:r>
-      </w:hyperlink>
+      <w:r>
+        <w:rPr>
+          <w:lang w:val="fr_FR" w:bidi="fr_FR"/>
+        </w:rPr>
+        <w:t>7.2</w:t>
+      </w:r>
       <w:r>
         <w:rPr>
           <w:lang w:val="fr_FR" w:bidi="fr_FR"/>
@@ -6093,72 +5229,48 @@
         </w:rPr>
         <w:t xml:space="preserve"> : cette instruction fait allusion à l'interdiction juive de mêler certaines choses (</w:t>
       </w:r>
-      <w:hyperlink r:id="rId150">
-        <w:r>
-          <w:rPr>
-            <w:lang w:val="fr_FR" w:bidi="fr_FR"/>
-          </w:rPr>
-          <w:rPr>
-            <w:color w:val="0000EE"/>
-            <w:u w:val="single"/>
-          </w:rPr>
-          <w:t>Lv 19.19</w:t>
-        </w:r>
-      </w:hyperlink>
+      <w:r>
+        <w:rPr>
+          <w:lang w:val="fr_FR" w:bidi="fr_FR"/>
+        </w:rPr>
+        <w:t>Lv 19.19</w:t>
+      </w:r>
       <w:r>
         <w:rPr>
           <w:lang w:val="fr_FR" w:bidi="fr_FR"/>
         </w:rPr>
         <w:t xml:space="preserve"> ; </w:t>
       </w:r>
-      <w:hyperlink r:id="rId151">
-        <w:r>
-          <w:rPr>
-            <w:lang w:val="fr_FR" w:bidi="fr_FR"/>
-          </w:rPr>
-          <w:rPr>
-            <w:color w:val="0000EE"/>
-            <w:u w:val="single"/>
-          </w:rPr>
-          <w:t>Dt 22.10</w:t>
-        </w:r>
-      </w:hyperlink>
+      <w:r>
+        <w:rPr>
+          <w:lang w:val="fr_FR" w:bidi="fr_FR"/>
+        </w:rPr>
+        <w:t>Dt 22.10</w:t>
+      </w:r>
       <w:r>
         <w:rPr>
           <w:lang w:val="fr_FR" w:bidi="fr_FR"/>
         </w:rPr>
         <w:t xml:space="preserve">). Paul faisait probablement référence à la manière dont les Corinthiens étaient impliqués dans des pratiques idolâtres (voir </w:t>
       </w:r>
-      <w:hyperlink r:id="rId152">
-        <w:r>
-          <w:rPr>
-            <w:lang w:val="fr_FR" w:bidi="fr_FR"/>
-          </w:rPr>
-          <w:rPr>
-            <w:color w:val="0000EE"/>
-            <w:u w:val="single"/>
-          </w:rPr>
-          <w:t>1Co 8–10</w:t>
-        </w:r>
-      </w:hyperlink>
+      <w:r>
+        <w:rPr>
+          <w:lang w:val="fr_FR" w:bidi="fr_FR"/>
+        </w:rPr>
+        <w:t>1Co 8–10</w:t>
+      </w:r>
       <w:r>
         <w:rPr>
           <w:lang w:val="fr_FR" w:bidi="fr_FR"/>
         </w:rPr>
         <w:t xml:space="preserve"> ; cf. </w:t>
       </w:r>
-      <w:hyperlink r:id="rId153">
-        <w:r>
-          <w:rPr>
-            <w:lang w:val="fr_FR" w:bidi="fr_FR"/>
-          </w:rPr>
-          <w:rPr>
-            <w:color w:val="0000EE"/>
-            <w:u w:val="single"/>
-          </w:rPr>
-          <w:t>1Co 10.14–22</w:t>
-        </w:r>
-      </w:hyperlink>
+      <w:r>
+        <w:rPr>
+          <w:lang w:val="fr_FR" w:bidi="fr_FR"/>
+        </w:rPr>
+        <w:t>1Co 10.14–22</w:t>
+      </w:r>
       <w:r>
         <w:rPr>
           <w:lang w:val="fr_FR" w:bidi="fr_FR"/>
@@ -6213,72 +5325,48 @@
         </w:rPr>
         <w:t xml:space="preserve">Le lien entre </w:t>
       </w:r>
-      <w:hyperlink r:id="rId154">
-        <w:r>
-          <w:rPr>
-            <w:lang w:val="fr_FR" w:bidi="fr_FR"/>
-          </w:rPr>
-          <w:rPr>
-            <w:color w:val="0000EE"/>
-            <w:u w:val="single"/>
-          </w:rPr>
-          <w:t>6.13</w:t>
-        </w:r>
-      </w:hyperlink>
+      <w:r>
+        <w:rPr>
+          <w:lang w:val="fr_FR" w:bidi="fr_FR"/>
+        </w:rPr>
+        <w:t>6.13</w:t>
+      </w:r>
       <w:r>
         <w:rPr>
           <w:lang w:val="fr_FR" w:bidi="fr_FR"/>
         </w:rPr>
         <w:t xml:space="preserve"> et </w:t>
       </w:r>
-      <w:hyperlink r:id="rId149">
-        <w:r>
-          <w:rPr>
-            <w:lang w:val="fr_FR" w:bidi="fr_FR"/>
-          </w:rPr>
-          <w:rPr>
-            <w:color w:val="0000EE"/>
-            <w:u w:val="single"/>
-          </w:rPr>
-          <w:t>7.2</w:t>
-        </w:r>
-      </w:hyperlink>
+      <w:r>
+        <w:rPr>
+          <w:lang w:val="fr_FR" w:bidi="fr_FR"/>
+        </w:rPr>
+        <w:t>7.2</w:t>
+      </w:r>
       <w:r>
         <w:rPr>
           <w:lang w:val="fr_FR" w:bidi="fr_FR"/>
         </w:rPr>
         <w:t xml:space="preserve"> a conduit de nombreux érudits à croire que </w:t>
       </w:r>
-      <w:hyperlink r:id="rId155">
-        <w:r>
-          <w:rPr>
-            <w:lang w:val="fr_FR" w:bidi="fr_FR"/>
-          </w:rPr>
-          <w:rPr>
-            <w:color w:val="0000EE"/>
-            <w:u w:val="single"/>
-          </w:rPr>
-          <w:t>6.14–7.1</w:t>
-        </w:r>
-      </w:hyperlink>
+      <w:r>
+        <w:rPr>
+          <w:lang w:val="fr_FR" w:bidi="fr_FR"/>
+        </w:rPr>
+        <w:t>6.14–7.1</w:t>
+      </w:r>
       <w:r>
         <w:rPr>
           <w:lang w:val="fr_FR" w:bidi="fr_FR"/>
         </w:rPr>
         <w:t xml:space="preserve"> est le fragment inséré dans une autre lettre (peut-être celle mentionnée dans </w:t>
       </w:r>
-      <w:hyperlink r:id="rId156">
-        <w:r>
-          <w:rPr>
-            <w:lang w:val="fr_FR" w:bidi="fr_FR"/>
-          </w:rPr>
-          <w:rPr>
-            <w:color w:val="0000EE"/>
-            <w:u w:val="single"/>
-          </w:rPr>
-          <w:t>1Co 5.9</w:t>
-        </w:r>
-      </w:hyperlink>
+      <w:r>
+        <w:rPr>
+          <w:lang w:val="fr_FR" w:bidi="fr_FR"/>
+        </w:rPr>
+        <w:t>1Co 5.9</w:t>
+      </w:r>
       <w:r>
         <w:rPr>
           <w:lang w:val="fr_FR" w:bidi="fr_FR"/>
@@ -6394,36 +5482,24 @@
         </w:rPr>
         <w:t>Les croyants forment ensemble le temple du Dieu vivant, habité du Saint-Esprit et donc saint (</w:t>
       </w:r>
-      <w:hyperlink r:id="rId157">
-        <w:r>
-          <w:rPr>
-            <w:lang w:val="fr_FR" w:bidi="fr_FR"/>
-          </w:rPr>
-          <w:rPr>
-            <w:color w:val="0000EE"/>
-            <w:u w:val="single"/>
-          </w:rPr>
-          <w:t>1Co 3.16</w:t>
-        </w:r>
-      </w:hyperlink>
+      <w:r>
+        <w:rPr>
+          <w:lang w:val="fr_FR" w:bidi="fr_FR"/>
+        </w:rPr>
+        <w:t>1Co 3.16</w:t>
+      </w:r>
       <w:r>
         <w:rPr>
           <w:lang w:val="fr_FR" w:bidi="fr_FR"/>
         </w:rPr>
         <w:t xml:space="preserve"> ; </w:t>
       </w:r>
-      <w:hyperlink r:id="rId158">
-        <w:r>
-          <w:rPr>
-            <w:lang w:val="fr_FR" w:bidi="fr_FR"/>
-          </w:rPr>
-          <w:rPr>
-            <w:color w:val="0000EE"/>
-            <w:u w:val="single"/>
-          </w:rPr>
-          <w:t>1P 2.1–10</w:t>
-        </w:r>
-      </w:hyperlink>
+      <w:r>
+        <w:rPr>
+          <w:lang w:val="fr_FR" w:bidi="fr_FR"/>
+        </w:rPr>
+        <w:t>1P 2.1–10</w:t>
+      </w:r>
       <w:r>
         <w:rPr>
           <w:lang w:val="fr_FR" w:bidi="fr_FR"/>
@@ -6478,36 +5554,24 @@
         </w:rPr>
         <w:t xml:space="preserve">Cette citation est tirée de </w:t>
       </w:r>
-      <w:hyperlink r:id="rId159">
-        <w:r>
-          <w:rPr>
-            <w:lang w:val="fr_FR" w:bidi="fr_FR"/>
-          </w:rPr>
-          <w:rPr>
-            <w:color w:val="0000EE"/>
-            <w:u w:val="single"/>
-          </w:rPr>
-          <w:t>2S 7.14</w:t>
-        </w:r>
-      </w:hyperlink>
+      <w:r>
+        <w:rPr>
+          <w:lang w:val="fr_FR" w:bidi="fr_FR"/>
+        </w:rPr>
+        <w:t>2S 7.14</w:t>
+      </w:r>
       <w:r>
         <w:rPr>
           <w:lang w:val="fr_FR" w:bidi="fr_FR"/>
         </w:rPr>
         <w:t xml:space="preserve">, bien que Paul ajoute les fils et les filles (cf. </w:t>
       </w:r>
-      <w:hyperlink r:id="rId160">
-        <w:r>
-          <w:rPr>
-            <w:lang w:val="fr_FR" w:bidi="fr_FR"/>
-          </w:rPr>
-          <w:rPr>
-            <w:color w:val="0000EE"/>
-            <w:u w:val="single"/>
-          </w:rPr>
-          <w:t>Es 43.6</w:t>
-        </w:r>
-      </w:hyperlink>
+      <w:r>
+        <w:rPr>
+          <w:lang w:val="fr_FR" w:bidi="fr_FR"/>
+        </w:rPr>
+        <w:t>Es 43.6</w:t>
+      </w:r>
       <w:r>
         <w:rPr>
           <w:lang w:val="fr_FR" w:bidi="fr_FR"/>
@@ -6622,18 +5686,12 @@
         </w:rPr>
         <w:t xml:space="preserve">Donnez-nous une place dans vos cœurs : Paul reprend sa supplication de </w:t>
       </w:r>
-      <w:hyperlink r:id="rId161">
-        <w:r>
-          <w:rPr>
-            <w:lang w:val="fr_FR" w:bidi="fr_FR"/>
-          </w:rPr>
-          <w:rPr>
-            <w:color w:val="0000EE"/>
-            <w:u w:val="single"/>
-          </w:rPr>
-          <w:t>6.11–13</w:t>
-        </w:r>
-      </w:hyperlink>
+      <w:r>
+        <w:rPr>
+          <w:lang w:val="fr_FR" w:bidi="fr_FR"/>
+        </w:rPr>
+        <w:t>6.11–13</w:t>
+      </w:r>
       <w:r>
         <w:rPr>
           <w:lang w:val="fr_FR" w:bidi="fr_FR"/>
@@ -6652,18 +5710,12 @@
         </w:rPr>
         <w:t>). Paul avait un souci constant des Églises (</w:t>
       </w:r>
-      <w:hyperlink r:id="rId162">
-        <w:r>
-          <w:rPr>
-            <w:lang w:val="fr_FR" w:bidi="fr_FR"/>
-          </w:rPr>
-          <w:rPr>
-            <w:color w:val="0000EE"/>
-            <w:u w:val="single"/>
-          </w:rPr>
-          <w:t>11.28</w:t>
-        </w:r>
-      </w:hyperlink>
+      <w:r>
+        <w:rPr>
+          <w:lang w:val="fr_FR" w:bidi="fr_FR"/>
+        </w:rPr>
+        <w:t>11.28</w:t>
+      </w:r>
       <w:r>
         <w:rPr>
           <w:lang w:val="fr_FR" w:bidi="fr_FR"/>
@@ -6742,36 +5794,24 @@
         </w:rPr>
         <w:t>Toutes nos tribulations pourraient renvoyer aux nombreuses épreuves vécues par Paul (</w:t>
       </w:r>
-      <w:hyperlink r:id="rId163">
-        <w:r>
-          <w:rPr>
-            <w:lang w:val="fr_FR" w:bidi="fr_FR"/>
-          </w:rPr>
-          <w:rPr>
-            <w:color w:val="0000EE"/>
-            <w:u w:val="single"/>
-          </w:rPr>
-          <w:t>6.5</w:t>
-        </w:r>
-      </w:hyperlink>
+      <w:r>
+        <w:rPr>
+          <w:lang w:val="fr_FR" w:bidi="fr_FR"/>
+        </w:rPr>
+        <w:t>6.5</w:t>
+      </w:r>
       <w:r>
         <w:rPr>
           <w:lang w:val="fr_FR" w:bidi="fr_FR"/>
         </w:rPr>
         <w:t xml:space="preserve">) ou à ses problèmes avec les Corinthiens eux-mêmes. En tout cas, il est rempli de joie parce que la réponse de l'Église l'a grandement encouragé, comme il l'explique en </w:t>
       </w:r>
-      <w:hyperlink r:id="rId164">
-        <w:r>
-          <w:rPr>
-            <w:lang w:val="fr_FR" w:bidi="fr_FR"/>
-          </w:rPr>
-          <w:rPr>
-            <w:color w:val="0000EE"/>
-            <w:u w:val="single"/>
-          </w:rPr>
-          <w:t>7.5–16</w:t>
-        </w:r>
-      </w:hyperlink>
+      <w:r>
+        <w:rPr>
+          <w:lang w:val="fr_FR" w:bidi="fr_FR"/>
+        </w:rPr>
+        <w:t>7.5–16</w:t>
+      </w:r>
       <w:r>
         <w:rPr>
           <w:lang w:val="fr_FR" w:bidi="fr_FR"/>
@@ -6838,90 +5878,60 @@
         </w:rPr>
         <w:t xml:space="preserve"> ; </w:t>
       </w:r>
-      <w:hyperlink r:id="rId165">
-        <w:r>
-          <w:rPr>
-            <w:lang w:val="fr_FR" w:bidi="fr_FR"/>
-          </w:rPr>
-          <w:rPr>
-            <w:color w:val="0000EE"/>
-            <w:u w:val="single"/>
-          </w:rPr>
-          <w:t>Ac 20.1–2</w:t>
-        </w:r>
-      </w:hyperlink>
+      <w:r>
+        <w:rPr>
+          <w:lang w:val="fr_FR" w:bidi="fr_FR"/>
+        </w:rPr>
+        <w:t>Ac 20.1–2</w:t>
+      </w:r>
       <w:r>
         <w:rPr>
           <w:lang w:val="fr_FR" w:bidi="fr_FR"/>
         </w:rPr>
         <w:t xml:space="preserve">). • Au départ, Paul n'a eu aucun repos (ce mot grec est utilisé en </w:t>
       </w:r>
-      <w:hyperlink r:id="rId166">
-        <w:r>
-          <w:rPr>
-            <w:lang w:val="fr_FR" w:bidi="fr_FR"/>
-          </w:rPr>
-          <w:rPr>
-            <w:color w:val="0000EE"/>
-            <w:u w:val="single"/>
-          </w:rPr>
-          <w:t>2Co 2.13</w:t>
-        </w:r>
-      </w:hyperlink>
+      <w:r>
+        <w:rPr>
+          <w:lang w:val="fr_FR" w:bidi="fr_FR"/>
+        </w:rPr>
+        <w:t>2Co 2.13</w:t>
+      </w:r>
       <w:r>
         <w:rPr>
           <w:lang w:val="fr_FR" w:bidi="fr_FR"/>
         </w:rPr>
         <w:t xml:space="preserve">, où il est traduit par « paix de l'esprit ») mais seulement des conflits, des batailles et de la crainte. Paul était profondément découragé, mais il a reçu la consolation de Dieu, qui console ceux qui sont découragés (cf. </w:t>
       </w:r>
-      <w:hyperlink r:id="rId167">
-        <w:r>
-          <w:rPr>
-            <w:lang w:val="fr_FR" w:bidi="fr_FR"/>
-          </w:rPr>
-          <w:rPr>
-            <w:color w:val="0000EE"/>
-            <w:u w:val="single"/>
-          </w:rPr>
-          <w:t>Ps 42.5–6</w:t>
-        </w:r>
-      </w:hyperlink>
+      <w:r>
+        <w:rPr>
+          <w:lang w:val="fr_FR" w:bidi="fr_FR"/>
+        </w:rPr>
+        <w:t>Ps 42.5–6</w:t>
+      </w:r>
       <w:r>
         <w:rPr>
           <w:lang w:val="fr_FR" w:bidi="fr_FR"/>
         </w:rPr>
         <w:t xml:space="preserve">). Tite l'avait rejoint de Corinthe avec la nouvelle que sa lettre (voir </w:t>
       </w:r>
-      <w:hyperlink r:id="rId168">
-        <w:r>
-          <w:rPr>
-            <w:lang w:val="fr_FR" w:bidi="fr_FR"/>
-          </w:rPr>
-          <w:rPr>
-            <w:color w:val="0000EE"/>
-            <w:u w:val="single"/>
-          </w:rPr>
-          <w:t>2Co 2.3–4</w:t>
-        </w:r>
-      </w:hyperlink>
+      <w:r>
+        <w:rPr>
+          <w:lang w:val="fr_FR" w:bidi="fr_FR"/>
+        </w:rPr>
+        <w:t>2Co 2.3–4</w:t>
+      </w:r>
       <w:r>
         <w:rPr>
           <w:lang w:val="fr_FR" w:bidi="fr_FR"/>
         </w:rPr>
         <w:t>) avait fait effet (</w:t>
       </w:r>
-      <w:hyperlink r:id="rId169">
-        <w:r>
-          <w:rPr>
-            <w:lang w:val="fr_FR" w:bidi="fr_FR"/>
-          </w:rPr>
-          <w:rPr>
-            <w:color w:val="0000EE"/>
-            <w:u w:val="single"/>
-          </w:rPr>
-          <w:t>7.8–16</w:t>
-        </w:r>
-      </w:hyperlink>
+      <w:r>
+        <w:rPr>
+          <w:lang w:val="fr_FR" w:bidi="fr_FR"/>
+        </w:rPr>
+        <w:t>7.8–16</w:t>
+      </w:r>
       <w:r>
         <w:rPr>
           <w:lang w:val="fr_FR" w:bidi="fr_FR"/>
@@ -6976,18 +5986,12 @@
         </w:rPr>
         <w:t xml:space="preserve">Au début, Paul regrettait d'avoir envoyé sa précédente lettre (voir </w:t>
       </w:r>
-      <w:hyperlink r:id="rId168">
-        <w:r>
-          <w:rPr>
-            <w:lang w:val="fr_FR" w:bidi="fr_FR"/>
-          </w:rPr>
-          <w:rPr>
-            <w:color w:val="0000EE"/>
-            <w:u w:val="single"/>
-          </w:rPr>
-          <w:t>2.3–4</w:t>
-        </w:r>
-      </w:hyperlink>
+      <w:r>
+        <w:rPr>
+          <w:lang w:val="fr_FR" w:bidi="fr_FR"/>
+        </w:rPr>
+        <w:t>2.3–4</w:t>
+      </w:r>
       <w:r>
         <w:rPr>
           <w:lang w:val="fr_FR" w:bidi="fr_FR"/>
@@ -7006,18 +6010,12 @@
         </w:rPr>
         <w:t xml:space="preserve">Ils avaient corrigé la personne insultante, peut-être même trop sévèrement (voir </w:t>
       </w:r>
-      <w:hyperlink r:id="rId170">
-        <w:r>
-          <w:rPr>
-            <w:lang w:val="fr_FR" w:bidi="fr_FR"/>
-          </w:rPr>
-          <w:rPr>
-            <w:color w:val="0000EE"/>
-            <w:u w:val="single"/>
-          </w:rPr>
-          <w:t>2.6–11</w:t>
-        </w:r>
-      </w:hyperlink>
+      <w:r>
+        <w:rPr>
+          <w:lang w:val="fr_FR" w:bidi="fr_FR"/>
+        </w:rPr>
+        <w:t>2.6–11</w:t>
+      </w:r>
       <w:r>
         <w:rPr>
           <w:lang w:val="fr_FR" w:bidi="fr_FR"/>
@@ -7072,36 +6070,24 @@
         </w:rPr>
         <w:t xml:space="preserve">Deux types de chagrins sont évoqués : (1) Le chagrin du monde qui ne se repent pas et conduit à la mort spirituelle (voir par exemple </w:t>
       </w:r>
-      <w:hyperlink r:id="rId171">
-        <w:r>
-          <w:rPr>
-            <w:lang w:val="fr_FR" w:bidi="fr_FR"/>
-          </w:rPr>
-          <w:rPr>
-            <w:color w:val="0000EE"/>
-            <w:u w:val="single"/>
-          </w:rPr>
-          <w:t>Mt 27.3–6</w:t>
-        </w:r>
-      </w:hyperlink>
+      <w:r>
+        <w:rPr>
+          <w:lang w:val="fr_FR" w:bidi="fr_FR"/>
+        </w:rPr>
+        <w:t>Mt 27.3–6</w:t>
+      </w:r>
       <w:r>
         <w:rPr>
           <w:lang w:val="fr_FR" w:bidi="fr_FR"/>
         </w:rPr>
         <w:t xml:space="preserve"> ; </w:t>
       </w:r>
-      <w:hyperlink r:id="rId172">
-        <w:r>
-          <w:rPr>
-            <w:lang w:val="fr_FR" w:bidi="fr_FR"/>
-          </w:rPr>
-          <w:rPr>
-            <w:color w:val="0000EE"/>
-            <w:u w:val="single"/>
-          </w:rPr>
-          <w:t>Hé 12.16–17</w:t>
-        </w:r>
-      </w:hyperlink>
+      <w:r>
+        <w:rPr>
+          <w:lang w:val="fr_FR" w:bidi="fr_FR"/>
+        </w:rPr>
+        <w:t>Hé 12.16–17</w:t>
+      </w:r>
       <w:r>
         <w:rPr>
           <w:lang w:val="fr_FR" w:bidi="fr_FR"/>
@@ -7252,72 +6238,48 @@
         </w:rPr>
         <w:t>Les Églises en Macédoine comprennent l'Église de Philippes, que nous savons, grâce au livre des Actes et la lettre aux Philippiens, être éprouvée par de nombreux troubles et très pauvre. Les Philippiens faisaient toutefois preuve de générosité en envoyant des dons à Paul et en soutenant sa collecte (</w:t>
       </w:r>
-      <w:hyperlink r:id="rId173">
-        <w:r>
-          <w:rPr>
-            <w:lang w:val="fr_FR" w:bidi="fr_FR"/>
-          </w:rPr>
-          <w:rPr>
-            <w:color w:val="0000EE"/>
-            <w:u w:val="single"/>
-          </w:rPr>
-          <w:t>8.4–5</w:t>
-        </w:r>
-      </w:hyperlink>
+      <w:r>
+        <w:rPr>
+          <w:lang w:val="fr_FR" w:bidi="fr_FR"/>
+        </w:rPr>
+        <w:t>8.4–5</w:t>
+      </w:r>
       <w:r>
         <w:rPr>
           <w:lang w:val="fr_FR" w:bidi="fr_FR"/>
         </w:rPr>
         <w:t xml:space="preserve"> ; </w:t>
       </w:r>
-      <w:hyperlink r:id="rId174">
-        <w:r>
-          <w:rPr>
-            <w:lang w:val="fr_FR" w:bidi="fr_FR"/>
-          </w:rPr>
-          <w:rPr>
-            <w:color w:val="0000EE"/>
-            <w:u w:val="single"/>
-          </w:rPr>
-          <w:t>Ph 1.5</w:t>
-        </w:r>
-      </w:hyperlink>
+      <w:r>
+        <w:rPr>
+          <w:lang w:val="fr_FR" w:bidi="fr_FR"/>
+        </w:rPr>
+        <w:t>Ph 1.5</w:t>
+      </w:r>
       <w:r>
         <w:rPr>
           <w:lang w:val="fr_FR" w:bidi="fr_FR"/>
         </w:rPr>
         <w:t xml:space="preserve"> ; </w:t>
       </w:r>
-      <w:hyperlink r:id="rId175">
-        <w:r>
-          <w:rPr>
-            <w:lang w:val="fr_FR" w:bidi="fr_FR"/>
-          </w:rPr>
-          <w:rPr>
-            <w:color w:val="0000EE"/>
-            <w:u w:val="single"/>
-          </w:rPr>
-          <w:t>2.25–30</w:t>
-        </w:r>
-      </w:hyperlink>
+      <w:r>
+        <w:rPr>
+          <w:lang w:val="fr_FR" w:bidi="fr_FR"/>
+        </w:rPr>
+        <w:t>2.25–30</w:t>
+      </w:r>
       <w:r>
         <w:rPr>
           <w:lang w:val="fr_FR" w:bidi="fr_FR"/>
         </w:rPr>
         <w:t xml:space="preserve"> ; </w:t>
       </w:r>
-      <w:hyperlink r:id="rId176">
-        <w:r>
-          <w:rPr>
-            <w:lang w:val="fr_FR" w:bidi="fr_FR"/>
-          </w:rPr>
-          <w:rPr>
-            <w:color w:val="0000EE"/>
-            <w:u w:val="single"/>
-          </w:rPr>
-          <w:t>4.15–20</w:t>
-        </w:r>
-      </w:hyperlink>
+      <w:r>
+        <w:rPr>
+          <w:lang w:val="fr_FR" w:bidi="fr_FR"/>
+        </w:rPr>
+        <w:t>4.15–20</w:t>
+      </w:r>
       <w:r>
         <w:rPr>
           <w:lang w:val="fr_FR" w:bidi="fr_FR"/>
@@ -7372,144 +6334,96 @@
         </w:rPr>
         <w:t>Paul s'intéresse maintenant à la collecte pour l'Église de Jérusalem (</w:t>
       </w:r>
-      <w:hyperlink r:id="rId177">
-        <w:r>
-          <w:rPr>
-            <w:lang w:val="fr_FR" w:bidi="fr_FR"/>
-          </w:rPr>
-          <w:rPr>
-            <w:color w:val="0000EE"/>
-            <w:u w:val="single"/>
-          </w:rPr>
-          <w:t>8.4</w:t>
-        </w:r>
-      </w:hyperlink>
+      <w:r>
+        <w:rPr>
+          <w:lang w:val="fr_FR" w:bidi="fr_FR"/>
+        </w:rPr>
+        <w:t>8.4</w:t>
+      </w:r>
       <w:r>
         <w:rPr>
           <w:lang w:val="fr_FR" w:bidi="fr_FR"/>
         </w:rPr>
         <w:t xml:space="preserve"> ; </w:t>
       </w:r>
-      <w:hyperlink r:id="rId178">
-        <w:r>
-          <w:rPr>
-            <w:lang w:val="fr_FR" w:bidi="fr_FR"/>
-          </w:rPr>
-          <w:rPr>
-            <w:color w:val="0000EE"/>
-            <w:u w:val="single"/>
-          </w:rPr>
-          <w:t>9.1</w:t>
-        </w:r>
-      </w:hyperlink>
+      <w:r>
+        <w:rPr>
+          <w:lang w:val="fr_FR" w:bidi="fr_FR"/>
+        </w:rPr>
+        <w:t>9.1</w:t>
+      </w:r>
       <w:r>
         <w:rPr>
           <w:lang w:val="fr_FR" w:bidi="fr_FR"/>
         </w:rPr>
         <w:t>). Ces fonds étaient destinés à soutenir les chrétiens pauvres de la ville sainte (</w:t>
       </w:r>
-      <w:hyperlink r:id="rId179">
-        <w:r>
-          <w:rPr>
-            <w:lang w:val="fr_FR" w:bidi="fr_FR"/>
-          </w:rPr>
-          <w:rPr>
-            <w:color w:val="0000EE"/>
-            <w:u w:val="single"/>
-          </w:rPr>
-          <w:t>Ac 11.27–30</w:t>
-        </w:r>
-      </w:hyperlink>
+      <w:r>
+        <w:rPr>
+          <w:lang w:val="fr_FR" w:bidi="fr_FR"/>
+        </w:rPr>
+        <w:t>Ac 11.27–30</w:t>
+      </w:r>
       <w:r>
         <w:rPr>
           <w:lang w:val="fr_FR" w:bidi="fr_FR"/>
         </w:rPr>
         <w:t xml:space="preserve"> ; </w:t>
       </w:r>
-      <w:hyperlink r:id="rId180">
-        <w:r>
-          <w:rPr>
-            <w:lang w:val="fr_FR" w:bidi="fr_FR"/>
-          </w:rPr>
-          <w:rPr>
-            <w:color w:val="0000EE"/>
-            <w:u w:val="single"/>
-          </w:rPr>
-          <w:t>Rm 15.25–27</w:t>
-        </w:r>
-      </w:hyperlink>
+      <w:r>
+        <w:rPr>
+          <w:lang w:val="fr_FR" w:bidi="fr_FR"/>
+        </w:rPr>
+        <w:t>Rm 15.25–27</w:t>
+      </w:r>
       <w:r>
         <w:rPr>
           <w:lang w:val="fr_FR" w:bidi="fr_FR"/>
         </w:rPr>
         <w:t xml:space="preserve">, </w:t>
       </w:r>
-      <w:hyperlink r:id="rId181">
-        <w:r>
-          <w:rPr>
-            <w:lang w:val="fr_FR" w:bidi="fr_FR"/>
-          </w:rPr>
-          <w:rPr>
-            <w:color w:val="0000EE"/>
-            <w:u w:val="single"/>
-          </w:rPr>
-          <w:t>31</w:t>
-        </w:r>
-      </w:hyperlink>
+      <w:r>
+        <w:rPr>
+          <w:lang w:val="fr_FR" w:bidi="fr_FR"/>
+        </w:rPr>
+        <w:t>31</w:t>
+      </w:r>
       <w:r>
         <w:rPr>
           <w:lang w:val="fr_FR" w:bidi="fr_FR"/>
         </w:rPr>
         <w:t xml:space="preserve"> ; </w:t>
       </w:r>
-      <w:hyperlink r:id="rId182">
-        <w:r>
-          <w:rPr>
-            <w:lang w:val="fr_FR" w:bidi="fr_FR"/>
-          </w:rPr>
-          <w:rPr>
-            <w:color w:val="0000EE"/>
-            <w:u w:val="single"/>
-          </w:rPr>
-          <w:t>Ga 2.10</w:t>
-        </w:r>
-      </w:hyperlink>
+      <w:r>
+        <w:rPr>
+          <w:lang w:val="fr_FR" w:bidi="fr_FR"/>
+        </w:rPr>
+        <w:t>Ga 2.10</w:t>
+      </w:r>
       <w:r>
         <w:rPr>
           <w:lang w:val="fr_FR" w:bidi="fr_FR"/>
         </w:rPr>
         <w:t>). Paul avait précédemment donné des instructions à ce sujet (</w:t>
       </w:r>
-      <w:hyperlink r:id="rId183">
-        <w:r>
-          <w:rPr>
-            <w:lang w:val="fr_FR" w:bidi="fr_FR"/>
-          </w:rPr>
-          <w:rPr>
-            <w:color w:val="0000EE"/>
-            <w:u w:val="single"/>
-          </w:rPr>
-          <w:t>1Co 16.1–2</w:t>
-        </w:r>
-      </w:hyperlink>
+      <w:r>
+        <w:rPr>
+          <w:lang w:val="fr_FR" w:bidi="fr_FR"/>
+        </w:rPr>
+        <w:t>1Co 16.1–2</w:t>
+      </w:r>
       <w:r>
         <w:rPr>
           <w:lang w:val="fr_FR" w:bidi="fr_FR"/>
         </w:rPr>
         <w:t>) ; il est désormais temps de collecter les fonds (</w:t>
       </w:r>
-      <w:hyperlink r:id="rId184">
-        <w:r>
-          <w:rPr>
-            <w:lang w:val="fr_FR" w:bidi="fr_FR"/>
-          </w:rPr>
-          <w:rPr>
-            <w:color w:val="0000EE"/>
-            <w:u w:val="single"/>
-          </w:rPr>
-          <w:t>2Co 8.6</w:t>
-        </w:r>
-      </w:hyperlink>
+      <w:r>
+        <w:rPr>
+          <w:lang w:val="fr_FR" w:bidi="fr_FR"/>
+        </w:rPr>
+        <w:t>2Co 8.6</w:t>
+      </w:r>
       <w:r>
         <w:rPr>
           <w:lang w:val="fr_FR" w:bidi="fr_FR"/>
@@ -7612,90 +6526,60 @@
         </w:rPr>
         <w:t>C'est le verset clé de l'exposé de Paul sur le don chrétien (</w:t>
       </w:r>
-      <w:hyperlink r:id="rId185">
-        <w:r>
-          <w:rPr>
-            <w:lang w:val="fr_FR" w:bidi="fr_FR"/>
-          </w:rPr>
-          <w:rPr>
-            <w:color w:val="0000EE"/>
-            <w:u w:val="single"/>
-          </w:rPr>
-          <w:t>8.1–9.15</w:t>
-        </w:r>
-      </w:hyperlink>
+      <w:r>
+        <w:rPr>
+          <w:lang w:val="fr_FR" w:bidi="fr_FR"/>
+        </w:rPr>
+        <w:t>8.1–9.15</w:t>
+      </w:r>
       <w:r>
         <w:rPr>
           <w:lang w:val="fr_FR" w:bidi="fr_FR"/>
         </w:rPr>
         <w:t>). Les Corinthiens étaient réputés pour leurs dons spirituels (</w:t>
       </w:r>
-      <w:hyperlink r:id="rId186">
-        <w:r>
-          <w:rPr>
-            <w:lang w:val="fr_FR" w:bidi="fr_FR"/>
-          </w:rPr>
-          <w:rPr>
-            <w:color w:val="0000EE"/>
-            <w:u w:val="single"/>
-          </w:rPr>
-          <w:t xml:space="preserve">1Co 1.5–7 </w:t>
-        </w:r>
-      </w:hyperlink>
+      <w:r>
+        <w:rPr>
+          <w:lang w:val="fr_FR" w:bidi="fr_FR"/>
+        </w:rPr>
+        <w:t xml:space="preserve">1Co 1.5–7 </w:t>
+      </w:r>
       <w:r>
         <w:rPr>
           <w:lang w:val="fr_FR" w:bidi="fr_FR"/>
         </w:rPr>
         <w:t xml:space="preserve">; </w:t>
       </w:r>
-      <w:hyperlink r:id="rId187">
-        <w:r>
-          <w:rPr>
-            <w:lang w:val="fr_FR" w:bidi="fr_FR"/>
-          </w:rPr>
-          <w:rPr>
-            <w:color w:val="0000EE"/>
-            <w:u w:val="single"/>
-          </w:rPr>
-          <w:t>14.12</w:t>
-        </w:r>
-      </w:hyperlink>
+      <w:r>
+        <w:rPr>
+          <w:lang w:val="fr_FR" w:bidi="fr_FR"/>
+        </w:rPr>
+        <w:t>14.12</w:t>
+      </w:r>
       <w:r>
         <w:rPr>
           <w:lang w:val="fr_FR" w:bidi="fr_FR"/>
         </w:rPr>
         <w:t xml:space="preserve">). Maintenant, ils doivent faire preuve de charité, ce qui est une marque de maturité spirituelle (cf. </w:t>
       </w:r>
-      <w:hyperlink r:id="rId188">
-        <w:r>
-          <w:rPr>
-            <w:lang w:val="fr_FR" w:bidi="fr_FR"/>
-          </w:rPr>
-          <w:rPr>
-            <w:color w:val="0000EE"/>
-            <w:u w:val="single"/>
-          </w:rPr>
-          <w:t>1Co 13.1–13</w:t>
-        </w:r>
-      </w:hyperlink>
+      <w:r>
+        <w:rPr>
+          <w:lang w:val="fr_FR" w:bidi="fr_FR"/>
+        </w:rPr>
+        <w:t>1Co 13.1–13</w:t>
+      </w:r>
       <w:r>
         <w:rPr>
           <w:lang w:val="fr_FR" w:bidi="fr_FR"/>
         </w:rPr>
         <w:t>). Dieu ayant généreusement béni les Corinthiens, ils doivent faire preuve de générosité envers les croyants juifs dans le besoin (</w:t>
       </w:r>
-      <w:hyperlink r:id="rId189">
-        <w:r>
-          <w:rPr>
-            <w:lang w:val="fr_FR" w:bidi="fr_FR"/>
-          </w:rPr>
-          <w:rPr>
-            <w:color w:val="0000EE"/>
-            <w:u w:val="single"/>
-          </w:rPr>
-          <w:t>2Co 9.13</w:t>
-        </w:r>
-      </w:hyperlink>
+      <w:r>
+        <w:rPr>
+          <w:lang w:val="fr_FR" w:bidi="fr_FR"/>
+        </w:rPr>
+        <w:t>2Co 9.13</w:t>
+      </w:r>
       <w:r>
         <w:rPr>
           <w:lang w:val="fr_FR" w:bidi="fr_FR"/>
@@ -7750,54 +6634,36 @@
         </w:rPr>
         <w:t>Le modèle parfait du don est le Seigneur lui-même, qui était riche en la présence du Père (</w:t>
       </w:r>
-      <w:hyperlink r:id="rId190">
-        <w:r>
-          <w:rPr>
-            <w:lang w:val="fr_FR" w:bidi="fr_FR"/>
-          </w:rPr>
-          <w:rPr>
-            <w:color w:val="0000EE"/>
-            <w:u w:val="single"/>
-          </w:rPr>
-          <w:t>Jn 17.5</w:t>
-        </w:r>
-      </w:hyperlink>
+      <w:r>
+        <w:rPr>
+          <w:lang w:val="fr_FR" w:bidi="fr_FR"/>
+        </w:rPr>
+        <w:t>Jn 17.5</w:t>
+      </w:r>
       <w:r>
         <w:rPr>
           <w:lang w:val="fr_FR" w:bidi="fr_FR"/>
         </w:rPr>
         <w:t xml:space="preserve">, </w:t>
       </w:r>
-      <w:hyperlink r:id="rId191">
-        <w:r>
-          <w:rPr>
-            <w:lang w:val="fr_FR" w:bidi="fr_FR"/>
-          </w:rPr>
-          <w:rPr>
-            <w:color w:val="0000EE"/>
-            <w:u w:val="single"/>
-          </w:rPr>
-          <w:t>24</w:t>
-        </w:r>
-      </w:hyperlink>
+      <w:r>
+        <w:rPr>
+          <w:lang w:val="fr_FR" w:bidi="fr_FR"/>
+        </w:rPr>
+        <w:t>24</w:t>
+      </w:r>
       <w:r>
         <w:rPr>
           <w:lang w:val="fr_FR" w:bidi="fr_FR"/>
         </w:rPr>
         <w:t xml:space="preserve">), mais est devenu pauvre en acceptant de vivre une existence humaine et de mourir sur la croix (voir </w:t>
       </w:r>
-      <w:hyperlink r:id="rId131">
-        <w:r>
-          <w:rPr>
-            <w:lang w:val="fr_FR" w:bidi="fr_FR"/>
-          </w:rPr>
-          <w:rPr>
-            <w:color w:val="0000EE"/>
-            <w:u w:val="single"/>
-          </w:rPr>
-          <w:t>Ph 2.6–11</w:t>
-        </w:r>
-      </w:hyperlink>
+      <w:r>
+        <w:rPr>
+          <w:lang w:val="fr_FR" w:bidi="fr_FR"/>
+        </w:rPr>
+        <w:t>Ph 2.6–11</w:t>
+      </w:r>
       <w:r>
         <w:rPr>
           <w:lang w:val="fr_FR" w:bidi="fr_FR"/>
@@ -7852,18 +6718,12 @@
         </w:rPr>
         <w:t xml:space="preserve">Ce qui avait commencé il y a un an était une collecte d'offrandes pour Jérusalem, incitée par </w:t>
       </w:r>
-      <w:hyperlink r:id="rId183">
-        <w:r>
-          <w:rPr>
-            <w:lang w:val="fr_FR" w:bidi="fr_FR"/>
-          </w:rPr>
-          <w:rPr>
-            <w:color w:val="0000EE"/>
-            <w:u w:val="single"/>
-          </w:rPr>
-          <w:t>1Co 16.1–2</w:t>
-        </w:r>
-      </w:hyperlink>
+      <w:r>
+        <w:rPr>
+          <w:lang w:val="fr_FR" w:bidi="fr_FR"/>
+        </w:rPr>
+        <w:t>1Co 16.1–2</w:t>
+      </w:r>
       <w:r>
         <w:rPr>
           <w:lang w:val="fr_FR" w:bidi="fr_FR"/>
@@ -7918,18 +6778,12 @@
         </w:rPr>
         <w:t xml:space="preserve">Paul cite </w:t>
       </w:r>
-      <w:hyperlink r:id="rId192">
-        <w:r>
-          <w:rPr>
-            <w:lang w:val="fr_FR" w:bidi="fr_FR"/>
-          </w:rPr>
-          <w:rPr>
-            <w:color w:val="0000EE"/>
-            <w:u w:val="single"/>
-          </w:rPr>
-          <w:t>Ex 16.18</w:t>
-        </w:r>
-      </w:hyperlink>
+      <w:r>
+        <w:rPr>
+          <w:lang w:val="fr_FR" w:bidi="fr_FR"/>
+        </w:rPr>
+        <w:t>Ex 16.18</w:t>
+      </w:r>
       <w:r>
         <w:rPr>
           <w:lang w:val="fr_FR" w:bidi="fr_FR"/>
@@ -7984,18 +6838,12 @@
         </w:rPr>
         <w:t>Deux autres hommes voyagent avec Tite à Corinthe afin de se prémunir contre toute critique concernant la gestion des fonds collectés (</w:t>
       </w:r>
-      <w:hyperlink r:id="rId193">
-        <w:r>
-          <w:rPr>
-            <w:lang w:val="fr_FR" w:bidi="fr_FR"/>
-          </w:rPr>
-          <w:rPr>
-            <w:color w:val="0000EE"/>
-            <w:u w:val="single"/>
-          </w:rPr>
-          <w:t>8.20–21</w:t>
-        </w:r>
-      </w:hyperlink>
+      <w:r>
+        <w:rPr>
+          <w:lang w:val="fr_FR" w:bidi="fr_FR"/>
+        </w:rPr>
+        <w:t>8.20–21</w:t>
+      </w:r>
       <w:r>
         <w:rPr>
           <w:lang w:val="fr_FR" w:bidi="fr_FR"/>
@@ -8056,18 +6904,12 @@
         </w:rPr>
         <w:t xml:space="preserve"> : ils sont des exemples de croyants reflétant la splendeur du Seigneur (</w:t>
       </w:r>
-      <w:hyperlink r:id="rId194">
-        <w:r>
-          <w:rPr>
-            <w:lang w:val="fr_FR" w:bidi="fr_FR"/>
-          </w:rPr>
-          <w:rPr>
-            <w:color w:val="0000EE"/>
-            <w:u w:val="single"/>
-          </w:rPr>
-          <w:t>3.1–18</w:t>
-        </w:r>
-      </w:hyperlink>
+      <w:r>
+        <w:rPr>
+          <w:lang w:val="fr_FR" w:bidi="fr_FR"/>
+        </w:rPr>
+        <w:t>3.1–18</w:t>
+      </w:r>
       <w:r>
         <w:rPr>
           <w:lang w:val="fr_FR" w:bidi="fr_FR"/>
@@ -8122,54 +6964,36 @@
         </w:rPr>
         <w:t>Deux motifs renforcent un esprit d'amour par le don : (1) la volonté d'imiter les Macédoniens, qui, dans leur pauvreté, avaient fait preuve de générosité (</w:t>
       </w:r>
-      <w:hyperlink r:id="rId195">
-        <w:r>
-          <w:rPr>
-            <w:lang w:val="fr_FR" w:bidi="fr_FR"/>
-          </w:rPr>
-          <w:rPr>
-            <w:color w:val="0000EE"/>
-            <w:u w:val="single"/>
-          </w:rPr>
-          <w:t>9.2</w:t>
-        </w:r>
-      </w:hyperlink>
+      <w:r>
+        <w:rPr>
+          <w:lang w:val="fr_FR" w:bidi="fr_FR"/>
+        </w:rPr>
+        <w:t>9.2</w:t>
+      </w:r>
       <w:r>
         <w:rPr>
           <w:lang w:val="fr_FR" w:bidi="fr_FR"/>
         </w:rPr>
         <w:t>) ; et (2) la volonté de ne pas faire honte à Paul ou à eux-mêmes, puisqu'il s'était vanté de la générosité des Corinthiens auprès des Macédoniens (</w:t>
       </w:r>
-      <w:hyperlink r:id="rId196">
-        <w:r>
-          <w:rPr>
-            <w:lang w:val="fr_FR" w:bidi="fr_FR"/>
-          </w:rPr>
-          <w:rPr>
-            <w:color w:val="0000EE"/>
-            <w:u w:val="single"/>
-          </w:rPr>
-          <w:t>9.3–5</w:t>
-        </w:r>
-      </w:hyperlink>
+      <w:r>
+        <w:rPr>
+          <w:lang w:val="fr_FR" w:bidi="fr_FR"/>
+        </w:rPr>
+        <w:t>9.3–5</w:t>
+      </w:r>
       <w:r>
         <w:rPr>
           <w:lang w:val="fr_FR" w:bidi="fr_FR"/>
         </w:rPr>
         <w:t>). Pour collecter les fonds en temps voulu, Paul enverra par avance des délégués (</w:t>
       </w:r>
-      <w:hyperlink r:id="rId197">
-        <w:r>
-          <w:rPr>
-            <w:lang w:val="fr_FR" w:bidi="fr_FR"/>
-          </w:rPr>
-          <w:rPr>
-            <w:color w:val="0000EE"/>
-            <w:u w:val="single"/>
-          </w:rPr>
-          <w:t>8.16–24</w:t>
-        </w:r>
-      </w:hyperlink>
+      <w:r>
+        <w:rPr>
+          <w:lang w:val="fr_FR" w:bidi="fr_FR"/>
+        </w:rPr>
+        <w:t>8.16–24</w:t>
+      </w:r>
       <w:r>
         <w:rPr>
           <w:lang w:val="fr_FR" w:bidi="fr_FR"/>
@@ -8333,18 +7157,12 @@
         </w:rPr>
         <w:t xml:space="preserve">Selon ce qui est écrit : la citation de </w:t>
       </w:r>
-      <w:hyperlink r:id="rId198">
-        <w:r>
-          <w:rPr>
-            <w:lang w:val="fr_FR" w:bidi="fr_FR"/>
-          </w:rPr>
-          <w:rPr>
-            <w:color w:val="0000EE"/>
-            <w:u w:val="single"/>
-          </w:rPr>
-          <w:t>Ps 112.9</w:t>
-        </w:r>
-      </w:hyperlink>
+      <w:r>
+        <w:rPr>
+          <w:lang w:val="fr_FR" w:bidi="fr_FR"/>
+        </w:rPr>
+        <w:t>Ps 112.9</w:t>
+      </w:r>
       <w:r>
         <w:rPr>
           <w:lang w:val="fr_FR" w:bidi="fr_FR"/>
@@ -8399,126 +7217,84 @@
         </w:rPr>
         <w:t>La générosité des Corinthiens sera soutenue par celle de Dieu (</w:t>
       </w:r>
-      <w:hyperlink r:id="rId199">
-        <w:r>
-          <w:rPr>
-            <w:lang w:val="fr_FR" w:bidi="fr_FR"/>
-          </w:rPr>
-          <w:rPr>
-            <w:color w:val="0000EE"/>
-            <w:u w:val="single"/>
-          </w:rPr>
-          <w:t>9.10–11</w:t>
-        </w:r>
-      </w:hyperlink>
+      <w:r>
+        <w:rPr>
+          <w:lang w:val="fr_FR" w:bidi="fr_FR"/>
+        </w:rPr>
+        <w:t>9.10–11</w:t>
+      </w:r>
       <w:r>
         <w:rPr>
           <w:lang w:val="fr_FR" w:bidi="fr_FR"/>
         </w:rPr>
         <w:t>). Elle pourvoira aux besoins des chrétiens juifs (</w:t>
       </w:r>
-      <w:hyperlink r:id="rId200">
-        <w:r>
-          <w:rPr>
-            <w:lang w:val="fr_FR" w:bidi="fr_FR"/>
-          </w:rPr>
-          <w:rPr>
-            <w:color w:val="0000EE"/>
-            <w:u w:val="single"/>
-          </w:rPr>
-          <w:t>9.12</w:t>
-        </w:r>
-      </w:hyperlink>
+      <w:r>
+        <w:rPr>
+          <w:lang w:val="fr_FR" w:bidi="fr_FR"/>
+        </w:rPr>
+        <w:t>9.12</w:t>
+      </w:r>
       <w:r>
         <w:rPr>
           <w:lang w:val="fr_FR" w:bidi="fr_FR"/>
         </w:rPr>
         <w:t>), glorifiera Dieu (</w:t>
       </w:r>
-      <w:hyperlink r:id="rId189">
-        <w:r>
-          <w:rPr>
-            <w:lang w:val="fr_FR" w:bidi="fr_FR"/>
-          </w:rPr>
-          <w:rPr>
-            <w:color w:val="0000EE"/>
-            <w:u w:val="single"/>
-          </w:rPr>
-          <w:t>9.13</w:t>
-        </w:r>
-      </w:hyperlink>
+      <w:r>
+        <w:rPr>
+          <w:lang w:val="fr_FR" w:bidi="fr_FR"/>
+        </w:rPr>
+        <w:t>9.13</w:t>
+      </w:r>
       <w:r>
         <w:rPr>
           <w:lang w:val="fr_FR" w:bidi="fr_FR"/>
         </w:rPr>
         <w:t>), prouvera aux croyants de Jérusalem que leurs frères et sœurs païens sont de véritables croyants (</w:t>
       </w:r>
-      <w:hyperlink r:id="rId189">
-        <w:r>
-          <w:rPr>
-            <w:lang w:val="fr_FR" w:bidi="fr_FR"/>
-          </w:rPr>
-          <w:rPr>
-            <w:color w:val="0000EE"/>
-            <w:u w:val="single"/>
-          </w:rPr>
-          <w:t>9.13</w:t>
-        </w:r>
-      </w:hyperlink>
+      <w:r>
+        <w:rPr>
+          <w:lang w:val="fr_FR" w:bidi="fr_FR"/>
+        </w:rPr>
+        <w:t>9.13</w:t>
+      </w:r>
       <w:r>
         <w:rPr>
           <w:lang w:val="fr_FR" w:bidi="fr_FR"/>
         </w:rPr>
         <w:t>), et encouragera l'intercession et l'affection des croyants juifs pour les croyants païens (</w:t>
       </w:r>
-      <w:hyperlink r:id="rId201">
-        <w:r>
-          <w:rPr>
-            <w:lang w:val="fr_FR" w:bidi="fr_FR"/>
-          </w:rPr>
-          <w:rPr>
-            <w:color w:val="0000EE"/>
-            <w:u w:val="single"/>
-          </w:rPr>
-          <w:t>9.14</w:t>
-        </w:r>
-      </w:hyperlink>
+      <w:r>
+        <w:rPr>
+          <w:lang w:val="fr_FR" w:bidi="fr_FR"/>
+        </w:rPr>
+        <w:t>9.14</w:t>
+      </w:r>
       <w:r>
         <w:rPr>
           <w:lang w:val="fr_FR" w:bidi="fr_FR"/>
         </w:rPr>
         <w:t>). Paul envisageait une église unie et universelle, composée de juifs et de païens, et tous un en Jésus-Christ (</w:t>
       </w:r>
-      <w:hyperlink r:id="rId202">
-        <w:r>
-          <w:rPr>
-            <w:lang w:val="fr_FR" w:bidi="fr_FR"/>
-          </w:rPr>
-          <w:rPr>
-            <w:color w:val="0000EE"/>
-            <w:u w:val="single"/>
-          </w:rPr>
-          <w:t>Ga 3.28</w:t>
-        </w:r>
-      </w:hyperlink>
+      <w:r>
+        <w:rPr>
+          <w:lang w:val="fr_FR" w:bidi="fr_FR"/>
+        </w:rPr>
+        <w:t>Ga 3.28</w:t>
+      </w:r>
       <w:r>
         <w:rPr>
           <w:lang w:val="fr_FR" w:bidi="fr_FR"/>
         </w:rPr>
         <w:t xml:space="preserve"> ; </w:t>
       </w:r>
-      <w:hyperlink r:id="rId135">
-        <w:r>
-          <w:rPr>
-            <w:lang w:val="fr_FR" w:bidi="fr_FR"/>
-          </w:rPr>
-          <w:rPr>
-            <w:color w:val="0000EE"/>
-            <w:u w:val="single"/>
-          </w:rPr>
-          <w:t>Ep 2.11–22</w:t>
-        </w:r>
-      </w:hyperlink>
+      <w:r>
+        <w:rPr>
+          <w:lang w:val="fr_FR" w:bidi="fr_FR"/>
+        </w:rPr>
+        <w:t>Ep 2.11–22</w:t>
+      </w:r>
       <w:r>
         <w:rPr>
           <w:lang w:val="fr_FR" w:bidi="fr_FR"/>
@@ -8579,108 +7355,72 @@
         </w:rPr>
         <w:t xml:space="preserve"> : voir </w:t>
       </w:r>
-      <w:hyperlink r:id="rId203">
-        <w:r>
-          <w:rPr>
-            <w:lang w:val="fr_FR" w:bidi="fr_FR"/>
-          </w:rPr>
-          <w:rPr>
-            <w:color w:val="0000EE"/>
-            <w:u w:val="single"/>
-          </w:rPr>
-          <w:t>10.10</w:t>
-        </w:r>
-      </w:hyperlink>
+      <w:r>
+        <w:rPr>
+          <w:lang w:val="fr_FR" w:bidi="fr_FR"/>
+        </w:rPr>
+        <w:t>10.10</w:t>
+      </w:r>
       <w:r>
         <w:rPr>
           <w:lang w:val="fr_FR" w:bidi="fr_FR"/>
         </w:rPr>
         <w:t>. Paul peut écrire des lettres sévères à distance, mais ils prennent sa douceur et sa gentillesse pour de la faiblesse. Ils oublient qu'il a obtenu l'autorité du Christ (</w:t>
       </w:r>
-      <w:hyperlink r:id="rId204">
-        <w:r>
-          <w:rPr>
-            <w:lang w:val="fr_FR" w:bidi="fr_FR"/>
-          </w:rPr>
-          <w:rPr>
-            <w:color w:val="0000EE"/>
-            <w:u w:val="single"/>
-          </w:rPr>
-          <w:t>12.19</w:t>
-        </w:r>
-      </w:hyperlink>
+      <w:r>
+        <w:rPr>
+          <w:lang w:val="fr_FR" w:bidi="fr_FR"/>
+        </w:rPr>
+        <w:t>12.19</w:t>
+      </w:r>
       <w:r>
         <w:rPr>
           <w:lang w:val="fr_FR" w:bidi="fr_FR"/>
         </w:rPr>
         <w:t xml:space="preserve"> ; </w:t>
       </w:r>
-      <w:hyperlink r:id="rId205">
-        <w:r>
-          <w:rPr>
-            <w:lang w:val="fr_FR" w:bidi="fr_FR"/>
-          </w:rPr>
-          <w:rPr>
-            <w:color w:val="0000EE"/>
-            <w:u w:val="single"/>
-          </w:rPr>
-          <w:t>13.3–5</w:t>
-        </w:r>
-      </w:hyperlink>
+      <w:r>
+        <w:rPr>
+          <w:lang w:val="fr_FR" w:bidi="fr_FR"/>
+        </w:rPr>
+        <w:t>13.3–5</w:t>
+      </w:r>
       <w:r>
         <w:rPr>
           <w:lang w:val="fr_FR" w:bidi="fr_FR"/>
         </w:rPr>
         <w:t xml:space="preserve">, </w:t>
       </w:r>
-      <w:hyperlink r:id="rId206">
-        <w:r>
-          <w:rPr>
-            <w:lang w:val="fr_FR" w:bidi="fr_FR"/>
-          </w:rPr>
-          <w:rPr>
-            <w:color w:val="0000EE"/>
-            <w:u w:val="single"/>
-          </w:rPr>
-          <w:t>7</w:t>
-        </w:r>
-      </w:hyperlink>
+      <w:r>
+        <w:rPr>
+          <w:lang w:val="fr_FR" w:bidi="fr_FR"/>
+        </w:rPr>
+        <w:t>7</w:t>
+      </w:r>
       <w:r>
         <w:rPr>
           <w:lang w:val="fr_FR" w:bidi="fr_FR"/>
         </w:rPr>
         <w:t xml:space="preserve">, </w:t>
       </w:r>
-      <w:hyperlink r:id="rId207">
-        <w:r>
-          <w:rPr>
-            <w:lang w:val="fr_FR" w:bidi="fr_FR"/>
-          </w:rPr>
-          <w:rPr>
-            <w:color w:val="0000EE"/>
-            <w:u w:val="single"/>
-          </w:rPr>
-          <w:t>10</w:t>
-        </w:r>
-      </w:hyperlink>
+      <w:r>
+        <w:rPr>
+          <w:lang w:val="fr_FR" w:bidi="fr_FR"/>
+        </w:rPr>
+        <w:t>10</w:t>
+      </w:r>
       <w:r>
         <w:rPr>
           <w:lang w:val="fr_FR" w:bidi="fr_FR"/>
         </w:rPr>
         <w:t xml:space="preserve"> ; </w:t>
       </w:r>
-      <w:hyperlink r:id="rId208">
-        <w:r>
-          <w:rPr>
-            <w:lang w:val="fr_FR" w:bidi="fr_FR"/>
-          </w:rPr>
-          <w:rPr>
-            <w:color w:val="0000EE"/>
-            <w:u w:val="single"/>
-          </w:rPr>
-          <w:t>1Co 4.21</w:t>
-        </w:r>
-      </w:hyperlink>
+      <w:r>
+        <w:rPr>
+          <w:lang w:val="fr_FR" w:bidi="fr_FR"/>
+        </w:rPr>
+        <w:t>1Co 4.21</w:t>
+      </w:r>
       <w:r>
         <w:rPr>
           <w:lang w:val="fr_FR" w:bidi="fr_FR"/>
@@ -8783,288 +7523,192 @@
         </w:rPr>
         <w:t xml:space="preserve">Dans ce passage, Paul défend son ministère en tant qu'apôtre. • Ces chapitres posent plusieurs problèmes, du fait d'un changement distinctif de ton et de style. Les chapitres </w:t>
       </w:r>
-      <w:hyperlink r:id="rId209">
-        <w:r>
-          <w:rPr>
-            <w:lang w:val="fr_FR" w:bidi="fr_FR"/>
-          </w:rPr>
-          <w:rPr>
-            <w:color w:val="0000EE"/>
-            <w:u w:val="single"/>
-          </w:rPr>
-          <w:t>1–9</w:t>
-        </w:r>
-      </w:hyperlink>
+      <w:r>
+        <w:rPr>
+          <w:lang w:val="fr_FR" w:bidi="fr_FR"/>
+        </w:rPr>
+        <w:t>1–9</w:t>
+      </w:r>
       <w:r>
         <w:rPr>
           <w:lang w:val="fr_FR" w:bidi="fr_FR"/>
         </w:rPr>
         <w:t xml:space="preserve"> sont remplis de la joie de la réconciliation des pécheurs avec Dieu et des Corinthiens avec Paul. Mais à partir d'ici, Paul est sur la défensive. Ces chapitres sont remplis de mots durs, de récriminations amères, d'ironie et de réprimandes. La rupture notable en </w:t>
       </w:r>
-      <w:hyperlink r:id="rId210">
-        <w:r>
-          <w:rPr>
-            <w:lang w:val="fr_FR" w:bidi="fr_FR"/>
-          </w:rPr>
-          <w:rPr>
-            <w:color w:val="0000EE"/>
-            <w:u w:val="single"/>
-          </w:rPr>
-          <w:t>10.1</w:t>
-        </w:r>
-      </w:hyperlink>
+      <w:r>
+        <w:rPr>
+          <w:lang w:val="fr_FR" w:bidi="fr_FR"/>
+        </w:rPr>
+        <w:t>10.1</w:t>
+      </w:r>
       <w:r>
         <w:rPr>
           <w:lang w:val="fr_FR" w:bidi="fr_FR"/>
         </w:rPr>
         <w:t xml:space="preserve"> a inspiré plusieurs choix d'explications : (1) Ces chapitres pourraient être une lettre distincte, peut-être la « lettre qui vous a attristés » envoyée plus tôt à Corinthe (</w:t>
       </w:r>
-      <w:hyperlink r:id="rId168">
-        <w:r>
-          <w:rPr>
-            <w:lang w:val="fr_FR" w:bidi="fr_FR"/>
-          </w:rPr>
-          <w:rPr>
-            <w:color w:val="0000EE"/>
-            <w:u w:val="single"/>
-          </w:rPr>
-          <w:t>2.3–4</w:t>
-        </w:r>
-      </w:hyperlink>
+      <w:r>
+        <w:rPr>
+          <w:lang w:val="fr_FR" w:bidi="fr_FR"/>
+        </w:rPr>
+        <w:t>2.3–4</w:t>
+      </w:r>
       <w:r>
         <w:rPr>
           <w:lang w:val="fr_FR" w:bidi="fr_FR"/>
         </w:rPr>
         <w:t xml:space="preserve"> ; </w:t>
       </w:r>
-      <w:hyperlink r:id="rId211">
-        <w:r>
-          <w:rPr>
-            <w:lang w:val="fr_FR" w:bidi="fr_FR"/>
-          </w:rPr>
-          <w:rPr>
-            <w:color w:val="0000EE"/>
-            <w:u w:val="single"/>
-          </w:rPr>
-          <w:t>7.8–9</w:t>
-        </w:r>
-      </w:hyperlink>
+      <w:r>
+        <w:rPr>
+          <w:lang w:val="fr_FR" w:bidi="fr_FR"/>
+        </w:rPr>
+        <w:t>7.8–9</w:t>
+      </w:r>
       <w:r>
         <w:rPr>
           <w:lang w:val="fr_FR" w:bidi="fr_FR"/>
         </w:rPr>
         <w:t>). (2) Il se pourrait que, bien que la majorité des membres de l'église aient obéi à l'appel à la réconciliation, il reste une minorité rebelle à qui Paul s'adresse dans ces quatre derniers chapitres. (3) Plus probable, une nouvelle situation serait survenue depuis que Tite a rapporté son encourageant rapport d'une harmonie restaurée (</w:t>
       </w:r>
-      <w:hyperlink r:id="rId164">
-        <w:r>
-          <w:rPr>
-            <w:lang w:val="fr_FR" w:bidi="fr_FR"/>
-          </w:rPr>
-          <w:rPr>
-            <w:color w:val="0000EE"/>
-            <w:u w:val="single"/>
-          </w:rPr>
-          <w:t>7.5–16</w:t>
-        </w:r>
-      </w:hyperlink>
+      <w:r>
+        <w:rPr>
+          <w:lang w:val="fr_FR" w:bidi="fr_FR"/>
+        </w:rPr>
+        <w:t>7.5–16</w:t>
+      </w:r>
       <w:r>
         <w:rPr>
           <w:lang w:val="fr_FR" w:bidi="fr_FR"/>
         </w:rPr>
         <w:t xml:space="preserve">). Dans ce cas, certains missionnaires contre Paul seraient arrivés à Corinthe et auraient lancé une virulente campagne contre le message apostolique de la bonne nouvelle (voir </w:t>
       </w:r>
-      <w:hyperlink r:id="rId212">
-        <w:r>
-          <w:rPr>
-            <w:lang w:val="fr_FR" w:bidi="fr_FR"/>
-          </w:rPr>
-          <w:rPr>
-            <w:color w:val="0000EE"/>
-            <w:u w:val="single"/>
-          </w:rPr>
-          <w:t>11.4</w:t>
-        </w:r>
-      </w:hyperlink>
+      <w:r>
+        <w:rPr>
+          <w:lang w:val="fr_FR" w:bidi="fr_FR"/>
+        </w:rPr>
+        <w:t>11.4</w:t>
+      </w:r>
       <w:r>
         <w:rPr>
           <w:lang w:val="fr_FR" w:bidi="fr_FR"/>
         </w:rPr>
         <w:t xml:space="preserve">, </w:t>
       </w:r>
-      <w:hyperlink r:id="rId213">
-        <w:r>
-          <w:rPr>
-            <w:lang w:val="fr_FR" w:bidi="fr_FR"/>
-          </w:rPr>
-          <w:rPr>
-            <w:color w:val="0000EE"/>
-            <w:u w:val="single"/>
-          </w:rPr>
-          <w:t>11.13–15</w:t>
-        </w:r>
-      </w:hyperlink>
+      <w:r>
+        <w:rPr>
+          <w:lang w:val="fr_FR" w:bidi="fr_FR"/>
+        </w:rPr>
+        <w:t>11.13–15</w:t>
+      </w:r>
       <w:r>
         <w:rPr>
           <w:lang w:val="fr_FR" w:bidi="fr_FR"/>
         </w:rPr>
         <w:t>). Ils auraient prétendu que Paul n'est pas un véritable apôtre ni même un vrai chrétien (</w:t>
       </w:r>
-      <w:hyperlink r:id="rId214">
-        <w:r>
-          <w:rPr>
-            <w:lang w:val="fr_FR" w:bidi="fr_FR"/>
-          </w:rPr>
-          <w:rPr>
-            <w:color w:val="0000EE"/>
-            <w:u w:val="single"/>
-          </w:rPr>
-          <w:t>10.7</w:t>
-        </w:r>
-      </w:hyperlink>
+      <w:r>
+        <w:rPr>
+          <w:lang w:val="fr_FR" w:bidi="fr_FR"/>
+        </w:rPr>
+        <w:t>10.7</w:t>
+      </w:r>
       <w:r>
         <w:rPr>
           <w:lang w:val="fr_FR" w:bidi="fr_FR"/>
         </w:rPr>
         <w:t>) et qu'il n'a pas le droit de venir à Corinthe avec le message de l'Évangile puisque cela leur appartiendrait (</w:t>
       </w:r>
-      <w:hyperlink r:id="rId215">
-        <w:r>
-          <w:rPr>
-            <w:lang w:val="fr_FR" w:bidi="fr_FR"/>
-          </w:rPr>
-          <w:rPr>
-            <w:color w:val="0000EE"/>
-            <w:u w:val="single"/>
-          </w:rPr>
-          <w:t>10.15–16</w:t>
-        </w:r>
-      </w:hyperlink>
+      <w:r>
+        <w:rPr>
+          <w:lang w:val="fr_FR" w:bidi="fr_FR"/>
+        </w:rPr>
+        <w:t>10.15–16</w:t>
+      </w:r>
       <w:r>
         <w:rPr>
           <w:lang w:val="fr_FR" w:bidi="fr_FR"/>
         </w:rPr>
         <w:t>). Ils apporteraient un message étranger (</w:t>
       </w:r>
-      <w:hyperlink r:id="rId212">
-        <w:r>
-          <w:rPr>
-            <w:lang w:val="fr_FR" w:bidi="fr_FR"/>
-          </w:rPr>
-          <w:rPr>
-            <w:color w:val="0000EE"/>
-            <w:u w:val="single"/>
-          </w:rPr>
-          <w:t>11.4</w:t>
-        </w:r>
-      </w:hyperlink>
+      <w:r>
+        <w:rPr>
+          <w:lang w:val="fr_FR" w:bidi="fr_FR"/>
+        </w:rPr>
+        <w:t>11.4</w:t>
+      </w:r>
       <w:r>
         <w:rPr>
           <w:lang w:val="fr_FR" w:bidi="fr_FR"/>
         </w:rPr>
         <w:t>) et exerceraient un esprit de domination. En bref, ils accompliraient le travail de Satan (</w:t>
       </w:r>
-      <w:hyperlink r:id="rId213">
-        <w:r>
-          <w:rPr>
-            <w:lang w:val="fr_FR" w:bidi="fr_FR"/>
-          </w:rPr>
-          <w:rPr>
-            <w:color w:val="0000EE"/>
-            <w:u w:val="single"/>
-          </w:rPr>
-          <w:t>11.13–15</w:t>
-        </w:r>
-      </w:hyperlink>
+      <w:r>
+        <w:rPr>
+          <w:lang w:val="fr_FR" w:bidi="fr_FR"/>
+        </w:rPr>
+        <w:t>11.13–15</w:t>
+      </w:r>
       <w:r>
         <w:rPr>
           <w:lang w:val="fr_FR" w:bidi="fr_FR"/>
         </w:rPr>
         <w:t>). Paul, préoccupé de la nouvelle situation, réaffirme son autorité apostolique en engageant un discours qui lui est désagréable (</w:t>
       </w:r>
-      <w:hyperlink r:id="rId216">
-        <w:r>
-          <w:rPr>
-            <w:lang w:val="fr_FR" w:bidi="fr_FR"/>
-          </w:rPr>
-          <w:rPr>
-            <w:color w:val="0000EE"/>
-            <w:u w:val="single"/>
-          </w:rPr>
-          <w:t>11.1</w:t>
-        </w:r>
-      </w:hyperlink>
+      <w:r>
+        <w:rPr>
+          <w:lang w:val="fr_FR" w:bidi="fr_FR"/>
+        </w:rPr>
+        <w:t>11.1</w:t>
+      </w:r>
       <w:r>
         <w:rPr>
           <w:lang w:val="fr_FR" w:bidi="fr_FR"/>
         </w:rPr>
         <w:t xml:space="preserve">, </w:t>
       </w:r>
-      <w:hyperlink r:id="rId217">
-        <w:r>
-          <w:rPr>
-            <w:lang w:val="fr_FR" w:bidi="fr_FR"/>
-          </w:rPr>
-          <w:rPr>
-            <w:color w:val="0000EE"/>
-            <w:u w:val="single"/>
-          </w:rPr>
-          <w:t>11.16–17</w:t>
-        </w:r>
-      </w:hyperlink>
+      <w:r>
+        <w:rPr>
+          <w:lang w:val="fr_FR" w:bidi="fr_FR"/>
+        </w:rPr>
+        <w:t>11.16–17</w:t>
+      </w:r>
       <w:r>
         <w:rPr>
           <w:lang w:val="fr_FR" w:bidi="fr_FR"/>
         </w:rPr>
         <w:t xml:space="preserve"> ; </w:t>
       </w:r>
-      <w:hyperlink r:id="rId218">
-        <w:r>
-          <w:rPr>
-            <w:lang w:val="fr_FR" w:bidi="fr_FR"/>
-          </w:rPr>
-          <w:rPr>
-            <w:color w:val="0000EE"/>
-            <w:u w:val="single"/>
-          </w:rPr>
-          <w:t>12.1</w:t>
-        </w:r>
-      </w:hyperlink>
+      <w:r>
+        <w:rPr>
+          <w:lang w:val="fr_FR" w:bidi="fr_FR"/>
+        </w:rPr>
+        <w:t>12.1</w:t>
+      </w:r>
       <w:r>
         <w:rPr>
           <w:lang w:val="fr_FR" w:bidi="fr_FR"/>
         </w:rPr>
         <w:t>), se vantant de ses faiblesses et de ses épreuves. L'autorité apostolique de Paul est certaine et puissante, mais est conditionnée et contrôlée par l'amour manifesté par la crucifixion de Jésus (</w:t>
       </w:r>
-      <w:hyperlink r:id="rId210">
-        <w:r>
-          <w:rPr>
-            <w:lang w:val="fr_FR" w:bidi="fr_FR"/>
-          </w:rPr>
-          <w:rPr>
-            <w:color w:val="0000EE"/>
-            <w:u w:val="single"/>
-          </w:rPr>
-          <w:t>10.1</w:t>
-        </w:r>
-      </w:hyperlink>
+      <w:r>
+        <w:rPr>
+          <w:lang w:val="fr_FR" w:bidi="fr_FR"/>
+        </w:rPr>
+        <w:t>10.1</w:t>
+      </w:r>
       <w:r>
         <w:rPr>
           <w:lang w:val="fr_FR" w:bidi="fr_FR"/>
         </w:rPr>
         <w:t xml:space="preserve"> ; </w:t>
       </w:r>
-      <w:hyperlink r:id="rId219">
-        <w:r>
-          <w:rPr>
-            <w:lang w:val="fr_FR" w:bidi="fr_FR"/>
-          </w:rPr>
-          <w:rPr>
-            <w:color w:val="0000EE"/>
-            <w:u w:val="single"/>
-          </w:rPr>
-          <w:t>13.4–10</w:t>
-        </w:r>
-      </w:hyperlink>
+      <w:r>
+        <w:rPr>
+          <w:lang w:val="fr_FR" w:bidi="fr_FR"/>
+        </w:rPr>
+        <w:t>13.4–10</w:t>
+      </w:r>
       <w:r>
         <w:rPr>
           <w:lang w:val="fr_FR" w:bidi="fr_FR"/>
@@ -9119,18 +7763,12 @@
         </w:rPr>
         <w:t xml:space="preserve">La réplique de Paul est renforcée par une comparaison militaire : les armes de Paul ont un pouvoir divin sur les forteresses spirituelles (voir </w:t>
       </w:r>
-      <w:hyperlink r:id="rId220">
-        <w:r>
-          <w:rPr>
-            <w:lang w:val="fr_FR" w:bidi="fr_FR"/>
-          </w:rPr>
-          <w:rPr>
-            <w:color w:val="0000EE"/>
-            <w:u w:val="single"/>
-          </w:rPr>
-          <w:t>4.3–4</w:t>
-        </w:r>
-      </w:hyperlink>
+      <w:r>
+        <w:rPr>
+          <w:lang w:val="fr_FR" w:bidi="fr_FR"/>
+        </w:rPr>
+        <w:t>4.3–4</w:t>
+      </w:r>
       <w:r>
         <w:rPr>
           <w:lang w:val="fr_FR" w:bidi="fr_FR"/>
@@ -9185,36 +7823,24 @@
         </w:rPr>
         <w:t xml:space="preserve">Les enseignants rivaux prétendaient manifestement être les représentants du Christ d'une façon supérieure, excluant ainsi Paul en raison de sa faiblesse. Ici, il définit le fait d'avoir une véritable autorité comme différente d'une autorité dominatrice. Son autorité vise à édifier le peuple de Dieu, et non à le détruire (voir </w:t>
       </w:r>
-      <w:hyperlink r:id="rId207">
-        <w:r>
-          <w:rPr>
-            <w:lang w:val="fr_FR" w:bidi="fr_FR"/>
-          </w:rPr>
-          <w:rPr>
-            <w:color w:val="0000EE"/>
-            <w:u w:val="single"/>
-          </w:rPr>
-          <w:t>13.10</w:t>
-        </w:r>
-      </w:hyperlink>
+      <w:r>
+        <w:rPr>
+          <w:lang w:val="fr_FR" w:bidi="fr_FR"/>
+        </w:rPr>
+        <w:t>13.10</w:t>
+      </w:r>
       <w:r>
         <w:rPr>
           <w:lang w:val="fr_FR" w:bidi="fr_FR"/>
         </w:rPr>
         <w:t xml:space="preserve">). Toutefois, il a l'intention de parler fermement avec ces rivaux lorsqu'il reviendra à Corinthe (voir </w:t>
       </w:r>
-      <w:hyperlink r:id="rId221">
-        <w:r>
-          <w:rPr>
-            <w:lang w:val="fr_FR" w:bidi="fr_FR"/>
-          </w:rPr>
-          <w:rPr>
-            <w:color w:val="0000EE"/>
-            <w:u w:val="single"/>
-          </w:rPr>
-          <w:t>13.1</w:t>
-        </w:r>
-      </w:hyperlink>
+      <w:r>
+        <w:rPr>
+          <w:lang w:val="fr_FR" w:bidi="fr_FR"/>
+        </w:rPr>
+        <w:t>13.1</w:t>
+      </w:r>
       <w:r>
         <w:rPr>
           <w:lang w:val="fr_FR" w:bidi="fr_FR"/>
@@ -9282,54 +7908,36 @@
         </w:rPr>
         <w:t xml:space="preserve"> comme le constatent d'autres chrétiens (cf. </w:t>
       </w:r>
-      <w:hyperlink r:id="rId222">
-        <w:r>
-          <w:rPr>
-            <w:lang w:val="fr_FR" w:bidi="fr_FR"/>
-          </w:rPr>
-          <w:rPr>
-            <w:color w:val="0000EE"/>
-            <w:u w:val="single"/>
-          </w:rPr>
-          <w:t>2P 3.16</w:t>
-        </w:r>
-      </w:hyperlink>
+      <w:r>
+        <w:rPr>
+          <w:lang w:val="fr_FR" w:bidi="fr_FR"/>
+        </w:rPr>
+        <w:t>2P 3.16</w:t>
+      </w:r>
       <w:r>
         <w:rPr>
           <w:lang w:val="fr_FR" w:bidi="fr_FR"/>
         </w:rPr>
         <w:t xml:space="preserve">). • Présent en personne, il est faible : Paul n'avait pas une présence dominatrice, forçant les autres à se soumettre (cf. </w:t>
       </w:r>
-      <w:hyperlink r:id="rId223">
-        <w:r>
-          <w:rPr>
-            <w:lang w:val="fr_FR" w:bidi="fr_FR"/>
-          </w:rPr>
-          <w:rPr>
-            <w:color w:val="0000EE"/>
-            <w:u w:val="single"/>
-          </w:rPr>
-          <w:t xml:space="preserve">2Co 1.24 </w:t>
-        </w:r>
-      </w:hyperlink>
+      <w:r>
+        <w:rPr>
+          <w:lang w:val="fr_FR" w:bidi="fr_FR"/>
+        </w:rPr>
+        <w:t xml:space="preserve">2Co 1.24 </w:t>
+      </w:r>
       <w:r>
         <w:rPr>
           <w:lang w:val="fr_FR" w:bidi="fr_FR"/>
         </w:rPr>
         <w:t xml:space="preserve">; </w:t>
       </w:r>
-      <w:hyperlink r:id="rId224">
-        <w:r>
-          <w:rPr>
-            <w:lang w:val="fr_FR" w:bidi="fr_FR"/>
-          </w:rPr>
-          <w:rPr>
-            <w:color w:val="0000EE"/>
-            <w:u w:val="single"/>
-          </w:rPr>
-          <w:t>1Co 2.1–5</w:t>
-        </w:r>
-      </w:hyperlink>
+      <w:r>
+        <w:rPr>
+          <w:lang w:val="fr_FR" w:bidi="fr_FR"/>
+        </w:rPr>
+        <w:t>1Co 2.1–5</w:t>
+      </w:r>
       <w:r>
         <w:rPr>
           <w:lang w:val="fr_FR" w:bidi="fr_FR"/>
@@ -9349,54 +7957,36 @@
         </w:rPr>
         <w:t>, vers 200 après J.‑C.) le dépeignent comme « un homme de petite taille, presque chauve, avec des jambes tordues, mais avec une bonne stature et des sourcils se rejoignant. Son nez était crochu, plein de grâce, et il apparaissait tantôt comme un homme, tantôt avec le visage d'un ange ». • Sa parole est méprisable : contrairement à Apollos (</w:t>
       </w:r>
-      <w:hyperlink r:id="rId225">
-        <w:r>
-          <w:rPr>
-            <w:lang w:val="fr_FR" w:bidi="fr_FR"/>
-          </w:rPr>
-          <w:rPr>
-            <w:color w:val="0000EE"/>
-            <w:u w:val="single"/>
-          </w:rPr>
-          <w:t>Ac 18.24</w:t>
-        </w:r>
-      </w:hyperlink>
+      <w:r>
+        <w:rPr>
+          <w:lang w:val="fr_FR" w:bidi="fr_FR"/>
+        </w:rPr>
+        <w:t>Ac 18.24</w:t>
+      </w:r>
       <w:r>
         <w:rPr>
           <w:lang w:val="fr_FR" w:bidi="fr_FR"/>
         </w:rPr>
         <w:t>), Paul n'était pas un prédicateur éloquent ou un orateur captivant à Corinthe (</w:t>
       </w:r>
-      <w:hyperlink r:id="rId226">
-        <w:r>
-          <w:rPr>
-            <w:lang w:val="fr_FR" w:bidi="fr_FR"/>
-          </w:rPr>
-          <w:rPr>
-            <w:color w:val="0000EE"/>
-            <w:u w:val="single"/>
-          </w:rPr>
-          <w:t xml:space="preserve">2Co 11.6 </w:t>
-        </w:r>
-      </w:hyperlink>
+      <w:r>
+        <w:rPr>
+          <w:lang w:val="fr_FR" w:bidi="fr_FR"/>
+        </w:rPr>
+        <w:t xml:space="preserve">2Co 11.6 </w:t>
+      </w:r>
       <w:r>
         <w:rPr>
           <w:lang w:val="fr_FR" w:bidi="fr_FR"/>
         </w:rPr>
         <w:t xml:space="preserve">; </w:t>
       </w:r>
-      <w:hyperlink r:id="rId227">
-        <w:r>
-          <w:rPr>
-            <w:lang w:val="fr_FR" w:bidi="fr_FR"/>
-          </w:rPr>
-          <w:rPr>
-            <w:color w:val="0000EE"/>
-            <w:u w:val="single"/>
-          </w:rPr>
-          <w:t>1Co 2.3–4</w:t>
-        </w:r>
-      </w:hyperlink>
+      <w:r>
+        <w:rPr>
+          <w:lang w:val="fr_FR" w:bidi="fr_FR"/>
+        </w:rPr>
+        <w:t>1Co 2.3–4</w:t>
+      </w:r>
       <w:r>
         <w:rPr>
           <w:lang w:val="fr_FR" w:bidi="fr_FR"/>
@@ -9499,36 +8089,24 @@
         </w:rPr>
         <w:t>Paul n'avait pas outrepassé les limites que Dieu avait fixées pour son voyage missionnaire, notamment en venant jusque chez les Corinthiens. Il justifie ainsi son intégrité et son autorité, insistant sur le fait que sa première venue à Corinthe (</w:t>
       </w:r>
-      <w:hyperlink r:id="rId228">
-        <w:r>
-          <w:rPr>
-            <w:lang w:val="fr_FR" w:bidi="fr_FR"/>
-          </w:rPr>
-          <w:rPr>
-            <w:color w:val="0000EE"/>
-            <w:u w:val="single"/>
-          </w:rPr>
-          <w:t>Ac 18.1–17</w:t>
-        </w:r>
-      </w:hyperlink>
+      <w:r>
+        <w:rPr>
+          <w:lang w:val="fr_FR" w:bidi="fr_FR"/>
+        </w:rPr>
+        <w:t>Ac 18.1–17</w:t>
+      </w:r>
       <w:r>
         <w:rPr>
           <w:lang w:val="fr_FR" w:bidi="fr_FR"/>
         </w:rPr>
         <w:t xml:space="preserve">), était une réponse à l'appel de Dieu. Paul était déterminé à ne pas mettre les pieds sur le fondement de quelqu'un d'autre (voir </w:t>
       </w:r>
-      <w:hyperlink r:id="rId229">
-        <w:r>
-          <w:rPr>
-            <w:lang w:val="fr_FR" w:bidi="fr_FR"/>
-          </w:rPr>
-          <w:rPr>
-            <w:color w:val="0000EE"/>
-            <w:u w:val="single"/>
-          </w:rPr>
-          <w:t>Rm 15.20</w:t>
-        </w:r>
-      </w:hyperlink>
+      <w:r>
+        <w:rPr>
+          <w:lang w:val="fr_FR" w:bidi="fr_FR"/>
+        </w:rPr>
+        <w:t>Rm 15.20</w:t>
+      </w:r>
       <w:r>
         <w:rPr>
           <w:lang w:val="fr_FR" w:bidi="fr_FR"/>
@@ -9547,18 +8125,12 @@
         </w:rPr>
         <w:t>(</w:t>
       </w:r>
-      <w:hyperlink r:id="rId212">
-        <w:r>
-          <w:rPr>
-            <w:lang w:val="fr_FR" w:bidi="fr_FR"/>
-          </w:rPr>
-          <w:rPr>
-            <w:color w:val="0000EE"/>
-            <w:u w:val="single"/>
-          </w:rPr>
-          <w:t>2Co 11.4</w:t>
-        </w:r>
-      </w:hyperlink>
+      <w:r>
+        <w:rPr>
+          <w:lang w:val="fr_FR" w:bidi="fr_FR"/>
+        </w:rPr>
+        <w:t>2Co 11.4</w:t>
+      </w:r>
       <w:r>
         <w:rPr>
           <w:lang w:val="fr_FR" w:bidi="fr_FR"/>
@@ -9613,18 +8185,12 @@
         </w:rPr>
         <w:t xml:space="preserve">Paul cite </w:t>
       </w:r>
-      <w:hyperlink r:id="rId230">
-        <w:r>
-          <w:rPr>
-            <w:lang w:val="fr_FR" w:bidi="fr_FR"/>
-          </w:rPr>
-          <w:rPr>
-            <w:color w:val="0000EE"/>
-            <w:u w:val="single"/>
-          </w:rPr>
-          <w:t>Jr 9.24</w:t>
-        </w:r>
-      </w:hyperlink>
+      <w:r>
+        <w:rPr>
+          <w:lang w:val="fr_FR" w:bidi="fr_FR"/>
+        </w:rPr>
+        <w:t>Jr 9.24</w:t>
+      </w:r>
       <w:r>
         <w:rPr>
           <w:lang w:val="fr_FR" w:bidi="fr_FR"/>
@@ -9764,18 +8330,12 @@
         </w:rPr>
         <w:t>Paul trouve nécessaire, bien que détestable, de justifier ses actions en raison du lien étroit qu'il se revendique avec l'Église (</w:t>
       </w:r>
-      <w:hyperlink r:id="rId231">
-        <w:r>
-          <w:rPr>
-            <w:lang w:val="fr_FR" w:bidi="fr_FR"/>
-          </w:rPr>
-          <w:rPr>
-            <w:color w:val="0000EE"/>
-            <w:u w:val="single"/>
-          </w:rPr>
-          <w:t>11.2</w:t>
-        </w:r>
-      </w:hyperlink>
+      <w:r>
+        <w:rPr>
+          <w:lang w:val="fr_FR" w:bidi="fr_FR"/>
+        </w:rPr>
+        <w:t>11.2</w:t>
+      </w:r>
       <w:r>
         <w:rPr>
           <w:lang w:val="fr_FR" w:bidi="fr_FR"/>
@@ -9830,54 +8390,36 @@
         </w:rPr>
         <w:t>L'Église est appelée à être une épouse pure pour un seul mari : Christ. Cette métaphore remonte à l'Ancien Testament, où Israël est décrite comme l'épouse du Seigneur (</w:t>
       </w:r>
-      <w:hyperlink r:id="rId232">
-        <w:r>
-          <w:rPr>
-            <w:lang w:val="fr_FR" w:bidi="fr_FR"/>
-          </w:rPr>
-          <w:rPr>
-            <w:color w:val="0000EE"/>
-            <w:u w:val="single"/>
-          </w:rPr>
-          <w:t>Es 54.5</w:t>
-        </w:r>
-      </w:hyperlink>
+      <w:r>
+        <w:rPr>
+          <w:lang w:val="fr_FR" w:bidi="fr_FR"/>
+        </w:rPr>
+        <w:t>Es 54.5</w:t>
+      </w:r>
       <w:r>
         <w:rPr>
           <w:lang w:val="fr_FR" w:bidi="fr_FR"/>
         </w:rPr>
         <w:t xml:space="preserve"> ; </w:t>
       </w:r>
-      <w:hyperlink r:id="rId233">
-        <w:r>
-          <w:rPr>
-            <w:lang w:val="fr_FR" w:bidi="fr_FR"/>
-          </w:rPr>
-          <w:rPr>
-            <w:color w:val="0000EE"/>
-            <w:u w:val="single"/>
-          </w:rPr>
-          <w:t>62.5</w:t>
-        </w:r>
-      </w:hyperlink>
+      <w:r>
+        <w:rPr>
+          <w:lang w:val="fr_FR" w:bidi="fr_FR"/>
+        </w:rPr>
+        <w:t>62.5</w:t>
+      </w:r>
       <w:r>
         <w:rPr>
           <w:lang w:val="fr_FR" w:bidi="fr_FR"/>
         </w:rPr>
         <w:t xml:space="preserve">). Paul se voit comme le « témoin » (l'ami proche du marié) qui a agi pour le marié (cf. </w:t>
       </w:r>
-      <w:hyperlink r:id="rId234">
-        <w:r>
-          <w:rPr>
-            <w:lang w:val="fr_FR" w:bidi="fr_FR"/>
-          </w:rPr>
-          <w:rPr>
-            <w:color w:val="0000EE"/>
-            <w:u w:val="single"/>
-          </w:rPr>
-          <w:t>Jn 3.29</w:t>
-        </w:r>
-      </w:hyperlink>
+      <w:r>
+        <w:rPr>
+          <w:lang w:val="fr_FR" w:bidi="fr_FR"/>
+        </w:rPr>
+        <w:t>Jn 3.29</w:t>
+      </w:r>
       <w:r>
         <w:rPr>
           <w:lang w:val="fr_FR" w:bidi="fr_FR"/>
@@ -9932,54 +8474,36 @@
         </w:rPr>
         <w:t>Les faux enseignants éloignent les croyants de Corinthe d'un attachement pur et sans partage envers Christ. En cela, ils accomplissent l'œuvre de Satan, tout comme l'a fait le serpent dans le jardin d'Éden (</w:t>
       </w:r>
-      <w:hyperlink r:id="rId57">
-        <w:r>
-          <w:rPr>
-            <w:lang w:val="fr_FR" w:bidi="fr_FR"/>
-          </w:rPr>
-          <w:rPr>
-            <w:color w:val="0000EE"/>
-            <w:u w:val="single"/>
-          </w:rPr>
-          <w:t>11.14</w:t>
-        </w:r>
-      </w:hyperlink>
+      <w:r>
+        <w:rPr>
+          <w:lang w:val="fr_FR" w:bidi="fr_FR"/>
+        </w:rPr>
+        <w:t>11.14</w:t>
+      </w:r>
       <w:r>
         <w:rPr>
           <w:lang w:val="fr_FR" w:bidi="fr_FR"/>
         </w:rPr>
         <w:t xml:space="preserve"> ; voir </w:t>
       </w:r>
-      <w:hyperlink r:id="rId235">
-        <w:r>
-          <w:rPr>
-            <w:lang w:val="fr_FR" w:bidi="fr_FR"/>
-          </w:rPr>
-          <w:rPr>
-            <w:color w:val="0000EE"/>
-            <w:u w:val="single"/>
-          </w:rPr>
-          <w:t>Gn 3.4</w:t>
-        </w:r>
-      </w:hyperlink>
+      <w:r>
+        <w:rPr>
+          <w:lang w:val="fr_FR" w:bidi="fr_FR"/>
+        </w:rPr>
+        <w:t>Gn 3.4</w:t>
+      </w:r>
       <w:r>
         <w:rPr>
           <w:lang w:val="fr_FR" w:bidi="fr_FR"/>
         </w:rPr>
         <w:t xml:space="preserve">, </w:t>
       </w:r>
-      <w:hyperlink r:id="rId236">
-        <w:r>
-          <w:rPr>
-            <w:lang w:val="fr_FR" w:bidi="fr_FR"/>
-          </w:rPr>
-          <w:rPr>
-            <w:color w:val="0000EE"/>
-            <w:u w:val="single"/>
-          </w:rPr>
-          <w:t>13</w:t>
-        </w:r>
-      </w:hyperlink>
+      <w:r>
+        <w:rPr>
+          <w:lang w:val="fr_FR" w:bidi="fr_FR"/>
+        </w:rPr>
+        <w:t>13</w:t>
+      </w:r>
       <w:r>
         <w:rPr>
           <w:lang w:val="fr_FR" w:bidi="fr_FR"/>
@@ -10034,54 +8558,36 @@
         </w:rPr>
         <w:t>Les faux missionnaires à Corinthe prêchaient manifestement un autre Jésus, un autre Esprit, et un autre Évangile que celui auquel les Corinthiens croyaient. Il est difficile de savoir exactement ce que ces faux enseignants prêchaient. Certainement, faisaient-ils la promotion d'un Christ puissant et dominateur, en oubliant la souffrance de la croix. Ils se voyaient probablement comme des prédicateurs tout aussi puissants, exemptés de difficultés et d'épreuves. Le message de Paul, en revanche, était centré sur le Christ crucifié (</w:t>
       </w:r>
-      <w:hyperlink r:id="rId237">
-        <w:r>
-          <w:rPr>
-            <w:lang w:val="fr_FR" w:bidi="fr_FR"/>
-          </w:rPr>
-          <w:rPr>
-            <w:color w:val="0000EE"/>
-            <w:u w:val="single"/>
-          </w:rPr>
-          <w:t>13.4</w:t>
-        </w:r>
-      </w:hyperlink>
+      <w:r>
+        <w:rPr>
+          <w:lang w:val="fr_FR" w:bidi="fr_FR"/>
+        </w:rPr>
+        <w:t>13.4</w:t>
+      </w:r>
       <w:r>
         <w:rPr>
           <w:lang w:val="fr_FR" w:bidi="fr_FR"/>
         </w:rPr>
         <w:t>), et les propres souffrances de Paul étaient les marques d'un véritable apostolat (</w:t>
       </w:r>
-      <w:hyperlink r:id="rId238">
-        <w:r>
-          <w:rPr>
-            <w:lang w:val="fr_FR" w:bidi="fr_FR"/>
-          </w:rPr>
-          <w:rPr>
-            <w:color w:val="0000EE"/>
-            <w:u w:val="single"/>
-          </w:rPr>
-          <w:t>12.1–12</w:t>
-        </w:r>
-      </w:hyperlink>
+      <w:r>
+        <w:rPr>
+          <w:lang w:val="fr_FR" w:bidi="fr_FR"/>
+        </w:rPr>
+        <w:t>12.1–12</w:t>
+      </w:r>
       <w:r>
         <w:rPr>
           <w:lang w:val="fr_FR" w:bidi="fr_FR"/>
         </w:rPr>
         <w:t xml:space="preserve">). La nature de cette différence est au cœur de la défense de l'apostolat de Paul dans les chapitres </w:t>
       </w:r>
-      <w:hyperlink r:id="rId239">
-        <w:r>
-          <w:rPr>
-            <w:lang w:val="fr_FR" w:bidi="fr_FR"/>
-          </w:rPr>
-          <w:rPr>
-            <w:color w:val="0000EE"/>
-            <w:u w:val="single"/>
-          </w:rPr>
-          <w:t>10–13</w:t>
-        </w:r>
-      </w:hyperlink>
+      <w:r>
+        <w:rPr>
+          <w:lang w:val="fr_FR" w:bidi="fr_FR"/>
+        </w:rPr>
+        <w:t>10–13</w:t>
+      </w:r>
       <w:r>
         <w:rPr>
           <w:lang w:val="fr_FR" w:bidi="fr_FR"/>
@@ -10136,18 +8642,12 @@
         </w:rPr>
         <w:t>Ces faux enseignants revendiquaient une autorité en tant que « super-apôtres » et méprisaient le manque d'éloquence sophistiquée de Paul (</w:t>
       </w:r>
-      <w:hyperlink r:id="rId203">
-        <w:r>
-          <w:rPr>
-            <w:lang w:val="fr_FR" w:bidi="fr_FR"/>
-          </w:rPr>
-          <w:rPr>
-            <w:color w:val="0000EE"/>
-            <w:u w:val="single"/>
-          </w:rPr>
-          <w:t>10.10</w:t>
-        </w:r>
-      </w:hyperlink>
+      <w:r>
+        <w:rPr>
+          <w:lang w:val="fr_FR" w:bidi="fr_FR"/>
+        </w:rPr>
+        <w:t>10.10</w:t>
+      </w:r>
       <w:r>
         <w:rPr>
           <w:lang w:val="fr_FR" w:bidi="fr_FR"/>
@@ -10202,90 +8702,60 @@
         </w:rPr>
         <w:t>Paul prêchait la Bonne Nouvelle de Dieu sans rien attendre en retour. La politique de Paul, en tant que fondateur d'Églises (</w:t>
       </w:r>
-      <w:hyperlink r:id="rId240">
-        <w:r>
-          <w:rPr>
-            <w:lang w:val="fr_FR" w:bidi="fr_FR"/>
-          </w:rPr>
-          <w:rPr>
-            <w:color w:val="0000EE"/>
-            <w:u w:val="single"/>
-          </w:rPr>
-          <w:t>1Co 9.3–14</w:t>
-        </w:r>
-      </w:hyperlink>
+      <w:r>
+        <w:rPr>
+          <w:lang w:val="fr_FR" w:bidi="fr_FR"/>
+        </w:rPr>
+        <w:t>1Co 9.3–14</w:t>
+      </w:r>
       <w:r>
         <w:rPr>
           <w:lang w:val="fr_FR" w:bidi="fr_FR"/>
         </w:rPr>
         <w:t>), était de gagner sa vie en fabriquant des tentes (</w:t>
       </w:r>
-      <w:hyperlink r:id="rId241">
-        <w:r>
-          <w:rPr>
-            <w:lang w:val="fr_FR" w:bidi="fr_FR"/>
-          </w:rPr>
-          <w:rPr>
-            <w:color w:val="0000EE"/>
-            <w:u w:val="single"/>
-          </w:rPr>
-          <w:t xml:space="preserve">Ac 18.3 </w:t>
-        </w:r>
-      </w:hyperlink>
+      <w:r>
+        <w:rPr>
+          <w:lang w:val="fr_FR" w:bidi="fr_FR"/>
+        </w:rPr>
+        <w:t xml:space="preserve">Ac 18.3 </w:t>
+      </w:r>
       <w:r>
         <w:rPr>
           <w:lang w:val="fr_FR" w:bidi="fr_FR"/>
         </w:rPr>
         <w:t xml:space="preserve">; </w:t>
       </w:r>
-      <w:hyperlink r:id="rId242">
-        <w:r>
-          <w:rPr>
-            <w:lang w:val="fr_FR" w:bidi="fr_FR"/>
-          </w:rPr>
-          <w:rPr>
-            <w:color w:val="0000EE"/>
-            <w:u w:val="single"/>
-          </w:rPr>
-          <w:t>20.34</w:t>
-        </w:r>
-      </w:hyperlink>
+      <w:r>
+        <w:rPr>
+          <w:lang w:val="fr_FR" w:bidi="fr_FR"/>
+        </w:rPr>
+        <w:t>20.34</w:t>
+      </w:r>
       <w:r>
         <w:rPr>
           <w:lang w:val="fr_FR" w:bidi="fr_FR"/>
         </w:rPr>
         <w:t>) plutôt que d'être soutenu par les nouvelles Églises (</w:t>
       </w:r>
-      <w:hyperlink r:id="rId243">
-        <w:r>
-          <w:rPr>
-            <w:lang w:val="fr_FR" w:bidi="fr_FR"/>
-          </w:rPr>
-          <w:rPr>
-            <w:color w:val="0000EE"/>
-            <w:u w:val="single"/>
-          </w:rPr>
-          <w:t xml:space="preserve">1Th 2.9 </w:t>
-        </w:r>
-      </w:hyperlink>
+      <w:r>
+        <w:rPr>
+          <w:lang w:val="fr_FR" w:bidi="fr_FR"/>
+        </w:rPr>
+        <w:t xml:space="preserve">1Th 2.9 </w:t>
+      </w:r>
       <w:r>
         <w:rPr>
           <w:lang w:val="fr_FR" w:bidi="fr_FR"/>
         </w:rPr>
         <w:t xml:space="preserve">; </w:t>
       </w:r>
-      <w:hyperlink r:id="rId244">
-        <w:r>
-          <w:rPr>
-            <w:lang w:val="fr_FR" w:bidi="fr_FR"/>
-          </w:rPr>
-          <w:rPr>
-            <w:color w:val="0000EE"/>
-            <w:u w:val="single"/>
-          </w:rPr>
-          <w:t>2Th 3.8–9</w:t>
-        </w:r>
-      </w:hyperlink>
+      <w:r>
+        <w:rPr>
+          <w:lang w:val="fr_FR" w:bidi="fr_FR"/>
+        </w:rPr>
+        <w:t>2Th 3.8–9</w:t>
+      </w:r>
       <w:r>
         <w:rPr>
           <w:lang w:val="fr_FR" w:bidi="fr_FR"/>
@@ -10340,18 +8810,12 @@
         </w:rPr>
         <w:t>Paul avait accepté les dons de l'Église en Macédoine, c'est-à-dire, de Philippes (</w:t>
       </w:r>
-      <w:hyperlink r:id="rId245">
-        <w:r>
-          <w:rPr>
-            <w:lang w:val="fr_FR" w:bidi="fr_FR"/>
-          </w:rPr>
-          <w:rPr>
-            <w:color w:val="0000EE"/>
-            <w:u w:val="single"/>
-          </w:rPr>
-          <w:t>Ph 4.15–19</w:t>
-        </w:r>
-      </w:hyperlink>
+      <w:r>
+        <w:rPr>
+          <w:lang w:val="fr_FR" w:bidi="fr_FR"/>
+        </w:rPr>
+        <w:t>Ph 4.15–19</w:t>
+      </w:r>
       <w:r>
         <w:rPr>
           <w:lang w:val="fr_FR" w:bidi="fr_FR"/>
@@ -10370,18 +8834,12 @@
         </w:rPr>
         <w:t xml:space="preserve"> (</w:t>
       </w:r>
-      <w:hyperlink r:id="rId246">
-        <w:r>
-          <w:rPr>
-            <w:lang w:val="fr_FR" w:bidi="fr_FR"/>
-          </w:rPr>
-          <w:rPr>
-            <w:color w:val="0000EE"/>
-            <w:u w:val="single"/>
-          </w:rPr>
-          <w:t>2Co 11.11</w:t>
-        </w:r>
-      </w:hyperlink>
+      <w:r>
+        <w:rPr>
+          <w:lang w:val="fr_FR" w:bidi="fr_FR"/>
+        </w:rPr>
+        <w:t>2Co 11.11</w:t>
+      </w:r>
       <w:r>
         <w:rPr>
           <w:lang w:val="fr_FR" w:bidi="fr_FR"/>
@@ -10442,18 +8900,12 @@
         </w:rPr>
         <w:t xml:space="preserve"> (</w:t>
       </w:r>
-      <w:hyperlink r:id="rId247">
-        <w:r>
-          <w:rPr>
-            <w:lang w:val="fr_FR" w:bidi="fr_FR"/>
-          </w:rPr>
-          <w:rPr>
-            <w:color w:val="0000EE"/>
-            <w:u w:val="single"/>
-          </w:rPr>
-          <w:t>11.7–11</w:t>
-        </w:r>
-      </w:hyperlink>
+      <w:r>
+        <w:rPr>
+          <w:lang w:val="fr_FR" w:bidi="fr_FR"/>
+        </w:rPr>
+        <w:t>11.7–11</w:t>
+      </w:r>
       <w:r>
         <w:rPr>
           <w:lang w:val="fr_FR" w:bidi="fr_FR"/>
@@ -10508,54 +8960,36 @@
         </w:rPr>
         <w:t xml:space="preserve">Paul condamne fortement les faux enseignants de Corinthe (cf. </w:t>
       </w:r>
-      <w:hyperlink r:id="rId248">
-        <w:r>
-          <w:rPr>
-            <w:lang w:val="fr_FR" w:bidi="fr_FR"/>
-          </w:rPr>
-          <w:rPr>
-            <w:color w:val="0000EE"/>
-            <w:u w:val="single"/>
-          </w:rPr>
-          <w:t>Ga 1.6–9</w:t>
-        </w:r>
-      </w:hyperlink>
+      <w:r>
+        <w:rPr>
+          <w:lang w:val="fr_FR" w:bidi="fr_FR"/>
+        </w:rPr>
+        <w:t>Ga 1.6–9</w:t>
+      </w:r>
       <w:r>
         <w:rPr>
           <w:lang w:val="fr_FR" w:bidi="fr_FR"/>
         </w:rPr>
         <w:t>). Ces faux enseignants ont prétendu que leur travail était semblable à celui de Paul (</w:t>
       </w:r>
-      <w:hyperlink r:id="rId249">
-        <w:r>
-          <w:rPr>
-            <w:lang w:val="fr_FR" w:bidi="fr_FR"/>
-          </w:rPr>
-          <w:rPr>
-            <w:color w:val="0000EE"/>
-            <w:u w:val="single"/>
-          </w:rPr>
-          <w:t>2Co 11.12</w:t>
-        </w:r>
-      </w:hyperlink>
+      <w:r>
+        <w:rPr>
+          <w:lang w:val="fr_FR" w:bidi="fr_FR"/>
+        </w:rPr>
+        <w:t>2Co 11.12</w:t>
+      </w:r>
       <w:r>
         <w:rPr>
           <w:lang w:val="fr_FR" w:bidi="fr_FR"/>
         </w:rPr>
         <w:t xml:space="preserve">), tandis qu'ils étaient des ouvriers trompeurs déguisés en apôtres (cf. </w:t>
       </w:r>
-      <w:hyperlink r:id="rId250">
-        <w:r>
-          <w:rPr>
-            <w:lang w:val="fr_FR" w:bidi="fr_FR"/>
-          </w:rPr>
-          <w:rPr>
-            <w:color w:val="0000EE"/>
-            <w:u w:val="single"/>
-          </w:rPr>
-          <w:t>Ph 3.2</w:t>
-        </w:r>
-      </w:hyperlink>
+      <w:r>
+        <w:rPr>
+          <w:lang w:val="fr_FR" w:bidi="fr_FR"/>
+        </w:rPr>
+        <w:t>Ph 3.2</w:t>
+      </w:r>
       <w:r>
         <w:rPr>
           <w:lang w:val="fr_FR" w:bidi="fr_FR"/>
@@ -10575,18 +9009,12 @@
         </w:rPr>
         <w:t xml:space="preserve">), ses adeptes se déguisent en serviteurs de la justice. Les serviteurs de Satan prétendent être des serviteurs de Dieu, mais leurs actes sont mauvais et leur fin est certaine (cf. </w:t>
       </w:r>
-      <w:hyperlink r:id="rId251">
-        <w:r>
-          <w:rPr>
-            <w:lang w:val="fr_FR" w:bidi="fr_FR"/>
-          </w:rPr>
-          <w:rPr>
-            <w:color w:val="0000EE"/>
-            <w:u w:val="single"/>
-          </w:rPr>
-          <w:t>2Co 5.10</w:t>
-        </w:r>
-      </w:hyperlink>
+      <w:r>
+        <w:rPr>
+          <w:lang w:val="fr_FR" w:bidi="fr_FR"/>
+        </w:rPr>
+        <w:t>2Co 5.10</w:t>
+      </w:r>
       <w:r>
         <w:rPr>
           <w:lang w:val="fr_FR" w:bidi="fr_FR"/>
@@ -10641,18 +9069,12 @@
         </w:rPr>
         <w:t xml:space="preserve">Paul joue le rôle d'un insensé qui se glorifie (voir aussi </w:t>
       </w:r>
-      <w:hyperlink r:id="rId252">
-        <w:r>
-          <w:rPr>
-            <w:lang w:val="fr_FR" w:bidi="fr_FR"/>
-          </w:rPr>
-          <w:rPr>
-            <w:color w:val="0000EE"/>
-            <w:u w:val="single"/>
-          </w:rPr>
-          <w:t>12.11–13</w:t>
-        </w:r>
-      </w:hyperlink>
+      <w:r>
+        <w:rPr>
+          <w:lang w:val="fr_FR" w:bidi="fr_FR"/>
+        </w:rPr>
+        <w:t>12.11–13</w:t>
+      </w:r>
       <w:r>
         <w:rPr>
           <w:lang w:val="fr_FR" w:bidi="fr_FR"/>
@@ -10707,18 +9129,12 @@
         </w:rPr>
         <w:t>Les Corinthiens étaient fiers de leur capacité à s'emparer des questions religieuses profondes, et manifestaient de l'intérêt pour les enseignants prétendument érudits. Mais c'est tout autre chose que propose Paul (</w:t>
       </w:r>
-      <w:hyperlink r:id="rId253">
-        <w:r>
-          <w:rPr>
-            <w:lang w:val="fr_FR" w:bidi="fr_FR"/>
-          </w:rPr>
-          <w:rPr>
-            <w:color w:val="0000EE"/>
-            <w:u w:val="single"/>
-          </w:rPr>
-          <w:t>1Co 2.1–16</w:t>
-        </w:r>
-      </w:hyperlink>
+      <w:r>
+        <w:rPr>
+          <w:lang w:val="fr_FR" w:bidi="fr_FR"/>
+        </w:rPr>
+        <w:t>1Co 2.1–16</w:t>
+      </w:r>
       <w:r>
         <w:rPr>
           <w:lang w:val="fr_FR" w:bidi="fr_FR"/>
@@ -10869,108 +9285,72 @@
         </w:rPr>
         <w:t xml:space="preserve">Sont-ils Hébreux ? Moi aussi : un héritage juif était considéré par les adversaires de Paul comme un attribut nécessaire pour le ministère (voir </w:t>
       </w:r>
-      <w:hyperlink r:id="rId254">
-        <w:r>
-          <w:rPr>
-            <w:lang w:val="fr_FR" w:bidi="fr_FR"/>
-          </w:rPr>
-          <w:rPr>
-            <w:color w:val="0000EE"/>
-            <w:u w:val="single"/>
-          </w:rPr>
-          <w:t>Ph 3.5</w:t>
-        </w:r>
-      </w:hyperlink>
+      <w:r>
+        <w:rPr>
+          <w:lang w:val="fr_FR" w:bidi="fr_FR"/>
+        </w:rPr>
+        <w:t>Ph 3.5</w:t>
+      </w:r>
       <w:r>
         <w:rPr>
           <w:lang w:val="fr_FR" w:bidi="fr_FR"/>
         </w:rPr>
         <w:t xml:space="preserve">). • Sont-ils Israélites ? Moi aussi : un Israélite était membre du peuple de l'alliance par la circoncision (cf. </w:t>
       </w:r>
-      <w:hyperlink r:id="rId255">
-        <w:r>
-          <w:rPr>
-            <w:lang w:val="fr_FR" w:bidi="fr_FR"/>
-          </w:rPr>
-          <w:rPr>
-            <w:color w:val="0000EE"/>
-            <w:u w:val="single"/>
-          </w:rPr>
-          <w:t>Jn 1.47</w:t>
-        </w:r>
-      </w:hyperlink>
+      <w:r>
+        <w:rPr>
+          <w:lang w:val="fr_FR" w:bidi="fr_FR"/>
+        </w:rPr>
+        <w:t>Jn 1.47</w:t>
+      </w:r>
       <w:r>
         <w:rPr>
           <w:lang w:val="fr_FR" w:bidi="fr_FR"/>
         </w:rPr>
         <w:t xml:space="preserve"> ; </w:t>
       </w:r>
-      <w:hyperlink r:id="rId256">
-        <w:r>
-          <w:rPr>
-            <w:lang w:val="fr_FR" w:bidi="fr_FR"/>
-          </w:rPr>
-          <w:rPr>
-            <w:color w:val="0000EE"/>
-            <w:u w:val="single"/>
-          </w:rPr>
-          <w:t>Rm 9.4</w:t>
-        </w:r>
-      </w:hyperlink>
+      <w:r>
+        <w:rPr>
+          <w:lang w:val="fr_FR" w:bidi="fr_FR"/>
+        </w:rPr>
+        <w:t>Rm 9.4</w:t>
+      </w:r>
       <w:r>
         <w:rPr>
           <w:lang w:val="fr_FR" w:bidi="fr_FR"/>
         </w:rPr>
         <w:t>). Paul portait également ce signe distinctif et était même un Pharisien, très dévoué à la Torah (</w:t>
       </w:r>
-      <w:hyperlink r:id="rId257">
-        <w:r>
-          <w:rPr>
-            <w:lang w:val="fr_FR" w:bidi="fr_FR"/>
-          </w:rPr>
-          <w:rPr>
-            <w:color w:val="0000EE"/>
-            <w:u w:val="single"/>
-          </w:rPr>
-          <w:t>Ac 26.4–5</w:t>
-        </w:r>
-      </w:hyperlink>
+      <w:r>
+        <w:rPr>
+          <w:lang w:val="fr_FR" w:bidi="fr_FR"/>
+        </w:rPr>
+        <w:t>Ac 26.4–5</w:t>
+      </w:r>
       <w:r>
         <w:rPr>
           <w:lang w:val="fr_FR" w:bidi="fr_FR"/>
         </w:rPr>
         <w:t xml:space="preserve"> ; </w:t>
       </w:r>
-      <w:hyperlink r:id="rId258">
-        <w:r>
-          <w:rPr>
-            <w:lang w:val="fr_FR" w:bidi="fr_FR"/>
-          </w:rPr>
-          <w:rPr>
-            <w:color w:val="0000EE"/>
-            <w:u w:val="single"/>
-          </w:rPr>
-          <w:t>Rm 11.1</w:t>
-        </w:r>
-      </w:hyperlink>
+      <w:r>
+        <w:rPr>
+          <w:lang w:val="fr_FR" w:bidi="fr_FR"/>
+        </w:rPr>
+        <w:t>Rm 11.1</w:t>
+      </w:r>
       <w:r>
         <w:rPr>
           <w:lang w:val="fr_FR" w:bidi="fr_FR"/>
         </w:rPr>
         <w:t xml:space="preserve"> ; </w:t>
       </w:r>
-      <w:hyperlink r:id="rId259">
-        <w:r>
-          <w:rPr>
-            <w:lang w:val="fr_FR" w:bidi="fr_FR"/>
-          </w:rPr>
-          <w:rPr>
-            <w:color w:val="0000EE"/>
-            <w:u w:val="single"/>
-          </w:rPr>
-          <w:t>Ph 3.5–6</w:t>
-        </w:r>
-      </w:hyperlink>
+      <w:r>
+        <w:rPr>
+          <w:lang w:val="fr_FR" w:bidi="fr_FR"/>
+        </w:rPr>
+        <w:t>Ph 3.5–6</w:t>
+      </w:r>
       <w:r>
         <w:rPr>
           <w:lang w:val="fr_FR" w:bidi="fr_FR"/>
@@ -11003,54 +9383,36 @@
         </w:rPr>
         <w:t xml:space="preserve"> (voir </w:t>
       </w:r>
-      <w:hyperlink r:id="rId125">
-        <w:r>
-          <w:rPr>
-            <w:lang w:val="fr_FR" w:bidi="fr_FR"/>
-          </w:rPr>
-          <w:rPr>
-            <w:color w:val="0000EE"/>
-            <w:u w:val="single"/>
-          </w:rPr>
-          <w:t>Rm 2.28–29</w:t>
-        </w:r>
-      </w:hyperlink>
+      <w:r>
+        <w:rPr>
+          <w:lang w:val="fr_FR" w:bidi="fr_FR"/>
+        </w:rPr>
+        <w:t>Rm 2.28–29</w:t>
+      </w:r>
       <w:r>
         <w:rPr>
           <w:lang w:val="fr_FR" w:bidi="fr_FR"/>
         </w:rPr>
         <w:t xml:space="preserve"> ; </w:t>
       </w:r>
-      <w:hyperlink r:id="rId260">
-        <w:r>
-          <w:rPr>
-            <w:lang w:val="fr_FR" w:bidi="fr_FR"/>
-          </w:rPr>
-          <w:rPr>
-            <w:color w:val="0000EE"/>
-            <w:u w:val="single"/>
-          </w:rPr>
-          <w:t>Ga 3.16</w:t>
-        </w:r>
-      </w:hyperlink>
+      <w:r>
+        <w:rPr>
+          <w:lang w:val="fr_FR" w:bidi="fr_FR"/>
+        </w:rPr>
+        <w:t>Ga 3.16</w:t>
+      </w:r>
       <w:r>
         <w:rPr>
           <w:lang w:val="fr_FR" w:bidi="fr_FR"/>
         </w:rPr>
         <w:t xml:space="preserve">, </w:t>
       </w:r>
-      <w:hyperlink r:id="rId261">
-        <w:r>
-          <w:rPr>
-            <w:lang w:val="fr_FR" w:bidi="fr_FR"/>
-          </w:rPr>
-          <w:rPr>
-            <w:color w:val="0000EE"/>
-            <w:u w:val="single"/>
-          </w:rPr>
-          <w:t>26–29</w:t>
-        </w:r>
-      </w:hyperlink>
+      <w:r>
+        <w:rPr>
+          <w:lang w:val="fr_FR" w:bidi="fr_FR"/>
+        </w:rPr>
+        <w:t>26–29</w:t>
+      </w:r>
       <w:r>
         <w:rPr>
           <w:lang w:val="fr_FR" w:bidi="fr_FR"/>
@@ -11105,36 +9467,24 @@
         </w:rPr>
         <w:t xml:space="preserve">Par les emprisonnements, bien plus : voir par exemple </w:t>
       </w:r>
-      <w:hyperlink r:id="rId262">
-        <w:r>
-          <w:rPr>
-            <w:lang w:val="fr_FR" w:bidi="fr_FR"/>
-          </w:rPr>
-          <w:rPr>
-            <w:color w:val="0000EE"/>
-            <w:u w:val="single"/>
-          </w:rPr>
-          <w:t>Ac 16.22–23</w:t>
-        </w:r>
-      </w:hyperlink>
+      <w:r>
+        <w:rPr>
+          <w:lang w:val="fr_FR" w:bidi="fr_FR"/>
+        </w:rPr>
+        <w:t>Ac 16.22–23</w:t>
+      </w:r>
       <w:r>
         <w:rPr>
           <w:lang w:val="fr_FR" w:bidi="fr_FR"/>
         </w:rPr>
         <w:t xml:space="preserve">. Clément de Rome dit que Paul a été emprisonné sept fois au total. • Quarante coups moins un : cette punition est prescrite en </w:t>
       </w:r>
-      <w:hyperlink r:id="rId263">
-        <w:r>
-          <w:rPr>
-            <w:lang w:val="fr_FR" w:bidi="fr_FR"/>
-          </w:rPr>
-          <w:rPr>
-            <w:color w:val="0000EE"/>
-            <w:u w:val="single"/>
-          </w:rPr>
-          <w:t>Dt 25.1–3</w:t>
-        </w:r>
-      </w:hyperlink>
+      <w:r>
+        <w:rPr>
+          <w:lang w:val="fr_FR" w:bidi="fr_FR"/>
+        </w:rPr>
+        <w:t>Dt 25.1–3</w:t>
+      </w:r>
       <w:r>
         <w:rPr>
           <w:lang w:val="fr_FR" w:bidi="fr_FR"/>
@@ -11237,72 +9587,48 @@
         </w:rPr>
         <w:t>Trois fois j'ai été battu de verges : Paul a subi cette punition romaine à Philippes, bien qu'en tant que citoyen romain, il aurait dû en être exempté (</w:t>
       </w:r>
-      <w:hyperlink r:id="rId264">
-        <w:r>
-          <w:rPr>
-            <w:lang w:val="fr_FR" w:bidi="fr_FR"/>
-          </w:rPr>
-          <w:rPr>
-            <w:color w:val="0000EE"/>
-            <w:u w:val="single"/>
-          </w:rPr>
-          <w:t>Ac 16.22–24</w:t>
-        </w:r>
-      </w:hyperlink>
+      <w:r>
+        <w:rPr>
+          <w:lang w:val="fr_FR" w:bidi="fr_FR"/>
+        </w:rPr>
+        <w:t>Ac 16.22–24</w:t>
+      </w:r>
       <w:r>
         <w:rPr>
           <w:lang w:val="fr_FR" w:bidi="fr_FR"/>
         </w:rPr>
         <w:t xml:space="preserve">, </w:t>
       </w:r>
-      <w:hyperlink r:id="rId265">
-        <w:r>
-          <w:rPr>
-            <w:lang w:val="fr_FR" w:bidi="fr_FR"/>
-          </w:rPr>
-          <w:rPr>
-            <w:color w:val="0000EE"/>
-            <w:u w:val="single"/>
-          </w:rPr>
-          <w:t>37</w:t>
-        </w:r>
-      </w:hyperlink>
+      <w:r>
+        <w:rPr>
+          <w:lang w:val="fr_FR" w:bidi="fr_FR"/>
+        </w:rPr>
+        <w:t>37</w:t>
+      </w:r>
       <w:r>
         <w:rPr>
           <w:lang w:val="fr_FR" w:bidi="fr_FR"/>
         </w:rPr>
         <w:t>). • Une fois j'ai été lapidé : à Lystre (</w:t>
       </w:r>
-      <w:hyperlink r:id="rId266">
-        <w:r>
-          <w:rPr>
-            <w:lang w:val="fr_FR" w:bidi="fr_FR"/>
-          </w:rPr>
-          <w:rPr>
-            <w:color w:val="0000EE"/>
-            <w:u w:val="single"/>
-          </w:rPr>
-          <w:t>Ac 14.19</w:t>
-        </w:r>
-      </w:hyperlink>
+      <w:r>
+        <w:rPr>
+          <w:lang w:val="fr_FR" w:bidi="fr_FR"/>
+        </w:rPr>
+        <w:t>Ac 14.19</w:t>
+      </w:r>
       <w:r>
         <w:rPr>
           <w:lang w:val="fr_FR" w:bidi="fr_FR"/>
         </w:rPr>
         <w:t>). • Trois fois j'ai fait naufrage : ces événements ne semblent pas connus, le naufrage de Paul lors de son voyage vers Rome survenant plus tard (</w:t>
       </w:r>
-      <w:hyperlink r:id="rId267">
-        <w:r>
-          <w:rPr>
-            <w:lang w:val="fr_FR" w:bidi="fr_FR"/>
-          </w:rPr>
-          <w:rPr>
-            <w:color w:val="0000EE"/>
-            <w:u w:val="single"/>
-          </w:rPr>
-          <w:t>Ac 27.1–44</w:t>
-        </w:r>
-      </w:hyperlink>
+      <w:r>
+        <w:rPr>
+          <w:lang w:val="fr_FR" w:bidi="fr_FR"/>
+        </w:rPr>
+        <w:t>Ac 27.1–44</w:t>
+      </w:r>
       <w:r>
         <w:rPr>
           <w:lang w:val="fr_FR" w:bidi="fr_FR"/>
@@ -11357,18 +9683,12 @@
         </w:rPr>
         <w:t xml:space="preserve">Les nombreux et longs voyages de Paul sont rapportés en </w:t>
       </w:r>
-      <w:hyperlink r:id="rId268">
-        <w:r>
-          <w:rPr>
-            <w:lang w:val="fr_FR" w:bidi="fr_FR"/>
-          </w:rPr>
-          <w:rPr>
-            <w:color w:val="0000EE"/>
-            <w:u w:val="single"/>
-          </w:rPr>
-          <w:t>Ac 13–28</w:t>
-        </w:r>
-      </w:hyperlink>
+      <w:r>
+        <w:rPr>
+          <w:lang w:val="fr_FR" w:bidi="fr_FR"/>
+        </w:rPr>
+        <w:t>Ac 13–28</w:t>
+      </w:r>
       <w:r>
         <w:rPr>
           <w:lang w:val="fr_FR" w:bidi="fr_FR"/>
@@ -11484,18 +9804,12 @@
         </w:rPr>
         <w:t xml:space="preserve">S'il faut se glorifier, c'est de ma faiblesse : Paul développe ce sujet en </w:t>
       </w:r>
-      <w:hyperlink r:id="rId269">
-        <w:r>
-          <w:rPr>
-            <w:lang w:val="fr_FR" w:bidi="fr_FR"/>
-          </w:rPr>
-          <w:rPr>
-            <w:color w:val="0000EE"/>
-            <w:u w:val="single"/>
-          </w:rPr>
-          <w:t>12.1–10</w:t>
-        </w:r>
-      </w:hyperlink>
+      <w:r>
+        <w:rPr>
+          <w:lang w:val="fr_FR" w:bidi="fr_FR"/>
+        </w:rPr>
+        <w:t>12.1–10</w:t>
+      </w:r>
       <w:r>
         <w:rPr>
           <w:lang w:val="fr_FR" w:bidi="fr_FR"/>
@@ -11550,36 +9864,24 @@
         </w:rPr>
         <w:t xml:space="preserve">Comme en dernière « vantardise » de sa faiblesse, Paul raconte l'histoire de son évasion de Damas, quelques années après sa conversion (voir </w:t>
       </w:r>
-      <w:hyperlink r:id="rId270">
-        <w:r>
-          <w:rPr>
-            <w:lang w:val="fr_FR" w:bidi="fr_FR"/>
-          </w:rPr>
-          <w:rPr>
-            <w:color w:val="0000EE"/>
-            <w:u w:val="single"/>
-          </w:rPr>
-          <w:t>Ac 9.23–25</w:t>
-        </w:r>
-      </w:hyperlink>
+      <w:r>
+        <w:rPr>
+          <w:lang w:val="fr_FR" w:bidi="fr_FR"/>
+        </w:rPr>
+        <w:t>Ac 9.23–25</w:t>
+      </w:r>
       <w:r>
         <w:rPr>
           <w:lang w:val="fr_FR" w:bidi="fr_FR"/>
         </w:rPr>
         <w:t xml:space="preserve"> ; </w:t>
       </w:r>
-      <w:hyperlink r:id="rId271">
-        <w:r>
-          <w:rPr>
-            <w:lang w:val="fr_FR" w:bidi="fr_FR"/>
-          </w:rPr>
-          <w:rPr>
-            <w:color w:val="0000EE"/>
-            <w:u w:val="single"/>
-          </w:rPr>
-          <w:t>Ga 1.15–18</w:t>
-        </w:r>
-      </w:hyperlink>
+      <w:r>
+        <w:rPr>
+          <w:lang w:val="fr_FR" w:bidi="fr_FR"/>
+        </w:rPr>
+        <w:t>Ga 1.15–18</w:t>
+      </w:r>
       <w:r>
         <w:rPr>
           <w:lang w:val="fr_FR" w:bidi="fr_FR"/>
@@ -11720,18 +10022,12 @@
         </w:rPr>
         <w:t xml:space="preserve">Les accusateurs de Paul à Corinthe affirmaient que Paul n'avait pas d'extases spirituelles. Il n'était pas, selon eux, un mystique, mais un homme ordinaire, sans don pour impressionner (voir </w:t>
       </w:r>
-      <w:hyperlink r:id="rId203">
-        <w:r>
-          <w:rPr>
-            <w:lang w:val="fr_FR" w:bidi="fr_FR"/>
-          </w:rPr>
-          <w:rPr>
-            <w:color w:val="0000EE"/>
-            <w:u w:val="single"/>
-          </w:rPr>
-          <w:t>10.10</w:t>
-        </w:r>
-      </w:hyperlink>
+      <w:r>
+        <w:rPr>
+          <w:lang w:val="fr_FR" w:bidi="fr_FR"/>
+        </w:rPr>
+        <w:t>10.10</w:t>
+      </w:r>
       <w:r>
         <w:rPr>
           <w:lang w:val="fr_FR" w:bidi="fr_FR"/>
@@ -11958,36 +10254,24 @@
         </w:rPr>
         <w:t>Paul pourrait se glorifier de son expérience (</w:t>
       </w:r>
-      <w:hyperlink r:id="rId272">
-        <w:r>
-          <w:rPr>
-            <w:lang w:val="fr_FR" w:bidi="fr_FR"/>
-          </w:rPr>
-          <w:rPr>
-            <w:color w:val="0000EE"/>
-            <w:u w:val="single"/>
-          </w:rPr>
-          <w:t>12.2–4</w:t>
-        </w:r>
-      </w:hyperlink>
+      <w:r>
+        <w:rPr>
+          <w:lang w:val="fr_FR" w:bidi="fr_FR"/>
+        </w:rPr>
+        <w:t>12.2–4</w:t>
+      </w:r>
       <w:r>
         <w:rPr>
           <w:lang w:val="fr_FR" w:bidi="fr_FR"/>
         </w:rPr>
         <w:t>), mais ce n'est pas une source sûre de son ministère. Il ne fait jamais de l'expérience mystique une preuve pour son autorité apostolique : c'est sa vie et son message qui doivent en être le témoignage. Il se glorifie plutôt dans ses faiblesses (</w:t>
       </w:r>
-      <w:hyperlink r:id="rId273">
-        <w:r>
-          <w:rPr>
-            <w:lang w:val="fr_FR" w:bidi="fr_FR"/>
-          </w:rPr>
-          <w:rPr>
-            <w:color w:val="0000EE"/>
-            <w:u w:val="single"/>
-          </w:rPr>
-          <w:t>11.23–33</w:t>
-        </w:r>
-      </w:hyperlink>
+      <w:r>
+        <w:rPr>
+          <w:lang w:val="fr_FR" w:bidi="fr_FR"/>
+        </w:rPr>
+        <w:t>11.23–33</w:t>
+      </w:r>
       <w:r>
         <w:rPr>
           <w:lang w:val="fr_FR" w:bidi="fr_FR"/>
@@ -12042,54 +10326,36 @@
         </w:rPr>
         <w:t xml:space="preserve">Nous ne savons pas quelle était l'écharde dans la chair de Paul (cf. </w:t>
       </w:r>
-      <w:hyperlink r:id="rId274">
-        <w:r>
-          <w:rPr>
-            <w:lang w:val="fr_FR" w:bidi="fr_FR"/>
-          </w:rPr>
-          <w:rPr>
-            <w:color w:val="0000EE"/>
-            <w:u w:val="single"/>
-          </w:rPr>
-          <w:t>Nb 33.55</w:t>
-        </w:r>
-      </w:hyperlink>
+      <w:r>
+        <w:rPr>
+          <w:lang w:val="fr_FR" w:bidi="fr_FR"/>
+        </w:rPr>
+        <w:t>Nb 33.55</w:t>
+      </w:r>
       <w:r>
         <w:rPr>
           <w:lang w:val="fr_FR" w:bidi="fr_FR"/>
         </w:rPr>
         <w:t xml:space="preserve"> ; </w:t>
       </w:r>
-      <w:hyperlink r:id="rId275">
-        <w:r>
-          <w:rPr>
-            <w:lang w:val="fr_FR" w:bidi="fr_FR"/>
-          </w:rPr>
-          <w:rPr>
-            <w:color w:val="0000EE"/>
-            <w:u w:val="single"/>
-          </w:rPr>
-          <w:t>Ez 28.24</w:t>
-        </w:r>
-      </w:hyperlink>
+      <w:r>
+        <w:rPr>
+          <w:lang w:val="fr_FR" w:bidi="fr_FR"/>
+        </w:rPr>
+        <w:t>Ez 28.24</w:t>
+      </w:r>
       <w:r>
         <w:rPr>
           <w:lang w:val="fr_FR" w:bidi="fr_FR"/>
         </w:rPr>
         <w:t xml:space="preserve"> ; </w:t>
       </w:r>
-      <w:hyperlink r:id="rId276">
-        <w:r>
-          <w:rPr>
-            <w:lang w:val="fr_FR" w:bidi="fr_FR"/>
-          </w:rPr>
-          <w:rPr>
-            <w:color w:val="0000EE"/>
-            <w:u w:val="single"/>
-          </w:rPr>
-          <w:t>Os 2.6</w:t>
-        </w:r>
-      </w:hyperlink>
+      <w:r>
+        <w:rPr>
+          <w:lang w:val="fr_FR" w:bidi="fr_FR"/>
+        </w:rPr>
+        <w:t>Os 2.6</w:t>
+      </w:r>
       <w:r>
         <w:rPr>
           <w:lang w:val="fr_FR" w:bidi="fr_FR"/>
@@ -12144,18 +10410,12 @@
         </w:rPr>
         <w:t xml:space="preserve">« apôtres par excellence » : voir </w:t>
       </w:r>
-      <w:hyperlink r:id="rId277">
-        <w:r>
-          <w:rPr>
-            <w:lang w:val="fr_FR" w:bidi="fr_FR"/>
-          </w:rPr>
-          <w:rPr>
-            <w:color w:val="0000EE"/>
-            <w:u w:val="single"/>
-          </w:rPr>
-          <w:t>11.5</w:t>
-        </w:r>
-      </w:hyperlink>
+      <w:r>
+        <w:rPr>
+          <w:lang w:val="fr_FR" w:bidi="fr_FR"/>
+        </w:rPr>
+        <w:t>11.5</w:t>
+      </w:r>
       <w:r>
         <w:rPr>
           <w:lang w:val="fr_FR" w:bidi="fr_FR"/>
@@ -12318,18 +10578,12 @@
         </w:rPr>
         <w:t xml:space="preserve">Son tort renvoie à son refus d'accepter un soutien pour ses services (voir </w:t>
       </w:r>
-      <w:hyperlink r:id="rId247">
-        <w:r>
-          <w:rPr>
-            <w:lang w:val="fr_FR" w:bidi="fr_FR"/>
-          </w:rPr>
-          <w:rPr>
-            <w:color w:val="0000EE"/>
-            <w:u w:val="single"/>
-          </w:rPr>
-          <w:t>11.7–11</w:t>
-        </w:r>
-      </w:hyperlink>
+      <w:r>
+        <w:rPr>
+          <w:lang w:val="fr_FR" w:bidi="fr_FR"/>
+        </w:rPr>
+        <w:t>11.7–11</w:t>
+      </w:r>
       <w:r>
         <w:rPr>
           <w:lang w:val="fr_FR" w:bidi="fr_FR"/>
@@ -12384,36 +10638,24 @@
         </w:rPr>
         <w:t>Pour la troisième fois : la première visite de Paul était de l'évangélisation à Corinthe (</w:t>
       </w:r>
-      <w:hyperlink r:id="rId278">
-        <w:r>
-          <w:rPr>
-            <w:lang w:val="fr_FR" w:bidi="fr_FR"/>
-          </w:rPr>
-          <w:rPr>
-            <w:color w:val="0000EE"/>
-            <w:u w:val="single"/>
-          </w:rPr>
-          <w:t>Ac 18.1–18</w:t>
-        </w:r>
-      </w:hyperlink>
+      <w:r>
+        <w:rPr>
+          <w:lang w:val="fr_FR" w:bidi="fr_FR"/>
+        </w:rPr>
+        <w:t>Ac 18.1–18</w:t>
+      </w:r>
       <w:r>
         <w:rPr>
           <w:lang w:val="fr_FR" w:bidi="fr_FR"/>
         </w:rPr>
         <w:t>) ; la seconde était la « pénible visite » qui n'avait d'abord pas été prévue (</w:t>
       </w:r>
-      <w:hyperlink r:id="rId51">
-        <w:r>
-          <w:rPr>
-            <w:lang w:val="fr_FR" w:bidi="fr_FR"/>
-          </w:rPr>
-          <w:rPr>
-            <w:color w:val="0000EE"/>
-            <w:u w:val="single"/>
-          </w:rPr>
-          <w:t>2Co 2.1</w:t>
-        </w:r>
-      </w:hyperlink>
+      <w:r>
+        <w:rPr>
+          <w:lang w:val="fr_FR" w:bidi="fr_FR"/>
+        </w:rPr>
+        <w:t>2Co 2.1</w:t>
+      </w:r>
       <w:r>
         <w:rPr>
           <w:lang w:val="fr_FR" w:bidi="fr_FR"/>
@@ -12468,36 +10710,24 @@
         </w:rPr>
         <w:t xml:space="preserve">Certains Corinthiens croyaient encore que Paul les avait trompés par ruse. Ils insinuaient peut-être que Paul devait s'approprier les recettes de la collecte pour l'église de Jérusalem (voir chapitres </w:t>
       </w:r>
-      <w:hyperlink r:id="rId185">
-        <w:r>
-          <w:rPr>
-            <w:lang w:val="fr_FR" w:bidi="fr_FR"/>
-          </w:rPr>
-          <w:rPr>
-            <w:color w:val="0000EE"/>
-            <w:u w:val="single"/>
-          </w:rPr>
-          <w:t>8–9</w:t>
-        </w:r>
-      </w:hyperlink>
+      <w:r>
+        <w:rPr>
+          <w:lang w:val="fr_FR" w:bidi="fr_FR"/>
+        </w:rPr>
+        <w:t>8–9</w:t>
+      </w:r>
       <w:r>
         <w:rPr>
           <w:lang w:val="fr_FR" w:bidi="fr_FR"/>
         </w:rPr>
         <w:t xml:space="preserve">). Paul répond à cette accusation en rappelant l'intégrité de Tite et de l'autre frère (voir </w:t>
       </w:r>
-      <w:hyperlink r:id="rId279">
-        <w:r>
-          <w:rPr>
-            <w:lang w:val="fr_FR" w:bidi="fr_FR"/>
-          </w:rPr>
-          <w:rPr>
-            <w:color w:val="0000EE"/>
-            <w:u w:val="single"/>
-          </w:rPr>
-          <w:t>8.18–24</w:t>
-        </w:r>
-      </w:hyperlink>
+      <w:r>
+        <w:rPr>
+          <w:lang w:val="fr_FR" w:bidi="fr_FR"/>
+        </w:rPr>
+        <w:t>8.18–24</w:t>
+      </w:r>
       <w:r>
         <w:rPr>
           <w:lang w:val="fr_FR" w:bidi="fr_FR"/>
@@ -12612,36 +10842,24 @@
         </w:rPr>
         <w:t xml:space="preserve"> : s'il y est obligé, Paul traitera sévèrement ceux qui pèchent manifestement (cf. </w:t>
       </w:r>
-      <w:hyperlink r:id="rId280">
-        <w:r>
-          <w:rPr>
-            <w:lang w:val="fr_FR" w:bidi="fr_FR"/>
-          </w:rPr>
-          <w:rPr>
-            <w:color w:val="0000EE"/>
-            <w:u w:val="single"/>
-          </w:rPr>
-          <w:t>1.23–2.17</w:t>
-        </w:r>
-      </w:hyperlink>
+      <w:r>
+        <w:rPr>
+          <w:lang w:val="fr_FR" w:bidi="fr_FR"/>
+        </w:rPr>
+        <w:t>1.23–2.17</w:t>
+      </w:r>
       <w:r>
         <w:rPr>
           <w:lang w:val="fr_FR" w:bidi="fr_FR"/>
         </w:rPr>
         <w:t xml:space="preserve"> ; </w:t>
       </w:r>
-      <w:hyperlink r:id="rId208">
-        <w:r>
-          <w:rPr>
-            <w:lang w:val="fr_FR" w:bidi="fr_FR"/>
-          </w:rPr>
-          <w:rPr>
-            <w:color w:val="0000EE"/>
-            <w:u w:val="single"/>
-          </w:rPr>
-          <w:t>1Co 4.21</w:t>
-        </w:r>
-      </w:hyperlink>
+      <w:r>
+        <w:rPr>
+          <w:lang w:val="fr_FR" w:bidi="fr_FR"/>
+        </w:rPr>
+        <w:t>1Co 4.21</w:t>
+      </w:r>
       <w:r>
         <w:rPr>
           <w:lang w:val="fr_FR" w:bidi="fr_FR"/>
@@ -12696,36 +10914,24 @@
         </w:rPr>
         <w:t>Paul craint que Dieu ne l'humilie à nouveau à leur sujet : il s'agit d'un retour sur la précédente visite (</w:t>
       </w:r>
-      <w:hyperlink r:id="rId51">
-        <w:r>
-          <w:rPr>
-            <w:lang w:val="fr_FR" w:bidi="fr_FR"/>
-          </w:rPr>
-          <w:rPr>
-            <w:color w:val="0000EE"/>
-            <w:u w:val="single"/>
-          </w:rPr>
-          <w:t>2.1</w:t>
-        </w:r>
-      </w:hyperlink>
+      <w:r>
+        <w:rPr>
+          <w:lang w:val="fr_FR" w:bidi="fr_FR"/>
+        </w:rPr>
+        <w:t>2.1</w:t>
+      </w:r>
       <w:r>
         <w:rPr>
           <w:lang w:val="fr_FR" w:bidi="fr_FR"/>
         </w:rPr>
         <w:t xml:space="preserve">), lorsque les Corinthiens avaient repoussé et humilié Paul. • Les vices énumérés faisaient partie des anciens péchés des Corinthiens (voir </w:t>
       </w:r>
-      <w:hyperlink r:id="rId155">
-        <w:r>
-          <w:rPr>
-            <w:lang w:val="fr_FR" w:bidi="fr_FR"/>
-          </w:rPr>
-          <w:rPr>
-            <w:color w:val="0000EE"/>
-            <w:u w:val="single"/>
-          </w:rPr>
-          <w:t xml:space="preserve">6.14–7.1 </w:t>
-        </w:r>
-      </w:hyperlink>
+      <w:r>
+        <w:rPr>
+          <w:lang w:val="fr_FR" w:bidi="fr_FR"/>
+        </w:rPr>
+        <w:t xml:space="preserve">6.14–7.1 </w:t>
+      </w:r>
       <w:r>
         <w:rPr>
           <w:lang w:val="fr_FR" w:bidi="fr_FR"/>
@@ -12804,36 +11010,24 @@
         </w:rPr>
         <w:t xml:space="preserve">), Paul a trouvé dans les Écritures la confirmation de son projet. La raison pour laquelle il cite un tel passage n'est pas claire, mais peut-être, selon le contexte de </w:t>
       </w:r>
-      <w:hyperlink r:id="rId281">
-        <w:r>
-          <w:rPr>
-            <w:lang w:val="fr_FR" w:bidi="fr_FR"/>
-          </w:rPr>
-          <w:rPr>
-            <w:color w:val="0000EE"/>
-            <w:u w:val="single"/>
-          </w:rPr>
-          <w:t>Dt 19.15</w:t>
-        </w:r>
-      </w:hyperlink>
+      <w:r>
+        <w:rPr>
+          <w:lang w:val="fr_FR" w:bidi="fr_FR"/>
+        </w:rPr>
+        <w:t>Dt 19.15</w:t>
+      </w:r>
       <w:r>
         <w:rPr>
           <w:lang w:val="fr_FR" w:bidi="fr_FR"/>
         </w:rPr>
         <w:t xml:space="preserve">, Paul voulait-il avertir que chaque transgression (celles notamment énumérées en </w:t>
       </w:r>
-      <w:hyperlink r:id="rId282">
-        <w:r>
-          <w:rPr>
-            <w:lang w:val="fr_FR" w:bidi="fr_FR"/>
-          </w:rPr>
-          <w:rPr>
-            <w:color w:val="0000EE"/>
-            <w:u w:val="single"/>
-          </w:rPr>
-          <w:t>2Co 12.20–21</w:t>
-        </w:r>
-      </w:hyperlink>
+      <w:r>
+        <w:rPr>
+          <w:lang w:val="fr_FR" w:bidi="fr_FR"/>
+        </w:rPr>
+        <w:t>2Co 12.20–21</w:t>
+      </w:r>
       <w:r>
         <w:rPr>
           <w:lang w:val="fr_FR" w:bidi="fr_FR"/>
@@ -12895,36 +11089,24 @@
         </w:rPr>
         <w:t xml:space="preserve">Que Christ parle en moi : Paul représentait le Christ auprès de l'Église de Corinthe et exercerait le pouvoir de Dieu en traitant avec eux. • La faiblesse de Paul était calquée sur l'humiliation de Christ, également crucifié dans la faiblesse (voir </w:t>
       </w:r>
-      <w:hyperlink r:id="rId283">
-        <w:r>
-          <w:rPr>
-            <w:lang w:val="fr_FR" w:bidi="fr_FR"/>
-          </w:rPr>
-          <w:rPr>
-            <w:color w:val="0000EE"/>
-            <w:u w:val="single"/>
-          </w:rPr>
-          <w:t>8.9</w:t>
-        </w:r>
-      </w:hyperlink>
+      <w:r>
+        <w:rPr>
+          <w:lang w:val="fr_FR" w:bidi="fr_FR"/>
+        </w:rPr>
+        <w:t>8.9</w:t>
+      </w:r>
       <w:r>
         <w:rPr>
           <w:lang w:val="fr_FR" w:bidi="fr_FR"/>
         </w:rPr>
         <w:t>). Le jugement de Paul sur les pécheurs serait tempéré par la contrainte de l'amour de Christ (</w:t>
       </w:r>
-      <w:hyperlink r:id="rId284">
-        <w:r>
-          <w:rPr>
-            <w:lang w:val="fr_FR" w:bidi="fr_FR"/>
-          </w:rPr>
-          <w:rPr>
-            <w:color w:val="0000EE"/>
-            <w:u w:val="single"/>
-          </w:rPr>
-          <w:t>5.14–21</w:t>
-        </w:r>
-      </w:hyperlink>
+      <w:r>
+        <w:rPr>
+          <w:lang w:val="fr_FR" w:bidi="fr_FR"/>
+        </w:rPr>
+        <w:t>5.14–21</w:t>
+      </w:r>
       <w:r>
         <w:rPr>
           <w:lang w:val="fr_FR" w:bidi="fr_FR"/>
@@ -12943,18 +11125,12 @@
         </w:rPr>
         <w:t xml:space="preserve"> : Paul était humainement fragile, mais il pouvait puiser dans la force de Christ (</w:t>
       </w:r>
-      <w:hyperlink r:id="rId285">
-        <w:r>
-          <w:rPr>
-            <w:lang w:val="fr_FR" w:bidi="fr_FR"/>
-          </w:rPr>
-          <w:rPr>
-            <w:color w:val="0000EE"/>
-            <w:u w:val="single"/>
-          </w:rPr>
-          <w:t>12.10</w:t>
-        </w:r>
-      </w:hyperlink>
+      <w:r>
+        <w:rPr>
+          <w:lang w:val="fr_FR" w:bidi="fr_FR"/>
+        </w:rPr>
+        <w:t>12.10</w:t>
+      </w:r>
       <w:r>
         <w:rPr>
           <w:lang w:val="fr_FR" w:bidi="fr_FR"/>
@@ -13096,36 +11272,24 @@
         </w:rPr>
         <w:t>Que vous ne fassiez rien de mal : ils feraient quelque chose de mal en acceptant les faux enseignants qui étaient apparus sur la scène (</w:t>
       </w:r>
-      <w:hyperlink r:id="rId277">
-        <w:r>
-          <w:rPr>
-            <w:lang w:val="fr_FR" w:bidi="fr_FR"/>
-          </w:rPr>
-          <w:rPr>
-            <w:color w:val="0000EE"/>
-            <w:u w:val="single"/>
-          </w:rPr>
-          <w:t>11.5</w:t>
-        </w:r>
-      </w:hyperlink>
+      <w:r>
+        <w:rPr>
+          <w:lang w:val="fr_FR" w:bidi="fr_FR"/>
+        </w:rPr>
+        <w:t>11.5</w:t>
+      </w:r>
       <w:r>
         <w:rPr>
           <w:lang w:val="fr_FR" w:bidi="fr_FR"/>
         </w:rPr>
         <w:t xml:space="preserve">, </w:t>
       </w:r>
-      <w:hyperlink r:id="rId213">
-        <w:r>
-          <w:rPr>
-            <w:lang w:val="fr_FR" w:bidi="fr_FR"/>
-          </w:rPr>
-          <w:rPr>
-            <w:color w:val="0000EE"/>
-            <w:u w:val="single"/>
-          </w:rPr>
-          <w:t>13–15</w:t>
-        </w:r>
-      </w:hyperlink>
+      <w:r>
+        <w:rPr>
+          <w:lang w:val="fr_FR" w:bidi="fr_FR"/>
+        </w:rPr>
+        <w:t>13–15</w:t>
+      </w:r>
       <w:r>
         <w:rPr>
           <w:lang w:val="fr_FR" w:bidi="fr_FR"/>
@@ -13156,36 +11320,24 @@
         </w:rPr>
         <w:t>: le but de Paul dans le ministère est d'être fidèle, non de paraître prospère (</w:t>
       </w:r>
-      <w:hyperlink r:id="rId286">
-        <w:r>
-          <w:rPr>
-            <w:lang w:val="fr_FR" w:bidi="fr_FR"/>
-          </w:rPr>
-          <w:rPr>
-            <w:color w:val="0000EE"/>
-            <w:u w:val="single"/>
-          </w:rPr>
-          <w:t>1Co 4.2</w:t>
-        </w:r>
-      </w:hyperlink>
+      <w:r>
+        <w:rPr>
+          <w:lang w:val="fr_FR" w:bidi="fr_FR"/>
+        </w:rPr>
+        <w:t>1Co 4.2</w:t>
+      </w:r>
       <w:r>
         <w:rPr>
           <w:lang w:val="fr_FR" w:bidi="fr_FR"/>
         </w:rPr>
         <w:t>). Il a modelé son service sur Jésus-Christ lui-même (</w:t>
       </w:r>
-      <w:hyperlink r:id="rId237">
-        <w:r>
-          <w:rPr>
-            <w:lang w:val="fr_FR" w:bidi="fr_FR"/>
-          </w:rPr>
-          <w:rPr>
-            <w:color w:val="0000EE"/>
-            <w:u w:val="single"/>
-          </w:rPr>
-          <w:t>2Co 13.4</w:t>
-        </w:r>
-      </w:hyperlink>
+      <w:r>
+        <w:rPr>
+          <w:lang w:val="fr_FR" w:bidi="fr_FR"/>
+        </w:rPr>
+        <w:t>2Co 13.4</w:t>
+      </w:r>
       <w:r>
         <w:rPr>
           <w:lang w:val="fr_FR" w:bidi="fr_FR"/>
@@ -13314,90 +11466,60 @@
         </w:rPr>
         <w:t xml:space="preserve">, la restauration de quelque chose à son état initial, comme un retour à la vie (un mot apparenté est utilisé en </w:t>
       </w:r>
-      <w:hyperlink r:id="rId287">
-        <w:r>
-          <w:rPr>
-            <w:lang w:val="fr_FR" w:bidi="fr_FR"/>
-          </w:rPr>
-          <w:rPr>
-            <w:color w:val="0000EE"/>
-            <w:u w:val="single"/>
-          </w:rPr>
-          <w:t>13.11</w:t>
-        </w:r>
-      </w:hyperlink>
+      <w:r>
+        <w:rPr>
+          <w:lang w:val="fr_FR" w:bidi="fr_FR"/>
+        </w:rPr>
+        <w:t>13.11</w:t>
+      </w:r>
       <w:r>
         <w:rPr>
           <w:lang w:val="fr_FR" w:bidi="fr_FR"/>
         </w:rPr>
         <w:t xml:space="preserve">, « perfectionnez-vous » ; </w:t>
       </w:r>
-      <w:hyperlink r:id="rId288">
-        <w:r>
-          <w:rPr>
-            <w:lang w:val="fr_FR" w:bidi="fr_FR"/>
-          </w:rPr>
-          <w:rPr>
-            <w:color w:val="0000EE"/>
-            <w:u w:val="single"/>
-          </w:rPr>
-          <w:t>Mc 1.19</w:t>
-        </w:r>
-      </w:hyperlink>
+      <w:r>
+        <w:rPr>
+          <w:lang w:val="fr_FR" w:bidi="fr_FR"/>
+        </w:rPr>
+        <w:t>Mc 1.19</w:t>
+      </w:r>
       <w:r>
         <w:rPr>
           <w:lang w:val="fr_FR" w:bidi="fr_FR"/>
         </w:rPr>
         <w:t xml:space="preserve">, « réparaient » ; </w:t>
       </w:r>
-      <w:hyperlink r:id="rId289">
-        <w:r>
-          <w:rPr>
-            <w:lang w:val="fr_FR" w:bidi="fr_FR"/>
-          </w:rPr>
-          <w:rPr>
-            <w:color w:val="0000EE"/>
-            <w:u w:val="single"/>
-          </w:rPr>
-          <w:t>1Th 3.10</w:t>
-        </w:r>
-      </w:hyperlink>
+      <w:r>
+        <w:rPr>
+          <w:lang w:val="fr_FR" w:bidi="fr_FR"/>
+        </w:rPr>
+        <w:t>1Th 3.10</w:t>
+      </w:r>
       <w:r>
         <w:rPr>
           <w:lang w:val="fr_FR" w:bidi="fr_FR"/>
         </w:rPr>
         <w:t xml:space="preserve">, « compléter » ; </w:t>
       </w:r>
-      <w:hyperlink r:id="rId290">
-        <w:r>
-          <w:rPr>
-            <w:lang w:val="fr_FR" w:bidi="fr_FR"/>
-          </w:rPr>
-          <w:rPr>
-            <w:color w:val="0000EE"/>
-            <w:u w:val="single"/>
-          </w:rPr>
-          <w:t>Hé 13.21</w:t>
-        </w:r>
-      </w:hyperlink>
+      <w:r>
+        <w:rPr>
+          <w:lang w:val="fr_FR" w:bidi="fr_FR"/>
+        </w:rPr>
+        <w:t>Hé 13.21</w:t>
+      </w:r>
       <w:r>
         <w:rPr>
           <w:lang w:val="fr_FR" w:bidi="fr_FR"/>
         </w:rPr>
         <w:t xml:space="preserve">, « rendre capable » ; </w:t>
       </w:r>
-      <w:hyperlink r:id="rId291">
-        <w:r>
-          <w:rPr>
-            <w:lang w:val="fr_FR" w:bidi="fr_FR"/>
-          </w:rPr>
-          <w:rPr>
-            <w:color w:val="0000EE"/>
-            <w:u w:val="single"/>
-          </w:rPr>
-          <w:t>1P 5.10</w:t>
-        </w:r>
-      </w:hyperlink>
+      <w:r>
+        <w:rPr>
+          <w:lang w:val="fr_FR" w:bidi="fr_FR"/>
+        </w:rPr>
+        <w:t>1P 5.10</w:t>
+      </w:r>
       <w:r>
         <w:rPr>
           <w:lang w:val="fr_FR" w:bidi="fr_FR"/>
@@ -13452,36 +11574,24 @@
         </w:rPr>
         <w:t>Paul ne souhaitait pas traiter sévèrement les Corinthiens en punissant les offenseurs (</w:t>
       </w:r>
-      <w:hyperlink r:id="rId292">
-        <w:r>
-          <w:rPr>
-            <w:lang w:val="fr_FR" w:bidi="fr_FR"/>
-          </w:rPr>
-          <w:rPr>
-            <w:color w:val="0000EE"/>
-            <w:u w:val="single"/>
-          </w:rPr>
-          <w:t>12.21</w:t>
-        </w:r>
-      </w:hyperlink>
+      <w:r>
+        <w:rPr>
+          <w:lang w:val="fr_FR" w:bidi="fr_FR"/>
+        </w:rPr>
+        <w:t>12.21</w:t>
+      </w:r>
       <w:r>
         <w:rPr>
           <w:lang w:val="fr_FR" w:bidi="fr_FR"/>
         </w:rPr>
         <w:t xml:space="preserve">). Il désirait exercer son autorité apostolique de façon encourageante, mais son ministère exigeait qu'il fortifie et démolisse... (cf. </w:t>
       </w:r>
-      <w:hyperlink r:id="rId293">
-        <w:r>
-          <w:rPr>
-            <w:lang w:val="fr_FR" w:bidi="fr_FR"/>
-          </w:rPr>
-          <w:rPr>
-            <w:color w:val="0000EE"/>
-            <w:u w:val="single"/>
-          </w:rPr>
-          <w:t>Jr 1.10</w:t>
-        </w:r>
-      </w:hyperlink>
+      <w:r>
+        <w:rPr>
+          <w:lang w:val="fr_FR" w:bidi="fr_FR"/>
+        </w:rPr>
+        <w:t>Jr 1.10</w:t>
+      </w:r>
       <w:r>
         <w:rPr>
           <w:lang w:val="fr_FR" w:bidi="fr_FR"/>
@@ -13501,36 +11611,24 @@
         </w:rPr>
         <w:t xml:space="preserve">) : C'est l'expression favorite de Paul pour renvoyer à une communauté chrétienne stable (voir </w:t>
       </w:r>
-      <w:hyperlink r:id="rId294">
-        <w:r>
-          <w:rPr>
-            <w:lang w:val="fr_FR" w:bidi="fr_FR"/>
-          </w:rPr>
-          <w:rPr>
-            <w:color w:val="0000EE"/>
-            <w:u w:val="single"/>
-          </w:rPr>
-          <w:t>Ep 4.12</w:t>
-        </w:r>
-      </w:hyperlink>
+      <w:r>
+        <w:rPr>
+          <w:lang w:val="fr_FR" w:bidi="fr_FR"/>
+        </w:rPr>
+        <w:t>Ep 4.12</w:t>
+      </w:r>
       <w:r>
         <w:rPr>
           <w:lang w:val="fr_FR" w:bidi="fr_FR"/>
         </w:rPr>
         <w:t>), dans laquelle le Seigneur est à la fois en et avec les croyants (</w:t>
       </w:r>
-      <w:hyperlink r:id="rId295">
-        <w:r>
-          <w:rPr>
-            <w:lang w:val="fr_FR" w:bidi="fr_FR"/>
-          </w:rPr>
-          <w:rPr>
-            <w:color w:val="0000EE"/>
-            <w:u w:val="single"/>
-          </w:rPr>
-          <w:t>2Co 13.5</w:t>
-        </w:r>
-      </w:hyperlink>
+      <w:r>
+        <w:rPr>
+          <w:lang w:val="fr_FR" w:bidi="fr_FR"/>
+        </w:rPr>
+        <w:t>2Co 13.5</w:t>
+      </w:r>
       <w:r>
         <w:rPr>
           <w:lang w:val="fr_FR" w:bidi="fr_FR"/>
@@ -13585,36 +11683,24 @@
         </w:rPr>
         <w:t xml:space="preserve">Ces derniers mots sont les instructions finales de Paul. • Soyez dans la joie : voir aussi </w:t>
       </w:r>
-      <w:hyperlink r:id="rId296">
-        <w:r>
-          <w:rPr>
-            <w:lang w:val="fr_FR" w:bidi="fr_FR"/>
-          </w:rPr>
-          <w:rPr>
-            <w:color w:val="0000EE"/>
-            <w:u w:val="single"/>
-          </w:rPr>
-          <w:t>Ph 3.1</w:t>
-        </w:r>
-      </w:hyperlink>
+      <w:r>
+        <w:rPr>
+          <w:lang w:val="fr_FR" w:bidi="fr_FR"/>
+        </w:rPr>
+        <w:t>Ph 3.1</w:t>
+      </w:r>
       <w:r>
         <w:rPr>
           <w:lang w:val="fr_FR" w:bidi="fr_FR"/>
         </w:rPr>
         <w:t xml:space="preserve"> ; </w:t>
       </w:r>
-      <w:hyperlink r:id="rId297">
-        <w:r>
-          <w:rPr>
-            <w:lang w:val="fr_FR" w:bidi="fr_FR"/>
-          </w:rPr>
-          <w:rPr>
-            <w:color w:val="0000EE"/>
-            <w:u w:val="single"/>
-          </w:rPr>
-          <w:t>4.4</w:t>
-        </w:r>
-      </w:hyperlink>
+      <w:r>
+        <w:rPr>
+          <w:lang w:val="fr_FR" w:bidi="fr_FR"/>
+        </w:rPr>
+        <w:t>4.4</w:t>
+      </w:r>
       <w:r>
         <w:rPr>
           <w:lang w:val="fr_FR" w:bidi="fr_FR"/>
@@ -13633,18 +11719,12 @@
         </w:rPr>
         <w:t xml:space="preserve">L'encouragement de Paul pourrait être qu'ils doivent viser la restauration. • Consolez-vous : le besoin d'encouragement apparaît régulièrement dans 2 Corinthiens, à commencer par </w:t>
       </w:r>
-      <w:hyperlink r:id="rId298">
-        <w:r>
-          <w:rPr>
-            <w:lang w:val="fr_FR" w:bidi="fr_FR"/>
-          </w:rPr>
-          <w:rPr>
-            <w:color w:val="0000EE"/>
-            <w:u w:val="single"/>
-          </w:rPr>
-          <w:t>1.3–7</w:t>
-        </w:r>
-      </w:hyperlink>
+      <w:r>
+        <w:rPr>
+          <w:lang w:val="fr_FR" w:bidi="fr_FR"/>
+        </w:rPr>
+        <w:t>1.3–7</w:t>
+      </w:r>
       <w:r>
         <w:rPr>
           <w:lang w:val="fr_FR" w:bidi="fr_FR"/>
@@ -13664,18 +11744,12 @@
         </w:rPr>
         <w:t xml:space="preserve"> (comme dans </w:t>
       </w:r>
-      <w:hyperlink r:id="rId299">
-        <w:r>
-          <w:rPr>
-            <w:lang w:val="fr_FR" w:bidi="fr_FR"/>
-          </w:rPr>
-          <w:rPr>
-            <w:color w:val="0000EE"/>
-            <w:u w:val="single"/>
-          </w:rPr>
-          <w:t>Ph 2.1–4</w:t>
-        </w:r>
-      </w:hyperlink>
+      <w:r>
+        <w:rPr>
+          <w:lang w:val="fr_FR" w:bidi="fr_FR"/>
+        </w:rPr>
+        <w:t>Ph 2.1–4</w:t>
+      </w:r>
       <w:r>
         <w:rPr>
           <w:lang w:val="fr_FR" w:bidi="fr_FR"/>
@@ -13730,54 +11804,36 @@
         </w:rPr>
         <w:t>La conclusion de la lettre comprend une dernière injonction de Paul (</w:t>
       </w:r>
-      <w:hyperlink r:id="rId287">
-        <w:r>
-          <w:rPr>
-            <w:lang w:val="fr_FR" w:bidi="fr_FR"/>
-          </w:rPr>
-          <w:rPr>
-            <w:color w:val="0000EE"/>
-            <w:u w:val="single"/>
-          </w:rPr>
-          <w:t>13.11</w:t>
-        </w:r>
-      </w:hyperlink>
+      <w:r>
+        <w:rPr>
+          <w:lang w:val="fr_FR" w:bidi="fr_FR"/>
+        </w:rPr>
+        <w:t>13.11</w:t>
+      </w:r>
       <w:r>
         <w:rPr>
           <w:lang w:val="fr_FR" w:bidi="fr_FR"/>
         </w:rPr>
         <w:t>), des salutations (</w:t>
       </w:r>
-      <w:hyperlink r:id="rId300">
-        <w:r>
-          <w:rPr>
-            <w:lang w:val="fr_FR" w:bidi="fr_FR"/>
-          </w:rPr>
-          <w:rPr>
-            <w:color w:val="0000EE"/>
-            <w:u w:val="single"/>
-          </w:rPr>
-          <w:t>13.12–13</w:t>
-        </w:r>
-      </w:hyperlink>
+      <w:r>
+        <w:rPr>
+          <w:lang w:val="fr_FR" w:bidi="fr_FR"/>
+        </w:rPr>
+        <w:t>13.12–13</w:t>
+      </w:r>
       <w:r>
         <w:rPr>
           <w:lang w:val="fr_FR" w:bidi="fr_FR"/>
         </w:rPr>
         <w:t>), et une bénédiction (</w:t>
       </w:r>
-      <w:hyperlink r:id="rId301">
-        <w:r>
-          <w:rPr>
-            <w:lang w:val="fr_FR" w:bidi="fr_FR"/>
-          </w:rPr>
-          <w:rPr>
-            <w:color w:val="0000EE"/>
-            <w:u w:val="single"/>
-          </w:rPr>
-          <w:t>13.14</w:t>
-        </w:r>
-      </w:hyperlink>
+      <w:r>
+        <w:rPr>
+          <w:lang w:val="fr_FR" w:bidi="fr_FR"/>
+        </w:rPr>
+        <w:t>13.14</w:t>
+      </w:r>
       <w:r>
         <w:rPr>
           <w:lang w:val="fr_FR" w:bidi="fr_FR"/>
@@ -13832,72 +11888,48 @@
         </w:rPr>
         <w:t>Par un saint baiser : le baiser était une façon courante de se saluer chez les juifs, et non pas simplement un signe d'affection personnelle. Courant dans l'église du Nouveau Testament (</w:t>
       </w:r>
-      <w:hyperlink r:id="rId302">
-        <w:r>
-          <w:rPr>
-            <w:lang w:val="fr_FR" w:bidi="fr_FR"/>
-          </w:rPr>
-          <w:rPr>
-            <w:color w:val="0000EE"/>
-            <w:u w:val="single"/>
-          </w:rPr>
-          <w:t>Rm 16.16</w:t>
-        </w:r>
-      </w:hyperlink>
+      <w:r>
+        <w:rPr>
+          <w:lang w:val="fr_FR" w:bidi="fr_FR"/>
+        </w:rPr>
+        <w:t>Rm 16.16</w:t>
+      </w:r>
       <w:r>
         <w:rPr>
           <w:lang w:val="fr_FR" w:bidi="fr_FR"/>
         </w:rPr>
         <w:t xml:space="preserve"> ; </w:t>
       </w:r>
-      <w:hyperlink r:id="rId303">
-        <w:r>
-          <w:rPr>
-            <w:lang w:val="fr_FR" w:bidi="fr_FR"/>
-          </w:rPr>
-          <w:rPr>
-            <w:color w:val="0000EE"/>
-            <w:u w:val="single"/>
-          </w:rPr>
-          <w:t>1Co 16.20</w:t>
-        </w:r>
-      </w:hyperlink>
+      <w:r>
+        <w:rPr>
+          <w:lang w:val="fr_FR" w:bidi="fr_FR"/>
+        </w:rPr>
+        <w:t>1Co 16.20</w:t>
+      </w:r>
       <w:r>
         <w:rPr>
           <w:lang w:val="fr_FR" w:bidi="fr_FR"/>
         </w:rPr>
         <w:t xml:space="preserve"> ; </w:t>
       </w:r>
-      <w:hyperlink r:id="rId304">
-        <w:r>
-          <w:rPr>
-            <w:lang w:val="fr_FR" w:bidi="fr_FR"/>
-          </w:rPr>
-          <w:rPr>
-            <w:color w:val="0000EE"/>
-            <w:u w:val="single"/>
-          </w:rPr>
-          <w:t>1Th 5.26</w:t>
-        </w:r>
-      </w:hyperlink>
+      <w:r>
+        <w:rPr>
+          <w:lang w:val="fr_FR" w:bidi="fr_FR"/>
+        </w:rPr>
+        <w:t>1Th 5.26</w:t>
+      </w:r>
       <w:r>
         <w:rPr>
           <w:lang w:val="fr_FR" w:bidi="fr_FR"/>
         </w:rPr>
         <w:t xml:space="preserve"> ; </w:t>
       </w:r>
-      <w:hyperlink r:id="rId305">
-        <w:r>
-          <w:rPr>
-            <w:lang w:val="fr_FR" w:bidi="fr_FR"/>
-          </w:rPr>
-          <w:rPr>
-            <w:color w:val="0000EE"/>
-            <w:u w:val="single"/>
-          </w:rPr>
-          <w:t>1P 5.14</w:t>
-        </w:r>
-      </w:hyperlink>
+      <w:r>
+        <w:rPr>
+          <w:lang w:val="fr_FR" w:bidi="fr_FR"/>
+        </w:rPr>
+        <w:t>1P 5.14</w:t>
+      </w:r>
       <w:r>
         <w:rPr>
           <w:lang w:val="fr_FR" w:bidi="fr_FR"/>
@@ -13991,72 +12023,48 @@
         </w:rPr>
         <w:t xml:space="preserve">Paul termine sa lettre par une prière et une bénédiction. Il invoque les trois personnes de la Trinité, en citant la grâce du Seigneur Jésus-Christ (voir </w:t>
       </w:r>
-      <w:hyperlink r:id="rId283">
-        <w:r>
-          <w:rPr>
-            <w:lang w:val="fr_FR" w:bidi="fr_FR"/>
-          </w:rPr>
-          <w:rPr>
-            <w:color w:val="0000EE"/>
-            <w:u w:val="single"/>
-          </w:rPr>
-          <w:t>8.9</w:t>
-        </w:r>
-      </w:hyperlink>
+      <w:r>
+        <w:rPr>
+          <w:lang w:val="fr_FR" w:bidi="fr_FR"/>
+        </w:rPr>
+        <w:t>8.9</w:t>
+      </w:r>
       <w:r>
         <w:rPr>
           <w:lang w:val="fr_FR" w:bidi="fr_FR"/>
         </w:rPr>
         <w:t>) en premier. Car nous comptons toujours sur l'amour sacrificiel du Christ, nous réconciliant avec Dieu le Père (</w:t>
       </w:r>
-      <w:hyperlink r:id="rId121">
-        <w:r>
-          <w:rPr>
-            <w:lang w:val="fr_FR" w:bidi="fr_FR"/>
-          </w:rPr>
-          <w:rPr>
-            <w:color w:val="0000EE"/>
-            <w:u w:val="single"/>
-          </w:rPr>
-          <w:t>5.18–21</w:t>
-        </w:r>
-      </w:hyperlink>
+      <w:r>
+        <w:rPr>
+          <w:lang w:val="fr_FR" w:bidi="fr_FR"/>
+        </w:rPr>
+        <w:t>5.18–21</w:t>
+      </w:r>
       <w:r>
         <w:rPr>
           <w:lang w:val="fr_FR" w:bidi="fr_FR"/>
         </w:rPr>
         <w:t>) et nous unissant par la communion du Saint-Esprit avec tous nos frères croyants. • L'amour de Dieu pourvoit à nos besoins et nous rétablit gracieusement dans sa famille. • La communication du Saint-Esprit renvoie à notre communion avec l'Esprit et qui unit les chrétiens (</w:t>
       </w:r>
-      <w:hyperlink r:id="rId306">
-        <w:r>
-          <w:rPr>
-            <w:lang w:val="fr_FR" w:bidi="fr_FR"/>
-          </w:rPr>
-          <w:rPr>
-            <w:color w:val="0000EE"/>
-            <w:u w:val="single"/>
-          </w:rPr>
-          <w:t>Ep 4.3</w:t>
-        </w:r>
-      </w:hyperlink>
+      <w:r>
+        <w:rPr>
+          <w:lang w:val="fr_FR" w:bidi="fr_FR"/>
+        </w:rPr>
+        <w:t>Ep 4.3</w:t>
+      </w:r>
       <w:r>
         <w:rPr>
           <w:lang w:val="fr_FR" w:bidi="fr_FR"/>
         </w:rPr>
         <w:t xml:space="preserve"> ; </w:t>
       </w:r>
-      <w:hyperlink r:id="rId307">
-        <w:r>
-          <w:rPr>
-            <w:lang w:val="fr_FR" w:bidi="fr_FR"/>
-          </w:rPr>
-          <w:rPr>
-            <w:color w:val="0000EE"/>
-            <w:u w:val="single"/>
-          </w:rPr>
-          <w:t>Ph 2.1</w:t>
-        </w:r>
-      </w:hyperlink>
+      <w:r>
+        <w:rPr>
+          <w:lang w:val="fr_FR" w:bidi="fr_FR"/>
+        </w:rPr>
+        <w:t>Ph 2.1</w:t>
+      </w:r>
       <w:r>
         <w:rPr>
           <w:lang w:val="fr_FR" w:bidi="fr_FR"/>
